--- a/optbench/report/Fedorov_optbench_report.docx
+++ b/optbench/report/Fedorov_optbench_report.docx
@@ -6239,6 +6239,7 @@
               <w:rPr>
                 <w:lang w:val="ru-RU"/>
               </w:rPr>
+              <w:lastRenderedPageBreak/>
               <w:t>Удаление общих подвыражений</w:t>
             </w:r>
           </w:p>
@@ -7783,10 +7784,7 @@
             <w:proofErr w:type="spellEnd"/>
             <w:r>
               <w:tab/>
-              <w:t xml:space="preserve">BYTE PTR </w:t>
-            </w:r>
-            <w:r>
-              <w:t>"ivector2"[rip+2], al</w:t>
+              <w:t>BYTE PTR "ivector2"[rip+2], al</w:t>
             </w:r>
           </w:p>
           <w:p>
@@ -7916,6 +7914,9 @@
             <w:pPr>
               <w:ind w:firstLine="0"/>
               <w:jc w:val="left"/>
+              <w:rPr>
+                <w:lang w:val="ru-RU"/>
+              </w:rPr>
             </w:pPr>
             <w:r>
               <w:rPr>
@@ -9238,37 +9239,20 @@
             <w:pPr>
               <w:ind w:firstLine="0"/>
               <w:jc w:val="left"/>
-              <w:rPr>
-                <w:lang w:val="ru-RU"/>
-              </w:rPr>
-            </w:pPr>
-            <w:proofErr w:type="spellStart"/>
-            <w:r>
-              <w:rPr>
-                <w:lang w:val="ru-RU"/>
-              </w:rPr>
+            </w:pPr>
+            <w:r>
               <w:t>call</w:t>
             </w:r>
-            <w:proofErr w:type="spellEnd"/>
-            <w:r>
-              <w:rPr>
-                <w:lang w:val="ru-RU"/>
-              </w:rPr>
+            <w:r>
               <w:tab/>
               <w:t>"</w:t>
             </w:r>
             <w:proofErr w:type="spellStart"/>
             <w:r>
-              <w:rPr>
-                <w:lang w:val="ru-RU"/>
-              </w:rPr>
               <w:t>loop_jamming</w:t>
             </w:r>
             <w:proofErr w:type="spellEnd"/>
             <w:r>
-              <w:rPr>
-                <w:lang w:val="ru-RU"/>
-              </w:rPr>
               <w:t>"</w:t>
             </w:r>
           </w:p>
@@ -9276,28 +9260,16 @@
             <w:pPr>
               <w:ind w:firstLine="0"/>
               <w:jc w:val="left"/>
-              <w:rPr>
-                <w:lang w:val="ru-RU"/>
-              </w:rPr>
-            </w:pPr>
-            <w:r>
-              <w:rPr>
-                <w:lang w:val="ru-RU"/>
-              </w:rPr>
+            </w:pPr>
+            <w:r>
               <w:t>"</w:t>
             </w:r>
             <w:proofErr w:type="spellStart"/>
             <w:r>
-              <w:rPr>
-                <w:lang w:val="ru-RU"/>
-              </w:rPr>
               <w:t>loop_jamming</w:t>
             </w:r>
             <w:proofErr w:type="spellEnd"/>
             <w:r>
-              <w:rPr>
-                <w:lang w:val="ru-RU"/>
-              </w:rPr>
               <w:t>":</w:t>
             </w:r>
           </w:p>
@@ -9856,36 +9828,19 @@
             <w:pPr>
               <w:ind w:firstLine="0"/>
               <w:jc w:val="left"/>
-              <w:rPr>
-                <w:lang w:val="ru-RU"/>
-              </w:rPr>
-            </w:pPr>
-            <w:proofErr w:type="spellStart"/>
-            <w:r>
-              <w:rPr>
-                <w:lang w:val="ru-RU"/>
-              </w:rPr>
+            </w:pPr>
+            <w:r>
               <w:t>add</w:t>
             </w:r>
-            <w:proofErr w:type="spellEnd"/>
-            <w:r>
-              <w:rPr>
-                <w:lang w:val="ru-RU"/>
-              </w:rPr>
-              <w:tab/>
-            </w:r>
-            <w:proofErr w:type="spellStart"/>
-            <w:r>
-              <w:rPr>
-                <w:lang w:val="ru-RU"/>
-              </w:rPr>
-              <w:t>eax</w:t>
-            </w:r>
-            <w:proofErr w:type="spellEnd"/>
-            <w:r>
-              <w:rPr>
-                <w:lang w:val="ru-RU"/>
-              </w:rPr>
+            <w:r>
+              <w:tab/>
+            </w:r>
+            <w:proofErr w:type="spellStart"/>
+            <w:r>
+              <w:t>eax</w:t>
+            </w:r>
+            <w:proofErr w:type="spellEnd"/>
+            <w:r>
               <w:t>, 1</w:t>
             </w:r>
           </w:p>
@@ -10073,38 +10028,21 @@
             <w:pPr>
               <w:ind w:firstLine="0"/>
               <w:jc w:val="left"/>
-              <w:rPr>
-                <w:lang w:val="ru-RU"/>
-              </w:rPr>
-            </w:pPr>
-            <w:proofErr w:type="spellStart"/>
-            <w:r>
-              <w:rPr>
-                <w:lang w:val="ru-RU"/>
-              </w:rPr>
+            </w:pPr>
+            <w:r>
               <w:lastRenderedPageBreak/>
               <w:t>call</w:t>
             </w:r>
-            <w:proofErr w:type="spellEnd"/>
-            <w:r>
-              <w:rPr>
-                <w:lang w:val="ru-RU"/>
-              </w:rPr>
+            <w:r>
               <w:tab/>
               <w:t>"</w:t>
             </w:r>
             <w:proofErr w:type="spellStart"/>
             <w:r>
-              <w:rPr>
-                <w:lang w:val="ru-RU"/>
-              </w:rPr>
               <w:t>loop_jamming</w:t>
             </w:r>
             <w:proofErr w:type="spellEnd"/>
             <w:r>
-              <w:rPr>
-                <w:lang w:val="ru-RU"/>
-              </w:rPr>
               <w:t>"</w:t>
             </w:r>
           </w:p>
@@ -10112,28 +10050,16 @@
             <w:pPr>
               <w:ind w:firstLine="0"/>
               <w:jc w:val="left"/>
-              <w:rPr>
-                <w:lang w:val="ru-RU"/>
-              </w:rPr>
-            </w:pPr>
-            <w:r>
-              <w:rPr>
-                <w:lang w:val="ru-RU"/>
-              </w:rPr>
+            </w:pPr>
+            <w:r>
               <w:t>"</w:t>
             </w:r>
             <w:proofErr w:type="spellStart"/>
             <w:r>
-              <w:rPr>
-                <w:lang w:val="ru-RU"/>
-              </w:rPr>
               <w:t>loop_jamming</w:t>
             </w:r>
             <w:proofErr w:type="spellEnd"/>
             <w:r>
-              <w:rPr>
-                <w:lang w:val="ru-RU"/>
-              </w:rPr>
               <w:t>":</w:t>
             </w:r>
           </w:p>
@@ -10396,37 +10322,20 @@
             <w:pPr>
               <w:ind w:firstLine="0"/>
               <w:jc w:val="left"/>
-              <w:rPr>
-                <w:lang w:val="ru-RU"/>
-              </w:rPr>
-            </w:pPr>
-            <w:proofErr w:type="spellStart"/>
-            <w:r>
-              <w:rPr>
-                <w:lang w:val="ru-RU"/>
-              </w:rPr>
+            </w:pPr>
+            <w:r>
               <w:t>call</w:t>
             </w:r>
-            <w:proofErr w:type="spellEnd"/>
-            <w:r>
-              <w:rPr>
-                <w:lang w:val="ru-RU"/>
-              </w:rPr>
+            <w:r>
               <w:tab/>
               <w:t>"</w:t>
             </w:r>
             <w:proofErr w:type="spellStart"/>
             <w:r>
-              <w:rPr>
-                <w:lang w:val="ru-RU"/>
-              </w:rPr>
               <w:t>loop_unrolling</w:t>
             </w:r>
             <w:proofErr w:type="spellEnd"/>
             <w:r>
-              <w:rPr>
-                <w:lang w:val="ru-RU"/>
-              </w:rPr>
               <w:t>"</w:t>
             </w:r>
           </w:p>
@@ -10434,28 +10343,16 @@
             <w:pPr>
               <w:ind w:firstLine="0"/>
               <w:jc w:val="left"/>
-              <w:rPr>
-                <w:lang w:val="ru-RU"/>
-              </w:rPr>
-            </w:pPr>
-            <w:r>
-              <w:rPr>
-                <w:lang w:val="ru-RU"/>
-              </w:rPr>
+            </w:pPr>
+            <w:r>
               <w:t>"</w:t>
             </w:r>
             <w:proofErr w:type="spellStart"/>
             <w:r>
-              <w:rPr>
-                <w:lang w:val="ru-RU"/>
-              </w:rPr>
               <w:t>loop_unrolling</w:t>
             </w:r>
             <w:proofErr w:type="spellEnd"/>
             <w:r>
-              <w:rPr>
-                <w:lang w:val="ru-RU"/>
-              </w:rPr>
               <w:t>":</w:t>
             </w:r>
           </w:p>
@@ -10992,37 +10889,20 @@
             <w:pPr>
               <w:ind w:firstLine="0"/>
               <w:jc w:val="left"/>
-              <w:rPr>
-                <w:lang w:val="ru-RU"/>
-              </w:rPr>
-            </w:pPr>
-            <w:proofErr w:type="spellStart"/>
-            <w:r>
-              <w:rPr>
-                <w:lang w:val="ru-RU"/>
-              </w:rPr>
+            </w:pPr>
+            <w:r>
               <w:t>call</w:t>
             </w:r>
-            <w:proofErr w:type="spellEnd"/>
-            <w:r>
-              <w:rPr>
-                <w:lang w:val="ru-RU"/>
-              </w:rPr>
+            <w:r>
               <w:tab/>
               <w:t>"</w:t>
             </w:r>
             <w:proofErr w:type="spellStart"/>
             <w:r>
-              <w:rPr>
-                <w:lang w:val="ru-RU"/>
-              </w:rPr>
               <w:t>jump_compression</w:t>
             </w:r>
             <w:proofErr w:type="spellEnd"/>
             <w:r>
-              <w:rPr>
-                <w:lang w:val="ru-RU"/>
-              </w:rPr>
               <w:t>"</w:t>
             </w:r>
           </w:p>
@@ -11030,28 +10910,16 @@
             <w:pPr>
               <w:ind w:firstLine="0"/>
               <w:jc w:val="left"/>
-              <w:rPr>
-                <w:lang w:val="ru-RU"/>
-              </w:rPr>
-            </w:pPr>
-            <w:r>
-              <w:rPr>
-                <w:lang w:val="ru-RU"/>
-              </w:rPr>
+            </w:pPr>
+            <w:r>
               <w:t>"</w:t>
             </w:r>
             <w:proofErr w:type="spellStart"/>
             <w:r>
-              <w:rPr>
-                <w:lang w:val="ru-RU"/>
-              </w:rPr>
               <w:t>jump_compression</w:t>
             </w:r>
             <w:proofErr w:type="spellEnd"/>
             <w:r>
-              <w:rPr>
-                <w:lang w:val="ru-RU"/>
-              </w:rPr>
               <w:t>":</w:t>
             </w:r>
           </w:p>
@@ -12160,8 +12028,6 @@
               </w:rPr>
               <w:t>, не вызвав её, а просто присвоив полученное значение.</w:t>
             </w:r>
-            <w:bookmarkStart w:id="2" w:name="_GoBack"/>
-            <w:bookmarkEnd w:id="2"/>
           </w:p>
         </w:tc>
       </w:tr>
@@ -12183,17 +12049,942 @@
     </w:p>
     <w:p>
       <w:pPr>
+        <w:pStyle w:val="2"/>
+      </w:pPr>
+      <w:r>
+        <w:lastRenderedPageBreak/>
+        <w:t>Нахождение оптимизаций, самых эффективных по времени исполнения и по количеству ассемблерных инструкций</w:t>
+      </w:r>
+    </w:p>
+    <w:p>
+      <w:pPr>
+        <w:rPr>
+          <w:lang w:val="ru-RU" w:eastAsia="ru-RU"/>
+        </w:rPr>
+      </w:pPr>
+      <w:r>
+        <w:rPr>
+          <w:lang w:val="ru-RU" w:eastAsia="ru-RU"/>
+        </w:rPr>
+        <w:t>Для нахождения подобных оптимизаций, я выбрал программу на Си, которая подсчитывает сумму бесконечного ряда, на рисунке 3.2.1 представлен её исходный код.</w:t>
+      </w:r>
+    </w:p>
+    <w:p>
+      <w:pPr>
+        <w:rPr>
+          <w:lang w:val="ru-RU" w:eastAsia="ru-RU"/>
+        </w:rPr>
+      </w:pPr>
+    </w:p>
+    <w:p>
+      <w:pPr>
+        <w:jc w:val="center"/>
+        <w:rPr>
+          <w:lang w:eastAsia="ru-RU"/>
+        </w:rPr>
+      </w:pPr>
+      <w:r>
+        <w:rPr>
+          <w:lang w:eastAsia="ru-RU"/>
+        </w:rPr>
+        <w:drawing>
+          <wp:inline distT="0" distB="0" distL="0" distR="0" wp14:anchorId="0205C5F9" wp14:editId="4001DF41">
+            <wp:extent cx="4540920" cy="4091439"/>
+            <wp:effectExtent l="0" t="0" r="0" b="4445"/>
+            <wp:docPr id="1" name="Рисунок 1"/>
+            <wp:cNvGraphicFramePr>
+              <a:graphicFrameLocks xmlns:a="http://schemas.openxmlformats.org/drawingml/2006/main" noChangeAspect="1"/>
+            </wp:cNvGraphicFramePr>
+            <a:graphic xmlns:a="http://schemas.openxmlformats.org/drawingml/2006/main">
+              <a:graphicData uri="http://schemas.openxmlformats.org/drawingml/2006/picture">
+                <pic:pic xmlns:pic="http://schemas.openxmlformats.org/drawingml/2006/picture">
+                  <pic:nvPicPr>
+                    <pic:cNvPr id="1" name=""/>
+                    <pic:cNvPicPr/>
+                  </pic:nvPicPr>
+                  <pic:blipFill>
+                    <a:blip r:embed="rId15"/>
+                    <a:stretch>
+                      <a:fillRect/>
+                    </a:stretch>
+                  </pic:blipFill>
+                  <pic:spPr>
+                    <a:xfrm>
+                      <a:off x="0" y="0"/>
+                      <a:ext cx="4550597" cy="4100158"/>
+                    </a:xfrm>
+                    <a:prstGeom prst="rect">
+                      <a:avLst/>
+                    </a:prstGeom>
+                  </pic:spPr>
+                </pic:pic>
+              </a:graphicData>
+            </a:graphic>
+          </wp:inline>
+        </w:drawing>
+      </w:r>
+    </w:p>
+    <w:p>
+      <w:pPr>
+        <w:jc w:val="center"/>
+        <w:rPr>
+          <w:lang w:val="ru-RU" w:eastAsia="ru-RU"/>
+        </w:rPr>
+      </w:pPr>
+      <w:r>
+        <w:rPr>
+          <w:lang w:val="ru-RU" w:eastAsia="ru-RU"/>
+        </w:rPr>
+        <w:t>Рисунок 3.2.1 – исходный код программы для измерений</w:t>
+      </w:r>
+    </w:p>
+    <w:p>
+      <w:pPr>
+        <w:jc w:val="center"/>
+        <w:rPr>
+          <w:lang w:val="ru-RU" w:eastAsia="ru-RU"/>
+        </w:rPr>
+      </w:pPr>
+    </w:p>
+    <w:p>
+      <w:pPr>
+        <w:rPr>
+          <w:lang w:val="ru-RU" w:eastAsia="ru-RU"/>
+        </w:rPr>
+      </w:pPr>
+      <w:r>
+        <w:rPr>
+          <w:lang w:val="ru-RU" w:eastAsia="ru-RU"/>
+        </w:rPr>
+        <w:t>В таблице 3.2.2 представлены результаты измерений скорости выполнения программы и количество ассемблерных инструкций, генерируемое каждой оптимизацией.</w:t>
+      </w:r>
+    </w:p>
+    <w:p>
+      <w:pPr>
+        <w:rPr>
+          <w:lang w:val="ru-RU" w:eastAsia="ru-RU"/>
+        </w:rPr>
+      </w:pPr>
+    </w:p>
+    <w:p>
+      <w:pPr>
+        <w:rPr>
+          <w:lang w:val="ru-RU" w:eastAsia="ru-RU"/>
+        </w:rPr>
+      </w:pPr>
+    </w:p>
+    <w:p>
+      <w:pPr>
+        <w:rPr>
+          <w:lang w:val="ru-RU" w:eastAsia="ru-RU"/>
+        </w:rPr>
+      </w:pPr>
+    </w:p>
+    <w:p>
+      <w:pPr>
+        <w:rPr>
+          <w:lang w:val="ru-RU" w:eastAsia="ru-RU"/>
+        </w:rPr>
+      </w:pPr>
+    </w:p>
+    <w:p>
+      <w:pPr>
+        <w:rPr>
+          <w:lang w:val="ru-RU" w:eastAsia="ru-RU"/>
+        </w:rPr>
+      </w:pPr>
+      <w:r>
+        <w:rPr>
+          <w:lang w:val="ru-RU" w:eastAsia="ru-RU"/>
+        </w:rPr>
+        <w:lastRenderedPageBreak/>
+        <w:t xml:space="preserve">Таблица 3.2.2 - </w:t>
+      </w:r>
+      <w:r>
+        <w:rPr>
+          <w:lang w:val="ru-RU" w:eastAsia="ru-RU"/>
+        </w:rPr>
+        <w:t>результаты измерений скорости выполнения программы и количество ассемблерных инструкций, генерируемое каждой оптимизацией.</w:t>
+      </w:r>
+    </w:p>
+    <w:tbl>
+      <w:tblPr>
+        <w:tblStyle w:val="a5"/>
+        <w:tblW w:w="0" w:type="auto"/>
+        <w:tblLook w:val="04A0" w:firstRow="1" w:lastRow="0" w:firstColumn="1" w:lastColumn="0" w:noHBand="0" w:noVBand="1"/>
+      </w:tblPr>
+      <w:tblGrid>
+        <w:gridCol w:w="3115"/>
+        <w:gridCol w:w="3115"/>
+        <w:gridCol w:w="3115"/>
+      </w:tblGrid>
+      <w:tr>
+        <w:tc>
+          <w:tcPr>
+            <w:tcW w:w="3115" w:type="dxa"/>
+          </w:tcPr>
+          <w:p>
+            <w:pPr>
+              <w:ind w:firstLine="0"/>
+              <w:jc w:val="center"/>
+              <w:rPr>
+                <w:lang w:val="ru-RU"/>
+              </w:rPr>
+            </w:pPr>
+            <w:r>
+              <w:rPr>
+                <w:lang w:val="ru-RU"/>
+              </w:rPr>
+              <w:t>Режим оптимизации</w:t>
+            </w:r>
+          </w:p>
+        </w:tc>
+        <w:tc>
+          <w:tcPr>
+            <w:tcW w:w="3115" w:type="dxa"/>
+          </w:tcPr>
+          <w:p>
+            <w:pPr>
+              <w:ind w:firstLine="0"/>
+              <w:jc w:val="center"/>
+              <w:rPr>
+                <w:lang w:val="ru-RU"/>
+              </w:rPr>
+            </w:pPr>
+            <w:r>
+              <w:rPr>
+                <w:lang w:val="ru-RU"/>
+              </w:rPr>
+              <w:t xml:space="preserve">Время выполнения, </w:t>
+            </w:r>
+            <w:proofErr w:type="spellStart"/>
+            <w:r>
+              <w:rPr>
+                <w:lang w:val="ru-RU"/>
+              </w:rPr>
+              <w:t>нс</w:t>
+            </w:r>
+            <w:proofErr w:type="spellEnd"/>
+          </w:p>
+        </w:tc>
+        <w:tc>
+          <w:tcPr>
+            <w:tcW w:w="3115" w:type="dxa"/>
+          </w:tcPr>
+          <w:p>
+            <w:pPr>
+              <w:ind w:firstLine="0"/>
+              <w:jc w:val="center"/>
+              <w:rPr>
+                <w:lang w:val="ru-RU"/>
+              </w:rPr>
+            </w:pPr>
+            <w:r>
+              <w:rPr>
+                <w:lang w:val="ru-RU"/>
+              </w:rPr>
+              <w:t>Кол-во ассемблерных инструкций</w:t>
+            </w:r>
+          </w:p>
+        </w:tc>
+      </w:tr>
+      <w:tr>
+        <w:tc>
+          <w:tcPr>
+            <w:tcW w:w="3115" w:type="dxa"/>
+          </w:tcPr>
+          <w:p>
+            <w:pPr>
+              <w:ind w:firstLine="0"/>
+              <w:jc w:val="left"/>
+            </w:pPr>
+            <w:r>
+              <w:rPr>
+                <w:lang w:val="ru-RU"/>
+              </w:rPr>
+              <w:t>-</w:t>
+            </w:r>
+            <w:r>
+              <w:t>O2</w:t>
+            </w:r>
+          </w:p>
+        </w:tc>
+        <w:tc>
+          <w:tcPr>
+            <w:tcW w:w="3115" w:type="dxa"/>
+          </w:tcPr>
+          <w:p>
+            <w:pPr>
+              <w:ind w:firstLine="0"/>
+              <w:jc w:val="center"/>
+              <w:rPr>
+                <w:lang w:val="ru-RU"/>
+              </w:rPr>
+            </w:pPr>
+            <w:r>
+              <w:rPr>
+                <w:lang w:val="ru-RU"/>
+              </w:rPr>
+              <w:t>2695.441</w:t>
+            </w:r>
+          </w:p>
+        </w:tc>
+        <w:tc>
+          <w:tcPr>
+            <w:tcW w:w="3115" w:type="dxa"/>
+          </w:tcPr>
+          <w:p>
+            <w:pPr>
+              <w:ind w:firstLine="0"/>
+              <w:jc w:val="center"/>
+            </w:pPr>
+            <w:r>
+              <w:t>288</w:t>
+            </w:r>
+          </w:p>
+        </w:tc>
+      </w:tr>
+      <w:tr>
+        <w:tc>
+          <w:tcPr>
+            <w:tcW w:w="3115" w:type="dxa"/>
+          </w:tcPr>
+          <w:p>
+            <w:pPr>
+              <w:ind w:firstLine="0"/>
+              <w:jc w:val="left"/>
+            </w:pPr>
+            <w:r>
+              <w:t>-O3</w:t>
+            </w:r>
+          </w:p>
+        </w:tc>
+        <w:tc>
+          <w:tcPr>
+            <w:tcW w:w="3115" w:type="dxa"/>
+          </w:tcPr>
+          <w:p>
+            <w:pPr>
+              <w:ind w:firstLine="0"/>
+              <w:jc w:val="center"/>
+            </w:pPr>
+            <w:r>
+              <w:t>2689.190</w:t>
+            </w:r>
+          </w:p>
+        </w:tc>
+        <w:tc>
+          <w:tcPr>
+            <w:tcW w:w="3115" w:type="dxa"/>
+          </w:tcPr>
+          <w:p>
+            <w:pPr>
+              <w:ind w:firstLine="0"/>
+              <w:jc w:val="center"/>
+            </w:pPr>
+            <w:r>
+              <w:t>288</w:t>
+            </w:r>
+          </w:p>
+        </w:tc>
+      </w:tr>
+      <w:tr>
+        <w:tc>
+          <w:tcPr>
+            <w:tcW w:w="3115" w:type="dxa"/>
+          </w:tcPr>
+          <w:p>
+            <w:pPr>
+              <w:ind w:firstLine="0"/>
+              <w:jc w:val="left"/>
+            </w:pPr>
+            <w:r>
+              <w:t>-</w:t>
+            </w:r>
+            <w:proofErr w:type="spellStart"/>
+            <w:r>
+              <w:t>Ofast</w:t>
+            </w:r>
+            <w:proofErr w:type="spellEnd"/>
+          </w:p>
+        </w:tc>
+        <w:tc>
+          <w:tcPr>
+            <w:tcW w:w="3115" w:type="dxa"/>
+          </w:tcPr>
+          <w:p>
+            <w:pPr>
+              <w:ind w:firstLine="0"/>
+              <w:jc w:val="center"/>
+              <w:rPr>
+                <w:lang w:val="ru-RU"/>
+              </w:rPr>
+            </w:pPr>
+            <w:r>
+              <w:rPr>
+                <w:lang w:val="ru-RU"/>
+              </w:rPr>
+              <w:t>1368.504</w:t>
+            </w:r>
+          </w:p>
+        </w:tc>
+        <w:tc>
+          <w:tcPr>
+            <w:tcW w:w="3115" w:type="dxa"/>
+          </w:tcPr>
+          <w:p>
+            <w:pPr>
+              <w:ind w:firstLine="0"/>
+              <w:jc w:val="center"/>
+            </w:pPr>
+            <w:r>
+              <w:t>284</w:t>
+            </w:r>
+          </w:p>
+        </w:tc>
+      </w:tr>
+      <w:tr>
+        <w:tc>
+          <w:tcPr>
+            <w:tcW w:w="3115" w:type="dxa"/>
+          </w:tcPr>
+          <w:p>
+            <w:pPr>
+              <w:ind w:firstLine="0"/>
+              <w:jc w:val="left"/>
+            </w:pPr>
+            <w:r>
+              <w:t>-</w:t>
+            </w:r>
+            <w:proofErr w:type="spellStart"/>
+            <w:r>
+              <w:t>Og</w:t>
+            </w:r>
+            <w:proofErr w:type="spellEnd"/>
+          </w:p>
+        </w:tc>
+        <w:tc>
+          <w:tcPr>
+            <w:tcW w:w="3115" w:type="dxa"/>
+          </w:tcPr>
+          <w:p>
+            <w:pPr>
+              <w:ind w:firstLine="0"/>
+              <w:jc w:val="center"/>
+              <w:rPr>
+                <w:lang w:val="ru-RU"/>
+              </w:rPr>
+            </w:pPr>
+            <w:r>
+              <w:rPr>
+                <w:lang w:val="ru-RU"/>
+              </w:rPr>
+              <w:t>2866.730</w:t>
+            </w:r>
+          </w:p>
+        </w:tc>
+        <w:tc>
+          <w:tcPr>
+            <w:tcW w:w="3115" w:type="dxa"/>
+          </w:tcPr>
+          <w:p>
+            <w:pPr>
+              <w:ind w:firstLine="0"/>
+              <w:jc w:val="center"/>
+            </w:pPr>
+            <w:r>
+              <w:t>231</w:t>
+            </w:r>
+          </w:p>
+        </w:tc>
+      </w:tr>
+      <w:tr>
+        <w:tc>
+          <w:tcPr>
+            <w:tcW w:w="3115" w:type="dxa"/>
+          </w:tcPr>
+          <w:p>
+            <w:pPr>
+              <w:ind w:firstLine="0"/>
+              <w:jc w:val="left"/>
+            </w:pPr>
+            <w:r>
+              <w:t>-</w:t>
+            </w:r>
+            <w:proofErr w:type="spellStart"/>
+            <w:r>
+              <w:t>Os</w:t>
+            </w:r>
+            <w:proofErr w:type="spellEnd"/>
+          </w:p>
+        </w:tc>
+        <w:tc>
+          <w:tcPr>
+            <w:tcW w:w="3115" w:type="dxa"/>
+          </w:tcPr>
+          <w:p>
+            <w:pPr>
+              <w:ind w:firstLine="0"/>
+              <w:jc w:val="center"/>
+              <w:rPr>
+                <w:lang w:val="ru-RU"/>
+              </w:rPr>
+            </w:pPr>
+            <w:r>
+              <w:rPr>
+                <w:lang w:val="ru-RU"/>
+              </w:rPr>
+              <w:t>2838.080</w:t>
+            </w:r>
+          </w:p>
+        </w:tc>
+        <w:tc>
+          <w:tcPr>
+            <w:tcW w:w="3115" w:type="dxa"/>
+          </w:tcPr>
+          <w:p>
+            <w:pPr>
+              <w:ind w:firstLine="0"/>
+              <w:jc w:val="center"/>
+            </w:pPr>
+            <w:r>
+              <w:t>220</w:t>
+            </w:r>
+          </w:p>
+        </w:tc>
+      </w:tr>
+      <w:tr>
+        <w:tc>
+          <w:tcPr>
+            <w:tcW w:w="3115" w:type="dxa"/>
+          </w:tcPr>
+          <w:p>
+            <w:pPr>
+              <w:ind w:firstLine="0"/>
+              <w:jc w:val="left"/>
+            </w:pPr>
+            <w:r>
+              <w:t>-Oz</w:t>
+            </w:r>
+          </w:p>
+        </w:tc>
+        <w:tc>
+          <w:tcPr>
+            <w:tcW w:w="3115" w:type="dxa"/>
+          </w:tcPr>
+          <w:p>
+            <w:pPr>
+              <w:ind w:firstLine="0"/>
+              <w:jc w:val="center"/>
+              <w:rPr>
+                <w:lang w:val="ru-RU"/>
+              </w:rPr>
+            </w:pPr>
+            <w:r>
+              <w:rPr>
+                <w:lang w:val="ru-RU"/>
+              </w:rPr>
+              <w:t>2937.223</w:t>
+            </w:r>
+          </w:p>
+        </w:tc>
+        <w:tc>
+          <w:tcPr>
+            <w:tcW w:w="3115" w:type="dxa"/>
+          </w:tcPr>
+          <w:p>
+            <w:pPr>
+              <w:ind w:firstLine="0"/>
+              <w:jc w:val="center"/>
+            </w:pPr>
+            <w:r>
+              <w:t>225</w:t>
+            </w:r>
+          </w:p>
+        </w:tc>
+      </w:tr>
+      <w:tr>
+        <w:tc>
+          <w:tcPr>
+            <w:tcW w:w="3115" w:type="dxa"/>
+          </w:tcPr>
+          <w:p>
+            <w:pPr>
+              <w:ind w:firstLine="0"/>
+              <w:jc w:val="left"/>
+            </w:pPr>
+            <w:r>
+              <w:t>-</w:t>
+            </w:r>
+            <w:proofErr w:type="spellStart"/>
+            <w:r>
+              <w:t>Ofast</w:t>
+            </w:r>
+            <w:proofErr w:type="spellEnd"/>
+            <w:r>
+              <w:t xml:space="preserve"> </w:t>
+            </w:r>
+            <w:r>
+              <w:t>–</w:t>
+            </w:r>
+            <w:proofErr w:type="spellStart"/>
+            <w:r>
+              <w:t>funroll</w:t>
+            </w:r>
+            <w:proofErr w:type="spellEnd"/>
+            <w:r>
+              <w:t>-all-loops</w:t>
+            </w:r>
+          </w:p>
+        </w:tc>
+        <w:tc>
+          <w:tcPr>
+            <w:tcW w:w="3115" w:type="dxa"/>
+          </w:tcPr>
+          <w:p>
+            <w:pPr>
+              <w:ind w:firstLine="0"/>
+              <w:jc w:val="center"/>
+              <w:rPr>
+                <w:lang w:val="ru-RU"/>
+              </w:rPr>
+            </w:pPr>
+            <w:r>
+              <w:rPr>
+                <w:lang w:val="ru-RU"/>
+              </w:rPr>
+              <w:t>328.260</w:t>
+            </w:r>
+          </w:p>
+        </w:tc>
+        <w:tc>
+          <w:tcPr>
+            <w:tcW w:w="3115" w:type="dxa"/>
+          </w:tcPr>
+          <w:p>
+            <w:pPr>
+              <w:ind w:firstLine="0"/>
+              <w:jc w:val="center"/>
+            </w:pPr>
+            <w:r>
+              <w:t>327</w:t>
+            </w:r>
+          </w:p>
+        </w:tc>
+      </w:tr>
+      <w:tr>
+        <w:tc>
+          <w:tcPr>
+            <w:tcW w:w="3115" w:type="dxa"/>
+          </w:tcPr>
+          <w:p>
+            <w:pPr>
+              <w:ind w:firstLine="0"/>
+              <w:jc w:val="left"/>
+              <w:rPr>
+                <w:lang w:val="ru-RU"/>
+              </w:rPr>
+            </w:pPr>
+            <w:r>
+              <w:t>-</w:t>
+            </w:r>
+            <w:proofErr w:type="spellStart"/>
+            <w:r>
+              <w:t>Ofast</w:t>
+            </w:r>
+            <w:proofErr w:type="spellEnd"/>
+            <w:r>
+              <w:t xml:space="preserve"> –</w:t>
+            </w:r>
+            <w:proofErr w:type="spellStart"/>
+            <w:r>
+              <w:t>funroll</w:t>
+            </w:r>
+            <w:proofErr w:type="spellEnd"/>
+            <w:r>
+              <w:t>-all-loops –march=native, inline-</w:t>
+            </w:r>
+            <w:r>
+              <w:rPr>
+                <w:lang w:val="ru-RU"/>
+              </w:rPr>
+              <w:t>оптимизация</w:t>
+            </w:r>
+          </w:p>
+        </w:tc>
+        <w:tc>
+          <w:tcPr>
+            <w:tcW w:w="3115" w:type="dxa"/>
+          </w:tcPr>
+          <w:p>
+            <w:pPr>
+              <w:ind w:firstLine="0"/>
+              <w:jc w:val="center"/>
+            </w:pPr>
+            <w:r>
+              <w:t>339.985</w:t>
+            </w:r>
+          </w:p>
+        </w:tc>
+        <w:tc>
+          <w:tcPr>
+            <w:tcW w:w="3115" w:type="dxa"/>
+          </w:tcPr>
+          <w:p>
+            <w:pPr>
+              <w:ind w:firstLine="0"/>
+              <w:jc w:val="center"/>
+            </w:pPr>
+            <w:r>
+              <w:t>306</w:t>
+            </w:r>
+          </w:p>
+        </w:tc>
+      </w:tr>
+      <w:tr>
+        <w:tc>
+          <w:tcPr>
+            <w:tcW w:w="3115" w:type="dxa"/>
+          </w:tcPr>
+          <w:p>
+            <w:pPr>
+              <w:ind w:firstLine="0"/>
+              <w:jc w:val="left"/>
+              <w:rPr>
+                <w:lang w:val="ru-RU"/>
+              </w:rPr>
+            </w:pPr>
+            <w:r>
+              <w:t>-</w:t>
+            </w:r>
+            <w:proofErr w:type="spellStart"/>
+            <w:r>
+              <w:t>Os</w:t>
+            </w:r>
+            <w:proofErr w:type="spellEnd"/>
+            <w:r>
+              <w:t xml:space="preserve"> + inline-</w:t>
+            </w:r>
+            <w:r>
+              <w:rPr>
+                <w:lang w:val="ru-RU"/>
+              </w:rPr>
+              <w:t>оптимизация</w:t>
+            </w:r>
+          </w:p>
+        </w:tc>
+        <w:tc>
+          <w:tcPr>
+            <w:tcW w:w="3115" w:type="dxa"/>
+          </w:tcPr>
+          <w:p>
+            <w:pPr>
+              <w:ind w:firstLine="0"/>
+              <w:jc w:val="center"/>
+            </w:pPr>
+            <w:r>
+              <w:t>740.573</w:t>
+            </w:r>
+          </w:p>
+        </w:tc>
+        <w:tc>
+          <w:tcPr>
+            <w:tcW w:w="3115" w:type="dxa"/>
+          </w:tcPr>
+          <w:p>
+            <w:pPr>
+              <w:ind w:firstLine="0"/>
+              <w:jc w:val="center"/>
+            </w:pPr>
+            <w:r>
+              <w:t>211</w:t>
+            </w:r>
+          </w:p>
+        </w:tc>
+      </w:tr>
+    </w:tbl>
+    <w:p>
+      <w:pPr>
         <w:ind w:firstLine="0"/>
-        <w:jc w:val="center"/>
-        <w:rPr>
-          <w:lang w:val="ru-RU" w:eastAsia="ru-RU"/>
+        <w:rPr>
+          <w:lang w:eastAsia="ru-RU"/>
         </w:rPr>
       </w:pPr>
     </w:p>
     <w:p>
       <w:pPr>
         <w:ind w:firstLine="0"/>
-        <w:jc w:val="center"/>
+        <w:rPr>
+          <w:lang w:val="ru-RU" w:eastAsia="ru-RU"/>
+        </w:rPr>
+      </w:pPr>
+      <w:r>
+        <w:rPr>
+          <w:lang w:eastAsia="ru-RU"/>
+        </w:rPr>
+        <w:tab/>
+      </w:r>
+      <w:r>
+        <w:rPr>
+          <w:lang w:val="ru-RU" w:eastAsia="ru-RU"/>
+        </w:rPr>
+        <w:t>Из результатов таблицы 3.2.2 следует, что самая эффективная по скорости выполнения работы программы оптимизация: -</w:t>
+      </w:r>
+      <w:proofErr w:type="spellStart"/>
+      <w:r>
+        <w:rPr>
+          <w:lang w:val="ru-RU" w:eastAsia="ru-RU"/>
+        </w:rPr>
+        <w:t>Ofast</w:t>
+      </w:r>
+      <w:proofErr w:type="spellEnd"/>
+      <w:r>
+        <w:rPr>
+          <w:lang w:val="ru-RU" w:eastAsia="ru-RU"/>
+        </w:rPr>
+        <w:t xml:space="preserve"> –</w:t>
+      </w:r>
+      <w:proofErr w:type="spellStart"/>
+      <w:r>
+        <w:rPr>
+          <w:lang w:val="ru-RU" w:eastAsia="ru-RU"/>
+        </w:rPr>
+        <w:t>funroll-all-loops</w:t>
+      </w:r>
+      <w:proofErr w:type="spellEnd"/>
+      <w:r>
+        <w:rPr>
+          <w:lang w:val="ru-RU" w:eastAsia="ru-RU"/>
+        </w:rPr>
+        <w:t xml:space="preserve">, это может быть объяснено тем, что программа тестовая программа содержит много операций с плавающей точкой, а </w:t>
+      </w:r>
+      <w:r>
+        <w:rPr>
+          <w:lang w:val="ru-RU" w:eastAsia="ru-RU"/>
+        </w:rPr>
+        <w:t>–</w:t>
+      </w:r>
+      <w:proofErr w:type="spellStart"/>
+      <w:r>
+        <w:rPr>
+          <w:lang w:eastAsia="ru-RU"/>
+        </w:rPr>
+        <w:t>Ofast</w:t>
+      </w:r>
+      <w:proofErr w:type="spellEnd"/>
+      <w:r>
+        <w:rPr>
+          <w:lang w:val="ru-RU" w:eastAsia="ru-RU"/>
+        </w:rPr>
+        <w:t xml:space="preserve"> </w:t>
+      </w:r>
+      <w:r>
+        <w:rPr>
+          <w:lang w:val="ru-RU" w:eastAsia="ru-RU"/>
+        </w:rPr>
+        <w:t>включает небезопасную оптимизацию такой арифметики, тем не менее результат суммы бесконечного ряда остался прежним, а развертка всех циклов в этом случае ещё больше ускорила время выполнения программы.</w:t>
+      </w:r>
+    </w:p>
+    <w:p>
+      <w:pPr>
+        <w:ind w:firstLine="0"/>
+        <w:rPr>
+          <w:lang w:val="ru-RU" w:eastAsia="ru-RU"/>
+        </w:rPr>
+      </w:pPr>
+      <w:r>
+        <w:rPr>
+          <w:lang w:val="ru-RU" w:eastAsia="ru-RU"/>
+        </w:rPr>
+        <w:tab/>
+        <w:t xml:space="preserve">Наименьшее кол-во строк ассемблера даёт оптимизация </w:t>
+      </w:r>
+      <w:r>
+        <w:rPr>
+          <w:lang w:val="ru-RU" w:eastAsia="ru-RU"/>
+        </w:rPr>
+        <w:t>–</w:t>
+      </w:r>
+      <w:proofErr w:type="spellStart"/>
+      <w:r>
+        <w:rPr>
+          <w:lang w:eastAsia="ru-RU"/>
+        </w:rPr>
+        <w:t>Os</w:t>
+      </w:r>
+      <w:proofErr w:type="spellEnd"/>
+      <w:r>
+        <w:rPr>
+          <w:lang w:val="ru-RU" w:eastAsia="ru-RU"/>
+        </w:rPr>
+        <w:t xml:space="preserve"> + </w:t>
+      </w:r>
+      <w:r>
+        <w:rPr>
+          <w:lang w:eastAsia="ru-RU"/>
+        </w:rPr>
+        <w:t>inline</w:t>
+      </w:r>
+      <w:r>
+        <w:rPr>
+          <w:lang w:val="ru-RU" w:eastAsia="ru-RU"/>
+        </w:rPr>
+        <w:t>-</w:t>
+      </w:r>
+      <w:r>
+        <w:rPr>
+          <w:lang w:val="ru-RU" w:eastAsia="ru-RU"/>
+        </w:rPr>
+        <w:t xml:space="preserve">оптимизация, что не удивительно, т.к. режим </w:t>
+      </w:r>
+      <w:r>
+        <w:rPr>
+          <w:lang w:val="ru-RU" w:eastAsia="ru-RU"/>
+        </w:rPr>
+        <w:t>–</w:t>
+      </w:r>
+      <w:proofErr w:type="spellStart"/>
+      <w:r>
+        <w:rPr>
+          <w:lang w:eastAsia="ru-RU"/>
+        </w:rPr>
+        <w:t>Os</w:t>
+      </w:r>
+      <w:proofErr w:type="spellEnd"/>
+      <w:r>
+        <w:rPr>
+          <w:lang w:val="ru-RU" w:eastAsia="ru-RU"/>
+        </w:rPr>
+        <w:t xml:space="preserve"> </w:t>
+      </w:r>
+      <w:r>
+        <w:rPr>
+          <w:lang w:val="ru-RU" w:eastAsia="ru-RU"/>
+        </w:rPr>
+        <w:t xml:space="preserve">содержит лишь те флаги оптимизации, которые либо не меняют, либо уменьшают размер ассемблерного файла. </w:t>
+      </w:r>
+      <w:r>
+        <w:rPr>
+          <w:lang w:eastAsia="ru-RU"/>
+        </w:rPr>
+        <w:t>Inline</w:t>
+      </w:r>
+      <w:r>
+        <w:rPr>
+          <w:lang w:val="ru-RU" w:eastAsia="ru-RU"/>
+        </w:rPr>
+        <w:t>-</w:t>
+      </w:r>
+      <w:r>
+        <w:rPr>
+          <w:lang w:val="ru-RU" w:eastAsia="ru-RU"/>
+        </w:rPr>
+        <w:t>оптимизация выигрывает ещё 9 строчек, заменяя вызов функции на код самой функции.</w:t>
+      </w:r>
+    </w:p>
+    <w:p>
+      <w:pPr>
+        <w:ind w:firstLine="0"/>
         <w:rPr>
           <w:lang w:val="ru-RU" w:eastAsia="ru-RU"/>
         </w:rPr>
@@ -12223,54 +13014,167 @@
           <w:lang w:val="ru-RU" w:eastAsia="ru-RU"/>
         </w:rPr>
         <w:tab/>
-        <w:t xml:space="preserve">В данной лабораторной работе был исследован интерфейс взаимодействия и функционал приложения </w:t>
+      </w:r>
+      <w:r>
+        <w:rPr>
+          <w:lang w:val="ru-RU" w:eastAsia="ru-RU"/>
+        </w:rPr>
+        <w:t xml:space="preserve">Оптимизации компилятора </w:t>
       </w:r>
       <w:proofErr w:type="spellStart"/>
       <w:r>
         <w:rPr>
           <w:lang w:eastAsia="ru-RU"/>
         </w:rPr>
-        <w:t>multisim</w:t>
+        <w:t>gcc</w:t>
       </w:r>
       <w:proofErr w:type="spellEnd"/>
       <w:r>
         <w:rPr>
           <w:lang w:val="ru-RU" w:eastAsia="ru-RU"/>
         </w:rPr>
+        <w:t xml:space="preserve"> </w:t>
+      </w:r>
+      <w:r>
+        <w:rPr>
+          <w:lang w:val="ru-RU" w:eastAsia="ru-RU"/>
+        </w:rPr>
+        <w:t>в режиме –</w:t>
+      </w:r>
+      <w:r>
+        <w:rPr>
+          <w:lang w:eastAsia="ru-RU"/>
+        </w:rPr>
+        <w:t>O</w:t>
+      </w:r>
+      <w:r>
+        <w:rPr>
+          <w:lang w:val="ru-RU" w:eastAsia="ru-RU"/>
+        </w:rPr>
+        <w:t xml:space="preserve">2 </w:t>
+      </w:r>
+      <w:r>
+        <w:rPr>
+          <w:lang w:val="ru-RU" w:eastAsia="ru-RU"/>
+        </w:rPr>
+        <w:t>весьма продвинуты</w:t>
+      </w:r>
+      <w:r>
+        <w:rPr>
+          <w:lang w:val="ru-RU" w:eastAsia="ru-RU"/>
+        </w:rPr>
+        <w:t>, так как все те оптимизации, которые подразумевались при проверке, были им исполнены, а в большинстве случаев компилятор делал гораздо больше. Даже в режиме –</w:t>
+      </w:r>
+      <w:r>
+        <w:rPr>
+          <w:lang w:eastAsia="ru-RU"/>
+        </w:rPr>
+        <w:t>O</w:t>
+      </w:r>
+      <w:r>
+        <w:rPr>
+          <w:lang w:val="ru-RU" w:eastAsia="ru-RU"/>
+        </w:rPr>
+        <w:t>0 компилятор выполнял некоторые подразумевающиеся оптимизации. Для выбранной тестовой программы на Си самой эффективной оптимизацией по времени исполнения кода является –</w:t>
+      </w:r>
+      <w:proofErr w:type="spellStart"/>
+      <w:r>
+        <w:rPr>
+          <w:lang w:eastAsia="ru-RU"/>
+        </w:rPr>
+        <w:t>Ofast</w:t>
+      </w:r>
+      <w:proofErr w:type="spellEnd"/>
+      <w:r>
+        <w:rPr>
+          <w:lang w:val="ru-RU" w:eastAsia="ru-RU"/>
+        </w:rPr>
+        <w:t xml:space="preserve"> –</w:t>
+      </w:r>
+      <w:proofErr w:type="spellStart"/>
+      <w:r>
+        <w:rPr>
+          <w:lang w:eastAsia="ru-RU"/>
+        </w:rPr>
+        <w:t>funroll</w:t>
+      </w:r>
+      <w:proofErr w:type="spellEnd"/>
+      <w:r>
+        <w:rPr>
+          <w:lang w:val="ru-RU" w:eastAsia="ru-RU"/>
+        </w:rPr>
+        <w:t>-</w:t>
+      </w:r>
+      <w:r>
+        <w:rPr>
+          <w:lang w:eastAsia="ru-RU"/>
+        </w:rPr>
+        <w:t>all</w:t>
+      </w:r>
+      <w:r>
+        <w:rPr>
+          <w:lang w:val="ru-RU" w:eastAsia="ru-RU"/>
+        </w:rPr>
+        <w:t>-</w:t>
+      </w:r>
+      <w:r>
+        <w:rPr>
+          <w:lang w:eastAsia="ru-RU"/>
+        </w:rPr>
+        <w:t>loops</w:t>
+      </w:r>
+      <w:r>
+        <w:rPr>
+          <w:lang w:val="ru-RU" w:eastAsia="ru-RU"/>
+        </w:rPr>
         <w:t xml:space="preserve">, </w:t>
       </w:r>
       <w:r>
         <w:rPr>
           <w:lang w:val="ru-RU" w:eastAsia="ru-RU"/>
         </w:rPr>
-        <w:t>а также изучен принцип действия амплитудного модулятора, создана простая электрическая схема</w:t>
+        <w:t>самой эффективной по размеру ассемблерного файла</w:t>
       </w:r>
       <w:r>
         <w:rPr>
           <w:lang w:val="ru-RU" w:eastAsia="ru-RU"/>
         </w:rPr>
-        <w:t xml:space="preserve">, освоены базовые принципы построения схем. Также изучены сложные элементы цепи, позволяющие осуществить амплитудную модуляцию: </w:t>
+        <w:t>: -</w:t>
       </w:r>
       <w:proofErr w:type="spellStart"/>
       <w:r>
         <w:rPr>
-          <w:lang w:val="ru-RU" w:eastAsia="ru-RU"/>
-        </w:rPr>
-        <w:t>перемножитель</w:t>
+          <w:lang w:eastAsia="ru-RU"/>
+        </w:rPr>
+        <w:t>Os</w:t>
       </w:r>
       <w:proofErr w:type="spellEnd"/>
       <w:r>
         <w:rPr>
           <w:lang w:val="ru-RU" w:eastAsia="ru-RU"/>
         </w:rPr>
-        <w:t xml:space="preserve">, операционный усилитель. Освоен навык проверки </w:t>
+        <w:t xml:space="preserve"> + </w:t>
       </w:r>
       <w:r>
         <w:rPr>
+          <w:lang w:eastAsia="ru-RU"/>
+        </w:rPr>
+        <w:t>inline</w:t>
+      </w:r>
+      <w:r>
+        <w:rPr>
           <w:lang w:val="ru-RU" w:eastAsia="ru-RU"/>
         </w:rPr>
-        <w:t>участков цепи с помощью осциллографа.</w:t>
+        <w:t>-</w:t>
       </w:r>
+      <w:r>
+        <w:rPr>
+          <w:lang w:val="ru-RU" w:eastAsia="ru-RU"/>
+        </w:rPr>
+        <w:t>оптимизация.</w:t>
+      </w:r>
+      <w:bookmarkStart w:id="2" w:name="_GoBack"/>
+      <w:bookmarkEnd w:id="2"/>
     </w:p>
     <w:p>
       <w:pPr>
@@ -12420,6 +13324,9 @@
     <w:p>
       <w:pPr>
         <w:ind w:firstLine="0"/>
+        <w:rPr>
+          <w:lang w:val="ru-RU"/>
+        </w:rPr>
       </w:pPr>
     </w:p>
     <w:sectPr>
@@ -12470,11 +13377,6 @@
         <w:docPartUnique/>
       </w:docPartObj>
     </w:sdtPr>
-    <w:sdtEndPr>
-      <w:rPr>
-        <w:rStyle w:val="ae"/>
-      </w:rPr>
-    </w:sdtEndPr>
     <w:sdtContent>
       <w:p>
         <w:pPr>
@@ -12574,11 +13476,6 @@
         <w:docPartUnique/>
       </w:docPartObj>
     </w:sdtPr>
-    <w:sdtEndPr>
-      <w:rPr>
-        <w:rStyle w:val="ae"/>
-      </w:rPr>
-    </w:sdtEndPr>
     <w:sdtContent>
       <w:p>
         <w:pPr>
@@ -12620,11 +13517,6 @@
         <w:docPartUnique/>
       </w:docPartObj>
     </w:sdtPr>
-    <w:sdtEndPr>
-      <w:rPr>
-        <w:rStyle w:val="ae"/>
-      </w:rPr>
-    </w:sdtEndPr>
     <w:sdtContent>
       <w:p>
         <w:pPr>
@@ -12690,11 +13582,6 @@
         <w:docPartUnique/>
       </w:docPartObj>
     </w:sdtPr>
-    <w:sdtEndPr>
-      <w:rPr>
-        <w:rStyle w:val="ae"/>
-      </w:rPr>
-    </w:sdtEndPr>
     <w:sdtContent>
       <w:p>
         <w:pPr>
@@ -12727,7 +13614,7 @@
             <w:rStyle w:val="ae"/>
             <w:noProof/>
           </w:rPr>
-          <w:t>22</w:t>
+          <w:t>21</w:t>
         </w:r>
         <w:r>
           <w:rPr>
@@ -14358,7 +15245,7 @@
 </file>
 
 <file path=customXml/itemProps1.xml><?xml version="1.0" encoding="utf-8"?>
-<ds:datastoreItem xmlns:ds="http://schemas.openxmlformats.org/officeDocument/2006/customXml" ds:itemID="{611CF833-F2BD-41A4-A34D-AC2A0DE5CFF9}">
+<ds:datastoreItem xmlns:ds="http://schemas.openxmlformats.org/officeDocument/2006/customXml" ds:itemID="{AF799967-4A77-40B0-A5BE-5020D5199186}">
   <ds:schemaRefs>
     <ds:schemaRef ds:uri="http://schemas.openxmlformats.org/officeDocument/2006/bibliography"/>
   </ds:schemaRefs>

--- a/optbench/report/Fedorov_optbench_report.docx
+++ b/optbench/report/Fedorov_optbench_report.docx
@@ -10848,13 +10848,7 @@
                 <w:lang w:val="ru-RU"/>
               </w:rPr>
               <w:lastRenderedPageBreak/>
-              <w:t>Функция</w:t>
-            </w:r>
-            <w:r>
-              <w:rPr>
-                <w:lang w:val="ru-RU"/>
-              </w:rPr>
-              <w:t xml:space="preserve"> </w:t>
+              <w:t xml:space="preserve">Функция </w:t>
             </w:r>
             <w:r>
               <w:t>“</w:t>
@@ -17256,9 +17250,6 @@
             <w:pPr>
               <w:ind w:firstLine="0"/>
               <w:jc w:val="left"/>
-              <w:rPr>
-                <w:lang w:val="ru-RU"/>
-              </w:rPr>
             </w:pPr>
             <w:proofErr w:type="spellStart"/>
             <w:r>
@@ -18593,10 +18584,48 @@
               <w:jc w:val="left"/>
             </w:pPr>
             <w:r>
+              <w:t>sub</w:t>
+            </w:r>
+            <w:r>
+              <w:tab/>
+            </w:r>
+            <w:proofErr w:type="spellStart"/>
+            <w:r>
+              <w:t>rsp</w:t>
+            </w:r>
+            <w:proofErr w:type="spellEnd"/>
+            <w:r>
+              <w:t>, 48</w:t>
+            </w:r>
+          </w:p>
+          <w:p>
+            <w:pPr>
+              <w:ind w:firstLine="0"/>
+              <w:jc w:val="left"/>
+            </w:pPr>
+            <w:r>
               <w:t>.</w:t>
             </w:r>
             <w:proofErr w:type="spellStart"/>
             <w:r>
+              <w:t>seh_stackalloc</w:t>
+            </w:r>
+            <w:proofErr w:type="spellEnd"/>
+            <w:r>
+              <w:tab/>
+              <w:t>48</w:t>
+            </w:r>
+          </w:p>
+          <w:p>
+            <w:pPr>
+              <w:ind w:firstLine="0"/>
+              <w:jc w:val="left"/>
+            </w:pPr>
+            <w:r>
+              <w:t>.</w:t>
+            </w:r>
+            <w:proofErr w:type="spellStart"/>
+            <w:r>
               <w:t>seh_endprologue</w:t>
             </w:r>
             <w:proofErr w:type="spellEnd"/>
@@ -18611,33 +18640,15 @@
             </w:r>
             <w:r>
               <w:tab/>
-              <w:t>DWORD PTR "k"[rip], 100</w:t>
-            </w:r>
-          </w:p>
-          <w:p>
-            <w:pPr>
-              <w:ind w:firstLine="0"/>
-              <w:jc w:val="left"/>
-            </w:pPr>
-            <w:r>
-              <w:t>mov</w:t>
-            </w:r>
-            <w:r>
-              <w:tab/>
-              <w:t>DWORD PTR "x"[rip], 10</w:t>
-            </w:r>
-          </w:p>
-          <w:p>
-            <w:pPr>
-              <w:ind w:firstLine="0"/>
-              <w:jc w:val="left"/>
-            </w:pPr>
-            <w:r>
-              <w:t>mov</w:t>
-            </w:r>
-            <w:r>
-              <w:tab/>
-              <w:t>DWORD PTR "y"[rip], 15</w:t>
+              <w:t>DWORD PTR -4[</w:t>
+            </w:r>
+            <w:proofErr w:type="spellStart"/>
+            <w:r>
+              <w:t>rbp</w:t>
+            </w:r>
+            <w:proofErr w:type="spellEnd"/>
+            <w:r>
+              <w:t>], 100</w:t>
             </w:r>
           </w:p>
           <w:p>
@@ -18753,57 +18764,78 @@
               <w:jc w:val="left"/>
             </w:pPr>
             <w:r>
-              <w:t>mov</w:t>
-            </w:r>
-            <w:r>
-              <w:tab/>
-            </w:r>
-            <w:proofErr w:type="spellStart"/>
-            <w:r>
-              <w:t>eax</w:t>
-            </w:r>
-            <w:proofErr w:type="spellEnd"/>
-            <w:r>
-              <w:t>, DWORD PTR "k"[rip]</w:t>
-            </w:r>
-          </w:p>
-          <w:p>
-            <w:pPr>
-              <w:ind w:firstLine="0"/>
-              <w:jc w:val="left"/>
-            </w:pPr>
-            <w:r>
               <w:t>sub</w:t>
             </w:r>
             <w:r>
               <w:tab/>
-            </w:r>
-            <w:proofErr w:type="spellStart"/>
-            <w:r>
-              <w:t>eax</w:t>
-            </w:r>
-            <w:proofErr w:type="spellEnd"/>
-            <w:r>
-              <w:t>, 1</w:t>
-            </w:r>
-          </w:p>
-          <w:p>
-            <w:pPr>
-              <w:ind w:firstLine="0"/>
-              <w:jc w:val="left"/>
-            </w:pPr>
-            <w:r>
-              <w:t>mov</w:t>
-            </w:r>
-            <w:r>
-              <w:tab/>
-              <w:t xml:space="preserve">DWORD PTR "k"[rip], </w:t>
-            </w:r>
-            <w:proofErr w:type="spellStart"/>
-            <w:r>
-              <w:t>eax</w:t>
-            </w:r>
-            <w:proofErr w:type="spellEnd"/>
+              <w:t>DWORD PTR -4[</w:t>
+            </w:r>
+            <w:proofErr w:type="spellStart"/>
+            <w:r>
+              <w:t>rbp</w:t>
+            </w:r>
+            <w:proofErr w:type="spellEnd"/>
+            <w:r>
+              <w:t>], 1</w:t>
+            </w:r>
+          </w:p>
+          <w:p>
+            <w:pPr>
+              <w:ind w:firstLine="0"/>
+              <w:jc w:val="left"/>
+            </w:pPr>
+            <w:r>
+              <w:t>lea</w:t>
+            </w:r>
+            <w:r>
+              <w:tab/>
+            </w:r>
+            <w:proofErr w:type="spellStart"/>
+            <w:r>
+              <w:t>rax</w:t>
+            </w:r>
+            <w:proofErr w:type="spellEnd"/>
+            <w:r>
+              <w:t>, .LC0[rip]</w:t>
+            </w:r>
+          </w:p>
+          <w:p>
+            <w:pPr>
+              <w:ind w:firstLine="0"/>
+              <w:jc w:val="left"/>
+            </w:pPr>
+            <w:r>
+              <w:t>mov</w:t>
+            </w:r>
+            <w:r>
+              <w:tab/>
+            </w:r>
+            <w:proofErr w:type="spellStart"/>
+            <w:r>
+              <w:t>rcx</w:t>
+            </w:r>
+            <w:proofErr w:type="spellEnd"/>
+            <w:r>
+              <w:t xml:space="preserve">, </w:t>
+            </w:r>
+            <w:proofErr w:type="spellStart"/>
+            <w:r>
+              <w:t>rax</w:t>
+            </w:r>
+            <w:proofErr w:type="spellEnd"/>
+          </w:p>
+          <w:p>
+            <w:pPr>
+              <w:ind w:firstLine="0"/>
+              <w:jc w:val="left"/>
+            </w:pPr>
+            <w:r>
+              <w:t>call</w:t>
+            </w:r>
+            <w:r>
+              <w:tab/>
+              <w:t>"puts"</w:t>
+            </w:r>
           </w:p>
           <w:p>
             <w:pPr>
@@ -18842,30 +18874,103 @@
             </w:r>
             <w:proofErr w:type="spellStart"/>
             <w:r>
+              <w:t>eax</w:t>
+            </w:r>
+            <w:proofErr w:type="spellEnd"/>
+            <w:r>
+              <w:t>, DWORD PTR "x"[rip]</w:t>
+            </w:r>
+          </w:p>
+          <w:p>
+            <w:pPr>
+              <w:ind w:firstLine="0"/>
+              <w:jc w:val="left"/>
+            </w:pPr>
+            <w:r>
+              <w:t>sub</w:t>
+            </w:r>
+            <w:r>
+              <w:tab/>
+              <w:t>DWORD PTR -4[</w:t>
+            </w:r>
+            <w:proofErr w:type="spellStart"/>
+            <w:r>
+              <w:t>rbp</w:t>
+            </w:r>
+            <w:proofErr w:type="spellEnd"/>
+            <w:r>
+              <w:t xml:space="preserve">], </w:t>
+            </w:r>
+            <w:proofErr w:type="spellStart"/>
+            <w:r>
+              <w:t>eax</w:t>
+            </w:r>
+            <w:proofErr w:type="spellEnd"/>
+          </w:p>
+          <w:p>
+            <w:pPr>
+              <w:ind w:firstLine="0"/>
+              <w:jc w:val="left"/>
+            </w:pPr>
+            <w:r>
+              <w:t>.L2:</w:t>
+            </w:r>
+          </w:p>
+          <w:p>
+            <w:pPr>
+              <w:ind w:firstLine="0"/>
+              <w:jc w:val="left"/>
+            </w:pPr>
+            <w:proofErr w:type="spellStart"/>
+            <w:r>
+              <w:t>cmp</w:t>
+            </w:r>
+            <w:proofErr w:type="spellEnd"/>
+            <w:r>
+              <w:tab/>
+              <w:t>DWORD PTR -4[</w:t>
+            </w:r>
+            <w:proofErr w:type="spellStart"/>
+            <w:r>
+              <w:t>rbp</w:t>
+            </w:r>
+            <w:proofErr w:type="spellEnd"/>
+            <w:r>
+              <w:t>], 0</w:t>
+            </w:r>
+          </w:p>
+          <w:p>
+            <w:pPr>
+              <w:ind w:firstLine="0"/>
+              <w:jc w:val="left"/>
+            </w:pPr>
+            <w:proofErr w:type="spellStart"/>
+            <w:r>
+              <w:t>jg</w:t>
+            </w:r>
+            <w:proofErr w:type="spellEnd"/>
+            <w:r>
+              <w:tab/>
+              <w:t>.L4</w:t>
+            </w:r>
+          </w:p>
+          <w:p>
+            <w:pPr>
+              <w:ind w:firstLine="0"/>
+              <w:jc w:val="left"/>
+            </w:pPr>
+            <w:r>
+              <w:t>mov</w:t>
+            </w:r>
+            <w:r>
+              <w:tab/>
+            </w:r>
+            <w:proofErr w:type="spellStart"/>
+            <w:r>
               <w:t>edx</w:t>
             </w:r>
             <w:proofErr w:type="spellEnd"/>
             <w:r>
-              <w:t>, DWORD PTR "k"[rip]</w:t>
-            </w:r>
-          </w:p>
-          <w:p>
-            <w:pPr>
-              <w:ind w:firstLine="0"/>
-              <w:jc w:val="left"/>
-            </w:pPr>
-            <w:r>
-              <w:t>mov</w:t>
-            </w:r>
-            <w:r>
-              <w:tab/>
-            </w:r>
-            <w:proofErr w:type="spellStart"/>
-            <w:r>
-              <w:t>eax</w:t>
-            </w:r>
-            <w:proofErr w:type="spellEnd"/>
-            <w:r>
               <w:t>, DWORD PTR "x"[rip]</w:t>
             </w:r>
           </w:p>
@@ -18875,7 +18980,27 @@
               <w:jc w:val="left"/>
             </w:pPr>
             <w:r>
-              <w:t>sub</w:t>
+              <w:t>mov</w:t>
+            </w:r>
+            <w:r>
+              <w:tab/>
+            </w:r>
+            <w:proofErr w:type="spellStart"/>
+            <w:r>
+              <w:t>eax</w:t>
+            </w:r>
+            <w:proofErr w:type="spellEnd"/>
+            <w:r>
+              <w:t>, DWORD PTR "y"[rip]</w:t>
+            </w:r>
+          </w:p>
+          <w:p>
+            <w:pPr>
+              <w:ind w:firstLine="0"/>
+              <w:jc w:val="left"/>
+            </w:pPr>
+            <w:r>
+              <w:t>add</w:t>
             </w:r>
             <w:r>
               <w:tab/>
@@ -18900,11 +19025,47 @@
               <w:jc w:val="left"/>
             </w:pPr>
             <w:r>
-              <w:t>mov</w:t>
-            </w:r>
-            <w:r>
-              <w:tab/>
-              <w:t xml:space="preserve">DWORD PTR "k"[rip], </w:t>
+              <w:lastRenderedPageBreak/>
+              <w:t>mov</w:t>
+            </w:r>
+            <w:r>
+              <w:tab/>
+            </w:r>
+            <w:proofErr w:type="spellStart"/>
+            <w:r>
+              <w:t>eax</w:t>
+            </w:r>
+            <w:proofErr w:type="spellEnd"/>
+            <w:r>
+              <w:t>, DWORD PTR -4[</w:t>
+            </w:r>
+            <w:proofErr w:type="spellStart"/>
+            <w:r>
+              <w:t>rbp</w:t>
+            </w:r>
+            <w:proofErr w:type="spellEnd"/>
+            <w:r>
+              <w:t>]</w:t>
+            </w:r>
+          </w:p>
+          <w:p>
+            <w:pPr>
+              <w:ind w:firstLine="0"/>
+              <w:jc w:val="left"/>
+            </w:pPr>
+            <w:r>
+              <w:t>add</w:t>
+            </w:r>
+            <w:r>
+              <w:tab/>
+            </w:r>
+            <w:proofErr w:type="spellStart"/>
+            <w:r>
+              <w:t>eax</w:t>
+            </w:r>
+            <w:proofErr w:type="spellEnd"/>
+            <w:r>
+              <w:t xml:space="preserve">, </w:t>
             </w:r>
             <w:proofErr w:type="spellStart"/>
             <w:r>
@@ -18918,91 +19079,19 @@
               <w:jc w:val="left"/>
             </w:pPr>
             <w:r>
-              <w:t>.L2:</w:t>
-            </w:r>
-          </w:p>
-          <w:p>
-            <w:pPr>
-              <w:ind w:firstLine="0"/>
-              <w:jc w:val="left"/>
-            </w:pPr>
-            <w:r>
-              <w:t>mov</w:t>
-            </w:r>
-            <w:r>
-              <w:tab/>
-            </w:r>
-            <w:proofErr w:type="spellStart"/>
-            <w:r>
-              <w:t>eax</w:t>
-            </w:r>
-            <w:proofErr w:type="spellEnd"/>
-            <w:r>
-              <w:t>, DWORD PTR "k"[rip]</w:t>
-            </w:r>
-          </w:p>
-          <w:p>
-            <w:pPr>
-              <w:ind w:firstLine="0"/>
-              <w:jc w:val="left"/>
-            </w:pPr>
-            <w:r>
-              <w:t>test</w:t>
-            </w:r>
-            <w:r>
-              <w:tab/>
-            </w:r>
-            <w:proofErr w:type="spellStart"/>
-            <w:r>
-              <w:t>eax</w:t>
-            </w:r>
-            <w:proofErr w:type="spellEnd"/>
-            <w:r>
-              <w:t xml:space="preserve">, </w:t>
-            </w:r>
-            <w:proofErr w:type="spellStart"/>
-            <w:r>
-              <w:t>eax</w:t>
-            </w:r>
-            <w:proofErr w:type="spellEnd"/>
-          </w:p>
-          <w:p>
-            <w:pPr>
-              <w:ind w:firstLine="0"/>
-              <w:jc w:val="left"/>
-            </w:pPr>
-            <w:proofErr w:type="spellStart"/>
-            <w:r>
-              <w:t>jg</w:t>
-            </w:r>
-            <w:proofErr w:type="spellEnd"/>
-            <w:r>
-              <w:tab/>
-              <w:t>.L4</w:t>
-            </w:r>
-          </w:p>
-          <w:p>
-            <w:pPr>
-              <w:ind w:firstLine="0"/>
-              <w:jc w:val="left"/>
-            </w:pPr>
-            <w:proofErr w:type="spellStart"/>
-            <w:r>
-              <w:t>nop</w:t>
-            </w:r>
-            <w:proofErr w:type="spellEnd"/>
-          </w:p>
-          <w:p>
-            <w:pPr>
-              <w:ind w:firstLine="0"/>
-              <w:jc w:val="left"/>
-            </w:pPr>
-            <w:proofErr w:type="spellStart"/>
-            <w:r>
-              <w:lastRenderedPageBreak/>
-              <w:t>nop</w:t>
-            </w:r>
-            <w:proofErr w:type="spellEnd"/>
+              <w:t>add</w:t>
+            </w:r>
+            <w:r>
+              <w:tab/>
+            </w:r>
+            <w:proofErr w:type="spellStart"/>
+            <w:r>
+              <w:t>rsp</w:t>
+            </w:r>
+            <w:proofErr w:type="spellEnd"/>
+            <w:r>
+              <w:t>, 48</w:t>
+            </w:r>
           </w:p>
           <w:p>
             <w:pPr>
@@ -19059,10 +19148,87 @@
               <w:jc w:val="left"/>
             </w:pPr>
             <w:r>
+              <w:t>push</w:t>
+            </w:r>
+            <w:r>
+              <w:tab/>
+            </w:r>
+            <w:proofErr w:type="spellStart"/>
+            <w:r>
+              <w:t>rbx</w:t>
+            </w:r>
+            <w:proofErr w:type="spellEnd"/>
+          </w:p>
+          <w:p>
+            <w:pPr>
+              <w:ind w:firstLine="0"/>
+              <w:jc w:val="left"/>
+            </w:pPr>
+            <w:r>
               <w:t>.</w:t>
             </w:r>
             <w:proofErr w:type="spellStart"/>
             <w:r>
+              <w:t>seh_pushreg</w:t>
+            </w:r>
+            <w:proofErr w:type="spellEnd"/>
+            <w:r>
+              <w:tab/>
+            </w:r>
+            <w:proofErr w:type="spellStart"/>
+            <w:r>
+              <w:t>rbx</w:t>
+            </w:r>
+            <w:proofErr w:type="spellEnd"/>
+          </w:p>
+          <w:p>
+            <w:pPr>
+              <w:ind w:firstLine="0"/>
+              <w:jc w:val="left"/>
+            </w:pPr>
+            <w:r>
+              <w:t>sub</w:t>
+            </w:r>
+            <w:r>
+              <w:tab/>
+            </w:r>
+            <w:proofErr w:type="spellStart"/>
+            <w:r>
+              <w:t>rsp</w:t>
+            </w:r>
+            <w:proofErr w:type="spellEnd"/>
+            <w:r>
+              <w:t>, 32</w:t>
+            </w:r>
+          </w:p>
+          <w:p>
+            <w:pPr>
+              <w:ind w:firstLine="0"/>
+              <w:jc w:val="left"/>
+            </w:pPr>
+            <w:r>
+              <w:t>.</w:t>
+            </w:r>
+            <w:proofErr w:type="spellStart"/>
+            <w:r>
+              <w:t>seh_stackalloc</w:t>
+            </w:r>
+            <w:proofErr w:type="spellEnd"/>
+            <w:r>
+              <w:tab/>
+              <w:t>32</w:t>
+            </w:r>
+          </w:p>
+          <w:p>
+            <w:pPr>
+              <w:ind w:firstLine="0"/>
+              <w:jc w:val="left"/>
+            </w:pPr>
+            <w:r>
+              <w:t>.</w:t>
+            </w:r>
+            <w:proofErr w:type="spellStart"/>
+            <w:r>
               <w:t>seh_endprologue</w:t>
             </w:r>
             <w:proofErr w:type="spellEnd"/>
@@ -19077,16 +19243,113 @@
             </w:r>
             <w:r>
               <w:tab/>
-              <w:t>r8d, 100</w:t>
-            </w:r>
-          </w:p>
-          <w:p>
-            <w:pPr>
-              <w:ind w:firstLine="0"/>
-              <w:jc w:val="left"/>
-            </w:pPr>
-            <w:r>
-              <w:t>.p2align 5</w:t>
+            </w:r>
+            <w:proofErr w:type="spellStart"/>
+            <w:r>
+              <w:t>eax</w:t>
+            </w:r>
+            <w:proofErr w:type="spellEnd"/>
+            <w:r>
+              <w:t>, DWORD PTR "x"[rip]</w:t>
+            </w:r>
+          </w:p>
+          <w:p>
+            <w:pPr>
+              <w:ind w:firstLine="0"/>
+              <w:jc w:val="left"/>
+            </w:pPr>
+            <w:r>
+              <w:t>mov</w:t>
+            </w:r>
+            <w:r>
+              <w:tab/>
+            </w:r>
+            <w:proofErr w:type="spellStart"/>
+            <w:r>
+              <w:t>edx</w:t>
+            </w:r>
+            <w:proofErr w:type="spellEnd"/>
+            <w:r>
+              <w:t>, DWORD PTR "y"[rip]</w:t>
+            </w:r>
+          </w:p>
+          <w:p>
+            <w:pPr>
+              <w:ind w:firstLine="0"/>
+              <w:jc w:val="left"/>
+            </w:pPr>
+            <w:r>
+              <w:t>mov</w:t>
+            </w:r>
+            <w:r>
+              <w:tab/>
+            </w:r>
+            <w:proofErr w:type="spellStart"/>
+            <w:r>
+              <w:t>ebx</w:t>
+            </w:r>
+            <w:proofErr w:type="spellEnd"/>
+            <w:r>
+              <w:t>, 100</w:t>
+            </w:r>
+          </w:p>
+          <w:p>
+            <w:pPr>
+              <w:ind w:firstLine="0"/>
+              <w:jc w:val="left"/>
+            </w:pPr>
+            <w:r>
+              <w:t>.L3:</w:t>
+            </w:r>
+          </w:p>
+          <w:p>
+            <w:pPr>
+              <w:ind w:firstLine="0"/>
+              <w:jc w:val="left"/>
+            </w:pPr>
+            <w:proofErr w:type="spellStart"/>
+            <w:r>
+              <w:t>cmp</w:t>
+            </w:r>
+            <w:proofErr w:type="spellEnd"/>
+            <w:r>
+              <w:tab/>
+            </w:r>
+            <w:proofErr w:type="spellStart"/>
+            <w:r>
+              <w:t>eax</w:t>
+            </w:r>
+            <w:proofErr w:type="spellEnd"/>
+            <w:r>
+              <w:t xml:space="preserve">, </w:t>
+            </w:r>
+            <w:proofErr w:type="spellStart"/>
+            <w:r>
+              <w:t>edx</w:t>
+            </w:r>
+            <w:proofErr w:type="spellEnd"/>
+          </w:p>
+          <w:p>
+            <w:pPr>
+              <w:ind w:firstLine="0"/>
+              <w:jc w:val="left"/>
+            </w:pPr>
+            <w:r>
+              <w:lastRenderedPageBreak/>
+              <w:t>je</w:t>
+            </w:r>
+            <w:r>
+              <w:tab/>
+              <w:t>.L10</w:t>
+            </w:r>
+          </w:p>
+          <w:p>
+            <w:pPr>
+              <w:ind w:firstLine="0"/>
+              <w:jc w:val="left"/>
+            </w:pPr>
+            <w:r>
+              <w:t>.p2align 3</w:t>
             </w:r>
           </w:p>
           <w:p>
@@ -19113,7 +19376,195 @@
               <w:jc w:val="left"/>
             </w:pPr>
             <w:r>
-              <w:t>.L4:</w:t>
+              <w:t>.L2:</w:t>
+            </w:r>
+          </w:p>
+          <w:p>
+            <w:pPr>
+              <w:ind w:firstLine="0"/>
+              <w:jc w:val="left"/>
+            </w:pPr>
+            <w:r>
+              <w:t>sub</w:t>
+            </w:r>
+            <w:r>
+              <w:tab/>
+            </w:r>
+            <w:proofErr w:type="spellStart"/>
+            <w:r>
+              <w:t>ebx</w:t>
+            </w:r>
+            <w:proofErr w:type="spellEnd"/>
+            <w:r>
+              <w:t xml:space="preserve">, </w:t>
+            </w:r>
+            <w:proofErr w:type="spellStart"/>
+            <w:r>
+              <w:t>eax</w:t>
+            </w:r>
+            <w:proofErr w:type="spellEnd"/>
+          </w:p>
+          <w:p>
+            <w:pPr>
+              <w:ind w:firstLine="0"/>
+              <w:jc w:val="left"/>
+            </w:pPr>
+            <w:r>
+              <w:t>test</w:t>
+            </w:r>
+            <w:r>
+              <w:tab/>
+            </w:r>
+            <w:proofErr w:type="spellStart"/>
+            <w:r>
+              <w:t>ebx</w:t>
+            </w:r>
+            <w:proofErr w:type="spellEnd"/>
+            <w:r>
+              <w:t xml:space="preserve">, </w:t>
+            </w:r>
+            <w:proofErr w:type="spellStart"/>
+            <w:r>
+              <w:t>ebx</w:t>
+            </w:r>
+            <w:proofErr w:type="spellEnd"/>
+          </w:p>
+          <w:p>
+            <w:pPr>
+              <w:ind w:firstLine="0"/>
+              <w:jc w:val="left"/>
+            </w:pPr>
+            <w:proofErr w:type="spellStart"/>
+            <w:r>
+              <w:t>jg</w:t>
+            </w:r>
+            <w:proofErr w:type="spellEnd"/>
+            <w:r>
+              <w:tab/>
+              <w:t>.L2</w:t>
+            </w:r>
+          </w:p>
+          <w:p>
+            <w:pPr>
+              <w:ind w:firstLine="0"/>
+              <w:jc w:val="left"/>
+            </w:pPr>
+            <w:r>
+              <w:t>add</w:t>
+            </w:r>
+            <w:r>
+              <w:tab/>
+            </w:r>
+            <w:proofErr w:type="spellStart"/>
+            <w:r>
+              <w:t>eax</w:t>
+            </w:r>
+            <w:proofErr w:type="spellEnd"/>
+            <w:r>
+              <w:t xml:space="preserve">, </w:t>
+            </w:r>
+            <w:proofErr w:type="spellStart"/>
+            <w:r>
+              <w:t>edx</w:t>
+            </w:r>
+            <w:proofErr w:type="spellEnd"/>
+          </w:p>
+          <w:p>
+            <w:pPr>
+              <w:ind w:firstLine="0"/>
+              <w:jc w:val="left"/>
+            </w:pPr>
+            <w:r>
+              <w:t>add</w:t>
+            </w:r>
+            <w:r>
+              <w:tab/>
+            </w:r>
+            <w:proofErr w:type="spellStart"/>
+            <w:r>
+              <w:t>eax</w:t>
+            </w:r>
+            <w:proofErr w:type="spellEnd"/>
+            <w:r>
+              <w:t xml:space="preserve">, </w:t>
+            </w:r>
+            <w:proofErr w:type="spellStart"/>
+            <w:r>
+              <w:t>ebx</w:t>
+            </w:r>
+            <w:proofErr w:type="spellEnd"/>
+          </w:p>
+          <w:p>
+            <w:pPr>
+              <w:ind w:firstLine="0"/>
+              <w:jc w:val="left"/>
+            </w:pPr>
+            <w:r>
+              <w:t>add</w:t>
+            </w:r>
+            <w:r>
+              <w:tab/>
+            </w:r>
+            <w:proofErr w:type="spellStart"/>
+            <w:r>
+              <w:t>rsp</w:t>
+            </w:r>
+            <w:proofErr w:type="spellEnd"/>
+            <w:r>
+              <w:t>, 32</w:t>
+            </w:r>
+          </w:p>
+          <w:p>
+            <w:pPr>
+              <w:ind w:firstLine="0"/>
+              <w:jc w:val="left"/>
+            </w:pPr>
+            <w:r>
+              <w:t>pop</w:t>
+            </w:r>
+            <w:r>
+              <w:tab/>
+            </w:r>
+            <w:proofErr w:type="spellStart"/>
+            <w:r>
+              <w:t>rbx</w:t>
+            </w:r>
+            <w:proofErr w:type="spellEnd"/>
+          </w:p>
+          <w:p>
+            <w:pPr>
+              <w:ind w:firstLine="0"/>
+              <w:jc w:val="left"/>
+            </w:pPr>
+            <w:r>
+              <w:t>ret</w:t>
+            </w:r>
+          </w:p>
+          <w:p>
+            <w:pPr>
+              <w:ind w:firstLine="0"/>
+              <w:jc w:val="left"/>
+            </w:pPr>
+            <w:r>
+              <w:t>.p2align 4,,10</w:t>
+            </w:r>
+          </w:p>
+          <w:p>
+            <w:pPr>
+              <w:ind w:firstLine="0"/>
+              <w:jc w:val="left"/>
+            </w:pPr>
+            <w:r>
+              <w:t>.p2align 3</w:t>
+            </w:r>
+          </w:p>
+          <w:p>
+            <w:pPr>
+              <w:ind w:firstLine="0"/>
+              <w:jc w:val="left"/>
+            </w:pPr>
+            <w:r>
+              <w:t>.L10:</w:t>
             </w:r>
           </w:p>
           <w:p>
@@ -19129,11 +19580,65 @@
             </w:r>
             <w:proofErr w:type="spellStart"/>
             <w:r>
-              <w:t>eax</w:t>
-            </w:r>
-            <w:proofErr w:type="spellEnd"/>
-            <w:r>
-              <w:t>, -1[r8]</w:t>
+              <w:t>rcx</w:t>
+            </w:r>
+            <w:proofErr w:type="spellEnd"/>
+            <w:r>
+              <w:t>, .LC0[rip]</w:t>
+            </w:r>
+          </w:p>
+          <w:p>
+            <w:pPr>
+              <w:ind w:firstLine="0"/>
+              <w:jc w:val="left"/>
+            </w:pPr>
+            <w:r>
+              <w:t>call</w:t>
+            </w:r>
+            <w:r>
+              <w:tab/>
+              <w:t>"puts"</w:t>
+            </w:r>
+          </w:p>
+          <w:p>
+            <w:pPr>
+              <w:ind w:firstLine="0"/>
+              <w:jc w:val="left"/>
+            </w:pPr>
+            <w:r>
+              <w:lastRenderedPageBreak/>
+              <w:t>mov</w:t>
+            </w:r>
+            <w:r>
+              <w:tab/>
+            </w:r>
+            <w:proofErr w:type="spellStart"/>
+            <w:r>
+              <w:t>eax</w:t>
+            </w:r>
+            <w:proofErr w:type="spellEnd"/>
+            <w:r>
+              <w:t>, DWORD PTR "x"[rip]</w:t>
+            </w:r>
+          </w:p>
+          <w:p>
+            <w:pPr>
+              <w:ind w:firstLine="0"/>
+              <w:jc w:val="left"/>
+            </w:pPr>
+            <w:r>
+              <w:t>mov</w:t>
+            </w:r>
+            <w:r>
+              <w:tab/>
+            </w:r>
+            <w:proofErr w:type="spellStart"/>
+            <w:r>
+              <w:t>edx</w:t>
+            </w:r>
+            <w:proofErr w:type="spellEnd"/>
+            <w:r>
+              <w:t>, DWORD PTR "y"[rip]</w:t>
             </w:r>
           </w:p>
           <w:p>
@@ -19146,30 +19651,45 @@
             </w:r>
             <w:r>
               <w:tab/>
-              <w:t xml:space="preserve">r8d, </w:t>
-            </w:r>
-            <w:proofErr w:type="spellStart"/>
-            <w:r>
-              <w:t>ecx</w:t>
-            </w:r>
-            <w:proofErr w:type="spellEnd"/>
-          </w:p>
-          <w:p>
-            <w:pPr>
-              <w:ind w:firstLine="0"/>
-              <w:jc w:val="left"/>
-            </w:pPr>
-            <w:proofErr w:type="spellStart"/>
-            <w:r>
-              <w:t>cmp</w:t>
-            </w:r>
-            <w:proofErr w:type="spellEnd"/>
-            <w:r>
-              <w:tab/>
-            </w:r>
-            <w:proofErr w:type="spellStart"/>
-            <w:r>
-              <w:t>ecx</w:t>
+            </w:r>
+            <w:proofErr w:type="spellStart"/>
+            <w:r>
+              <w:t>ebx</w:t>
+            </w:r>
+            <w:proofErr w:type="spellEnd"/>
+            <w:r>
+              <w:t>, 1</w:t>
+            </w:r>
+          </w:p>
+          <w:p>
+            <w:pPr>
+              <w:ind w:firstLine="0"/>
+              <w:jc w:val="left"/>
+            </w:pPr>
+            <w:proofErr w:type="spellStart"/>
+            <w:r>
+              <w:t>jne</w:t>
+            </w:r>
+            <w:proofErr w:type="spellEnd"/>
+            <w:r>
+              <w:tab/>
+              <w:t>.L3</w:t>
+            </w:r>
+          </w:p>
+          <w:p>
+            <w:pPr>
+              <w:ind w:firstLine="0"/>
+              <w:jc w:val="left"/>
+            </w:pPr>
+            <w:r>
+              <w:t>add</w:t>
+            </w:r>
+            <w:r>
+              <w:tab/>
+            </w:r>
+            <w:proofErr w:type="spellStart"/>
+            <w:r>
+              <w:t>eax</w:t>
             </w:r>
             <w:proofErr w:type="spellEnd"/>
             <w:r>
@@ -19186,55 +19706,6 @@
               <w:ind w:firstLine="0"/>
               <w:jc w:val="left"/>
             </w:pPr>
-            <w:proofErr w:type="spellStart"/>
-            <w:r>
-              <w:t>cmove</w:t>
-            </w:r>
-            <w:proofErr w:type="spellEnd"/>
-            <w:r>
-              <w:tab/>
-              <w:t xml:space="preserve">r8d, </w:t>
-            </w:r>
-            <w:proofErr w:type="spellStart"/>
-            <w:r>
-              <w:t>eax</w:t>
-            </w:r>
-            <w:proofErr w:type="spellEnd"/>
-          </w:p>
-          <w:p>
-            <w:pPr>
-              <w:ind w:firstLine="0"/>
-              <w:jc w:val="left"/>
-            </w:pPr>
-            <w:r>
-              <w:lastRenderedPageBreak/>
-              <w:t>test</w:t>
-            </w:r>
-            <w:r>
-              <w:tab/>
-              <w:t>r8d, r8d</w:t>
-            </w:r>
-          </w:p>
-          <w:p>
-            <w:pPr>
-              <w:ind w:firstLine="0"/>
-              <w:jc w:val="left"/>
-            </w:pPr>
-            <w:proofErr w:type="spellStart"/>
-            <w:r>
-              <w:t>jg</w:t>
-            </w:r>
-            <w:proofErr w:type="spellEnd"/>
-            <w:r>
-              <w:tab/>
-              <w:t>.L4</w:t>
-            </w:r>
-          </w:p>
-          <w:p>
-            <w:pPr>
-              <w:ind w:firstLine="0"/>
-              <w:jc w:val="left"/>
-            </w:pPr>
             <w:r>
               <w:t>add</w:t>
             </w:r>
@@ -19243,7 +19714,7 @@
             </w:r>
             <w:proofErr w:type="spellStart"/>
             <w:r>
-              <w:t>ecx</w:t>
+              <w:t>eax</w:t>
             </w:r>
             <w:proofErr w:type="spellEnd"/>
             <w:r>
@@ -19251,42 +19722,46 @@
             </w:r>
             <w:proofErr w:type="spellStart"/>
             <w:r>
-              <w:t>edx</w:t>
-            </w:r>
-            <w:proofErr w:type="spellEnd"/>
-          </w:p>
-          <w:p>
-            <w:pPr>
-              <w:ind w:firstLine="0"/>
-              <w:jc w:val="left"/>
-            </w:pPr>
-            <w:r>
-              <w:t>mov</w:t>
-            </w:r>
-            <w:r>
-              <w:tab/>
-              <w:t>DWORD PTR "k"[rip], r8d</w:t>
-            </w:r>
-          </w:p>
-          <w:p>
-            <w:pPr>
-              <w:ind w:firstLine="0"/>
-              <w:jc w:val="left"/>
-            </w:pPr>
-            <w:r>
-              <w:t>lea</w:t>
-            </w:r>
-            <w:r>
-              <w:tab/>
-            </w:r>
-            <w:proofErr w:type="spellStart"/>
-            <w:r>
-              <w:t>eax</w:t>
-            </w:r>
-            <w:proofErr w:type="spellEnd"/>
-            <w:r>
-              <w:t>, [rcx+r8]</w:t>
-            </w:r>
+              <w:t>ebx</w:t>
+            </w:r>
+            <w:proofErr w:type="spellEnd"/>
+          </w:p>
+          <w:p>
+            <w:pPr>
+              <w:ind w:firstLine="0"/>
+              <w:jc w:val="left"/>
+            </w:pPr>
+            <w:r>
+              <w:t>add</w:t>
+            </w:r>
+            <w:r>
+              <w:tab/>
+            </w:r>
+            <w:proofErr w:type="spellStart"/>
+            <w:r>
+              <w:t>rsp</w:t>
+            </w:r>
+            <w:proofErr w:type="spellEnd"/>
+            <w:r>
+              <w:t>, 32</w:t>
+            </w:r>
+          </w:p>
+          <w:p>
+            <w:pPr>
+              <w:ind w:firstLine="0"/>
+              <w:jc w:val="left"/>
+            </w:pPr>
+            <w:r>
+              <w:t>pop</w:t>
+            </w:r>
+            <w:r>
+              <w:tab/>
+            </w:r>
+            <w:proofErr w:type="spellStart"/>
+            <w:r>
+              <w:t>rbx</w:t>
+            </w:r>
+            <w:proofErr w:type="spellEnd"/>
           </w:p>
           <w:p>
             <w:pPr>
@@ -19306,7 +19781,122 @@
             <w:pPr>
               <w:ind w:firstLine="0"/>
               <w:jc w:val="left"/>
-            </w:pPr>
+              <w:rPr>
+                <w:lang w:val="ru-RU"/>
+              </w:rPr>
+            </w:pPr>
+            <w:r>
+              <w:rPr>
+                <w:lang w:val="ru-RU"/>
+              </w:rPr>
+              <w:lastRenderedPageBreak/>
+              <w:t xml:space="preserve">Компилятор не применяет разъединение циклов при </w:t>
+            </w:r>
+            <w:r>
+              <w:rPr>
+                <w:lang w:val="ru-RU"/>
+              </w:rPr>
+              <w:t>-</w:t>
+            </w:r>
+            <w:r>
+              <w:t>O</w:t>
+            </w:r>
+            <w:r>
+              <w:rPr>
+                <w:lang w:val="ru-RU"/>
+              </w:rPr>
+              <w:t xml:space="preserve">2, </w:t>
+            </w:r>
+            <w:r>
+              <w:rPr>
+                <w:lang w:val="ru-RU"/>
+              </w:rPr>
+              <w:t xml:space="preserve">но применяет при </w:t>
+            </w:r>
+            <w:r>
+              <w:rPr>
+                <w:lang w:val="ru-RU"/>
+              </w:rPr>
+              <w:t>-</w:t>
+            </w:r>
+            <w:r>
+              <w:t>O</w:t>
+            </w:r>
+            <w:r>
+              <w:rPr>
+                <w:lang w:val="ru-RU"/>
+              </w:rPr>
+              <w:t xml:space="preserve">3, </w:t>
+            </w:r>
+            <w:r>
+              <w:rPr>
+                <w:lang w:val="ru-RU"/>
+              </w:rPr>
+              <w:t xml:space="preserve">разделяя условный оператор внутри цикла на два отдельных внутренних цикла, в одном из которых происходит сравнение </w:t>
+            </w:r>
+            <w:r>
+              <w:t>x</w:t>
+            </w:r>
+            <w:r>
+              <w:rPr>
+                <w:lang w:val="ru-RU"/>
+              </w:rPr>
+              <w:t xml:space="preserve"> </w:t>
+            </w:r>
+            <w:r>
+              <w:rPr>
+                <w:lang w:val="ru-RU"/>
+              </w:rPr>
+              <w:t xml:space="preserve">и </w:t>
+            </w:r>
+            <w:r>
+              <w:t>y</w:t>
+            </w:r>
+            <w:r>
+              <w:rPr>
+                <w:lang w:val="ru-RU"/>
+              </w:rPr>
+              <w:t xml:space="preserve"> </w:t>
+            </w:r>
+            <w:r>
+              <w:rPr>
+                <w:lang w:val="ru-RU"/>
+              </w:rPr>
+              <w:t xml:space="preserve">и декремент </w:t>
+            </w:r>
+            <w:r>
+              <w:t>k</w:t>
+            </w:r>
+            <w:r>
+              <w:rPr>
+                <w:lang w:val="ru-RU"/>
+              </w:rPr>
+              <w:t xml:space="preserve">, </w:t>
+            </w:r>
+            <w:r>
+              <w:rPr>
+                <w:lang w:val="ru-RU"/>
+              </w:rPr>
+              <w:t xml:space="preserve">в другом – более сложная операция </w:t>
+            </w:r>
+            <w:r>
+              <w:t>k</w:t>
+            </w:r>
+            <w:r>
+              <w:rPr>
+                <w:lang w:val="ru-RU"/>
+              </w:rPr>
+              <w:t xml:space="preserve"> -= </w:t>
+            </w:r>
+            <w:r>
+              <w:t>x</w:t>
+            </w:r>
+            <w:r>
+              <w:rPr>
+                <w:lang w:val="ru-RU"/>
+              </w:rPr>
+              <w:t>.</w:t>
+            </w:r>
           </w:p>
         </w:tc>
       </w:tr>
@@ -19316,7 +19906,7 @@
         <w:ind w:firstLine="0"/>
         <w:jc w:val="center"/>
         <w:rPr>
-          <w:lang w:eastAsia="ru-RU"/>
+          <w:lang w:val="ru-RU" w:eastAsia="ru-RU"/>
         </w:rPr>
         <w:sectPr>
           <w:pgSz w:w="16838" w:h="11906" w:orient="landscape"/>
@@ -19584,6 +20174,12 @@
               </w:rPr>
               <w:t>Размер исполняемого файла</w:t>
             </w:r>
+            <w:r>
+              <w:rPr>
+                <w:lang w:val="ru-RU"/>
+              </w:rPr>
+              <w:t>, байт</w:t>
+            </w:r>
           </w:p>
         </w:tc>
       </w:tr>
@@ -19658,7 +20254,19 @@
               <w:rPr>
                 <w:lang w:val="ru-RU"/>
               </w:rPr>
-              <w:t>-</w:t>
+              <w:t>135</w:t>
+            </w:r>
+            <w:r>
+              <w:rPr>
+                <w:lang w:val="ru-RU"/>
+              </w:rPr>
+              <w:t> </w:t>
+            </w:r>
+            <w:r>
+              <w:rPr>
+                <w:lang w:val="ru-RU"/>
+              </w:rPr>
+              <w:t>683</w:t>
             </w:r>
           </w:p>
         </w:tc>
@@ -19714,15 +20322,9 @@
             <w:pPr>
               <w:ind w:firstLine="0"/>
               <w:jc w:val="center"/>
-              <w:rPr>
-                <w:lang w:val="ru-RU"/>
-              </w:rPr>
-            </w:pPr>
-            <w:r>
-              <w:rPr>
-                <w:lang w:val="ru-RU"/>
-              </w:rPr>
-              <w:t>-</w:t>
+            </w:pPr>
+            <w:r>
+              <w:t>138 053</w:t>
             </w:r>
           </w:p>
         </w:tc>
@@ -19797,7 +20399,7 @@
               <w:rPr>
                 <w:lang w:val="ru-RU"/>
               </w:rPr>
-              <w:t>-</w:t>
+              <w:t>138 053</w:t>
             </w:r>
           </w:p>
         </w:tc>
@@ -19872,7 +20474,7 @@
               <w:rPr>
                 <w:lang w:val="ru-RU"/>
               </w:rPr>
-              <w:t>-</w:t>
+              <w:t>135 647</w:t>
             </w:r>
           </w:p>
         </w:tc>
@@ -19944,13 +20546,16 @@
               </w:rPr>
             </w:pPr>
             <w:r>
-              <w:t>135299</w:t>
-            </w:r>
-            <w:r>
-              <w:rPr>
-                <w:lang w:val="ru-RU"/>
-              </w:rPr>
-              <w:t xml:space="preserve"> байт</w:t>
+              <w:t>135</w:t>
+            </w:r>
+            <w:r>
+              <w:rPr>
+                <w:lang w:val="ru-RU"/>
+              </w:rPr>
+              <w:t xml:space="preserve"> </w:t>
+            </w:r>
+            <w:r>
+              <w:t>299</w:t>
             </w:r>
           </w:p>
         </w:tc>
@@ -19968,6 +20573,9 @@
             <w:r>
               <w:t>-Oz</w:t>
             </w:r>
+            <w:r>
+              <w:t xml:space="preserve"> + inline</w:t>
+            </w:r>
           </w:p>
         </w:tc>
         <w:tc>
@@ -20020,7 +20628,7 @@
               <w:rPr>
                 <w:lang w:val="ru-RU"/>
               </w:rPr>
-              <w:t>-</w:t>
+              <w:t>135 171</w:t>
             </w:r>
           </w:p>
         </w:tc>
@@ -20106,7 +20714,7 @@
               <w:rPr>
                 <w:lang w:val="ru-RU"/>
               </w:rPr>
-              <w:t>-</w:t>
+              <w:t>138 053</w:t>
             </w:r>
           </w:p>
         </w:tc>
@@ -20192,7 +20800,7 @@
               <w:rPr>
                 <w:lang w:val="ru-RU"/>
               </w:rPr>
-              <w:t>-</w:t>
+              <w:t>138 565</w:t>
             </w:r>
           </w:p>
         </w:tc>
@@ -20219,13 +20827,7 @@
             </w:r>
             <w:proofErr w:type="spellEnd"/>
             <w:r>
-              <w:t xml:space="preserve"> + inline-</w:t>
-            </w:r>
-            <w:r>
-              <w:rPr>
-                <w:lang w:val="ru-RU"/>
-              </w:rPr>
-              <w:t>оптимизация</w:t>
+              <w:t xml:space="preserve"> + inline</w:t>
             </w:r>
           </w:p>
         </w:tc>
@@ -20267,13 +20869,91 @@
               <w:jc w:val="center"/>
             </w:pPr>
             <w:r>
-              <w:t>135171</w:t>
-            </w:r>
-            <w:r>
-              <w:rPr>
-                <w:lang w:val="ru-RU"/>
-              </w:rPr>
-              <w:t xml:space="preserve"> байт</w:t>
+              <w:t>135</w:t>
+            </w:r>
+            <w:r>
+              <w:rPr>
+                <w:lang w:val="ru-RU"/>
+              </w:rPr>
+              <w:t xml:space="preserve"> </w:t>
+            </w:r>
+            <w:r>
+              <w:t>171</w:t>
+            </w:r>
+          </w:p>
+        </w:tc>
+      </w:tr>
+      <w:tr>
+        <w:tc>
+          <w:tcPr>
+            <w:tcW w:w="2483" w:type="dxa"/>
+          </w:tcPr>
+          <w:p>
+            <w:pPr>
+              <w:ind w:firstLine="0"/>
+              <w:jc w:val="left"/>
+            </w:pPr>
+            <w:r>
+              <w:t>-</w:t>
+            </w:r>
+            <w:proofErr w:type="spellStart"/>
+            <w:r>
+              <w:t>Os</w:t>
+            </w:r>
+            <w:proofErr w:type="spellEnd"/>
+            <w:r>
+              <w:t xml:space="preserve"> -s +</w:t>
+            </w:r>
+            <w:r>
+              <w:rPr>
+                <w:lang w:val="ru-RU"/>
+              </w:rPr>
+              <w:t xml:space="preserve"> </w:t>
+            </w:r>
+            <w:r>
+              <w:t>inline</w:t>
+            </w:r>
+          </w:p>
+        </w:tc>
+        <w:tc>
+          <w:tcPr>
+            <w:tcW w:w="2440" w:type="dxa"/>
+          </w:tcPr>
+          <w:p>
+            <w:pPr>
+              <w:ind w:firstLine="0"/>
+              <w:jc w:val="center"/>
+            </w:pPr>
+            <w:r>
+              <w:t>693.845</w:t>
+            </w:r>
+          </w:p>
+        </w:tc>
+        <w:tc>
+          <w:tcPr>
+            <w:tcW w:w="2527" w:type="dxa"/>
+          </w:tcPr>
+          <w:p>
+            <w:pPr>
+              <w:ind w:firstLine="0"/>
+              <w:jc w:val="center"/>
+            </w:pPr>
+            <w:r>
+              <w:t>211</w:t>
+            </w:r>
+          </w:p>
+        </w:tc>
+        <w:tc>
+          <w:tcPr>
+            <w:tcW w:w="1895" w:type="dxa"/>
+          </w:tcPr>
+          <w:p>
+            <w:pPr>
+              <w:ind w:firstLine="0"/>
+              <w:jc w:val="center"/>
+            </w:pPr>
+            <w:r>
+              <w:t>17 920</w:t>
             </w:r>
           </w:p>
         </w:tc>
@@ -20372,14 +21052,21 @@
         <w:rPr>
           <w:lang w:val="ru-RU" w:eastAsia="ru-RU"/>
         </w:rPr>
+        <w:lastRenderedPageBreak/>
         <w:tab/>
-        <w:t xml:space="preserve">Наименьшее кол-во строк ассемблера даёт оптимизация </w:t>
+        <w:t>Наименьш</w:t>
       </w:r>
       <w:r>
         <w:rPr>
           <w:lang w:val="ru-RU" w:eastAsia="ru-RU"/>
         </w:rPr>
-        <w:t>–</w:t>
+        <w:t xml:space="preserve">ий размер исполняемого файла даёт режим оптимизации </w:t>
+      </w:r>
+      <w:r>
+        <w:rPr>
+          <w:lang w:val="ru-RU" w:eastAsia="ru-RU"/>
+        </w:rPr>
+        <w:t>-</w:t>
       </w:r>
       <w:proofErr w:type="spellStart"/>
       <w:r>
@@ -20393,7 +21080,7 @@
         <w:rPr>
           <w:lang w:val="ru-RU" w:eastAsia="ru-RU"/>
         </w:rPr>
-        <w:t xml:space="preserve"> + </w:t>
+        <w:t xml:space="preserve"> с </w:t>
       </w:r>
       <w:r>
         <w:rPr>
@@ -20411,22 +21098,8 @@
         <w:rPr>
           <w:lang w:val="ru-RU" w:eastAsia="ru-RU"/>
         </w:rPr>
-        <w:t xml:space="preserve">оптимизация, что не удивительно, т.к. режим </w:t>
+        <w:t>оптимизацией</w:t>
       </w:r>
-      <w:r>
-        <w:rPr>
-          <w:lang w:val="ru-RU" w:eastAsia="ru-RU"/>
-        </w:rPr>
-        <w:t>–</w:t>
-      </w:r>
-      <w:proofErr w:type="spellStart"/>
-      <w:r>
-        <w:rPr>
-          <w:lang w:eastAsia="ru-RU"/>
-        </w:rPr>
-        <w:t>Os</w:t>
-      </w:r>
-      <w:proofErr w:type="spellEnd"/>
       <w:r>
         <w:rPr>
           <w:lang w:val="ru-RU" w:eastAsia="ru-RU"/>
@@ -20437,20 +21110,7 @@
         <w:rPr>
           <w:lang w:val="ru-RU" w:eastAsia="ru-RU"/>
         </w:rPr>
-        <w:t xml:space="preserve">содержит лишь те флаги </w:t>
-      </w:r>
-      <w:r>
-        <w:rPr>
-          <w:lang w:val="ru-RU" w:eastAsia="ru-RU"/>
-        </w:rPr>
-        <w:lastRenderedPageBreak/>
-        <w:t xml:space="preserve">оптимизации, которые либо не меняют, либо уменьшают размер ассемблерного файла. </w:t>
-      </w:r>
-      <w:r>
-        <w:rPr>
-          <w:lang w:eastAsia="ru-RU"/>
-        </w:rPr>
-        <w:t>Inline</w:t>
+        <w:t xml:space="preserve">вместе с опцией </w:t>
       </w:r>
       <w:r>
         <w:rPr>
@@ -20460,32 +21120,26 @@
       </w:r>
       <w:r>
         <w:rPr>
-          <w:lang w:val="ru-RU" w:eastAsia="ru-RU"/>
+          <w:lang w:eastAsia="ru-RU"/>
         </w:rPr>
-        <w:t>оптимизация выигрывает ещё 9 строчек, заменяя вызов функции на код самой функции</w:t>
+        <w:t>s</w:t>
       </w:r>
       <w:r>
         <w:rPr>
           <w:lang w:val="ru-RU" w:eastAsia="ru-RU"/>
         </w:rPr>
-        <w:t>, экономя 128 байт исполняемого файла.</w:t>
+        <w:t xml:space="preserve">, </w:t>
+      </w:r>
+      <w:r>
+        <w:rPr>
+          <w:lang w:val="ru-RU" w:eastAsia="ru-RU"/>
+        </w:rPr>
+        <w:t>заставляющую компилятор удалить все данные, необходимые для отладки программы.</w:t>
       </w:r>
     </w:p>
     <w:p>
       <w:pPr>
-        <w:pStyle w:val="1"/>
-        <w:numPr>
-          <w:ilvl w:val="0"/>
-          <w:numId w:val="0"/>
-        </w:numPr>
-      </w:pPr>
-      <w:r>
-        <w:lastRenderedPageBreak/>
-        <w:t>Выводы</w:t>
-      </w:r>
-    </w:p>
-    <w:p>
-      <w:pPr>
+        <w:ind w:firstLine="0"/>
         <w:rPr>
           <w:lang w:val="ru-RU" w:eastAsia="ru-RU"/>
         </w:rPr>
@@ -20538,13 +21192,7 @@
         <w:rPr>
           <w:lang w:val="ru-RU" w:eastAsia="ru-RU"/>
         </w:rPr>
-        <w:t>весьма продвинуты</w:t>
-      </w:r>
-      <w:r>
-        <w:rPr>
-          <w:lang w:val="ru-RU" w:eastAsia="ru-RU"/>
-        </w:rPr>
-        <w:t>, так как все те оптимизации, которые подразумевались при проверке, были им исполнены, а в большинстве случаев компилятор делал гораздо больше. Даже в режиме –</w:t>
+        <w:t>весьма продвинуты, так как все те оптимизации, которые подразумевались при проверке, были им исполнены, а в большинстве случаев компилятор делал гораздо больше. Даже в режиме –</w:t>
       </w:r>
       <w:r>
         <w:rPr>
@@ -20614,13 +21262,7 @@
         <w:rPr>
           <w:lang w:val="ru-RU" w:eastAsia="ru-RU"/>
         </w:rPr>
-        <w:t>самой эффективной по размеру ассемблерного файла</w:t>
-      </w:r>
-      <w:r>
-        <w:rPr>
-          <w:lang w:val="ru-RU" w:eastAsia="ru-RU"/>
-        </w:rPr>
-        <w:t xml:space="preserve"> и исполняемого файла</w:t>
+        <w:t>самой эффективной по размеру ассемблерного файла и исполняемого файла</w:t>
       </w:r>
       <w:r>
         <w:rPr>
@@ -20658,22 +21300,126 @@
         <w:rPr>
           <w:lang w:val="ru-RU" w:eastAsia="ru-RU"/>
         </w:rPr>
-        <w:t>оптимизация.</w:t>
+        <w:t>оптимизация</w:t>
+      </w:r>
+      <w:r>
+        <w:rPr>
+          <w:lang w:val="ru-RU" w:eastAsia="ru-RU"/>
+        </w:rPr>
+        <w:t xml:space="preserve"> + </w:t>
+      </w:r>
+      <w:r>
+        <w:rPr>
+          <w:lang w:val="ru-RU" w:eastAsia="ru-RU"/>
+        </w:rPr>
+        <w:t>-</w:t>
+      </w:r>
+      <w:r>
+        <w:rPr>
+          <w:lang w:eastAsia="ru-RU"/>
+        </w:rPr>
+        <w:t>s</w:t>
+      </w:r>
+      <w:r>
+        <w:rPr>
+          <w:lang w:val="ru-RU" w:eastAsia="ru-RU"/>
+        </w:rPr>
+        <w:t>.</w:t>
       </w:r>
     </w:p>
     <w:p>
       <w:pPr>
+        <w:pStyle w:val="1"/>
+        <w:numPr>
+          <w:ilvl w:val="0"/>
+          <w:numId w:val="0"/>
+        </w:numPr>
+      </w:pPr>
+      <w:r>
+        <w:lastRenderedPageBreak/>
+        <w:t>Выводы</w:t>
+      </w:r>
+    </w:p>
+    <w:p>
+      <w:pPr>
+        <w:ind w:firstLine="0"/>
+        <w:rPr>
+          <w:lang w:eastAsia="ru-RU"/>
+        </w:rPr>
+      </w:pPr>
+      <w:r>
         <w:rPr>
           <w:lang w:val="ru-RU" w:eastAsia="ru-RU"/>
         </w:rPr>
-      </w:pPr>
-    </w:p>
-    <w:p>
-      <w:pPr>
+        <w:tab/>
+        <w:t xml:space="preserve">В данной лабораторной работе был изучен компилятор </w:t>
+      </w:r>
+      <w:proofErr w:type="spellStart"/>
+      <w:r>
+        <w:rPr>
+          <w:lang w:eastAsia="ru-RU"/>
+        </w:rPr>
+        <w:t>gcc</w:t>
+      </w:r>
+      <w:proofErr w:type="spellEnd"/>
+      <w:r>
         <w:rPr>
           <w:lang w:val="ru-RU" w:eastAsia="ru-RU"/>
         </w:rPr>
-      </w:pPr>
+        <w:t xml:space="preserve">. </w:t>
+      </w:r>
+      <w:r>
+        <w:rPr>
+          <w:lang w:val="ru-RU" w:eastAsia="ru-RU"/>
+        </w:rPr>
+        <w:t>Мне понравилось, что данный компилятор очень хорошо анализирует циклы</w:t>
+      </w:r>
+      <w:r>
+        <w:rPr>
+          <w:lang w:val="ru-RU" w:eastAsia="ru-RU"/>
+        </w:rPr>
+        <w:t xml:space="preserve">, заменяя их на последовательность команд без переходов, и функции, вычисляя их результат заранее и заменяя результат их работы на константу. Мне не понравилось, что в </w:t>
+      </w:r>
+      <w:proofErr w:type="spellStart"/>
+      <w:r>
+        <w:rPr>
+          <w:lang w:eastAsia="ru-RU"/>
+        </w:rPr>
+        <w:t>gcc</w:t>
+      </w:r>
+      <w:proofErr w:type="spellEnd"/>
+      <w:r>
+        <w:rPr>
+          <w:lang w:val="ru-RU" w:eastAsia="ru-RU"/>
+        </w:rPr>
+        <w:t xml:space="preserve"> </w:t>
+      </w:r>
+      <w:r>
+        <w:rPr>
+          <w:lang w:val="ru-RU" w:eastAsia="ru-RU"/>
+        </w:rPr>
+        <w:t xml:space="preserve">отсутствует оптимизация использования предыдущих вычислений в цикле, а также что из-за сильного изменения порядка исполнения </w:t>
+      </w:r>
+      <w:r>
+        <w:rPr>
+          <w:lang w:val="ru-RU" w:eastAsia="ru-RU"/>
+        </w:rPr>
+        <w:t xml:space="preserve">блоков кода теоретически может возникнуть ошибка компиляции. В целом, я доволен результатом режимов оптимизации компилятора </w:t>
+      </w:r>
+      <w:proofErr w:type="spellStart"/>
+      <w:r>
+        <w:rPr>
+          <w:lang w:eastAsia="ru-RU"/>
+        </w:rPr>
+        <w:t>gcc</w:t>
+      </w:r>
+      <w:proofErr w:type="spellEnd"/>
+      <w:r>
+        <w:rPr>
+          <w:lang w:eastAsia="ru-RU"/>
+        </w:rPr>
+        <w:t>.</w:t>
+      </w:r>
     </w:p>
     <w:p>
       <w:pPr>

--- a/optbench/report/Fedorov_optbench_report.docx
+++ b/optbench/report/Fedorov_optbench_report.docx
@@ -2385,8 +2385,13 @@
               <w:ind w:firstLine="0"/>
               <w:jc w:val="left"/>
             </w:pPr>
-            <w:r>
-              <w:t>if( i2 &lt; j4 &amp;&amp; i4 &lt; j4 )</w:t>
+            <w:proofErr w:type="gramStart"/>
+            <w:r>
+              <w:t>if( i</w:t>
+            </w:r>
+            <w:proofErr w:type="gramEnd"/>
+            <w:r>
+              <w:t>2 &lt; j4 &amp;&amp; i4 &lt; j4 )</w:t>
             </w:r>
           </w:p>
           <w:p>
@@ -2418,8 +2423,13 @@
               <w:ind w:firstLine="0"/>
               <w:jc w:val="left"/>
             </w:pPr>
-            <w:r>
-              <w:t>if( i2 &lt; j4 &amp;&amp; i4 &lt; j4 )</w:t>
+            <w:proofErr w:type="gramStart"/>
+            <w:r>
+              <w:t>if( i</w:t>
+            </w:r>
+            <w:proofErr w:type="gramEnd"/>
+            <w:r>
+              <w:t>2 &lt; j4 &amp;&amp; i4 &lt; j4 )</w:t>
             </w:r>
           </w:p>
           <w:p>
@@ -2539,9 +2549,14 @@
               <w:t>jge</w:t>
             </w:r>
             <w:proofErr w:type="spellEnd"/>
-            <w:r>
-              <w:tab/>
-              <w:t>.L2</w:t>
+            <w:proofErr w:type="gramStart"/>
+            <w:r>
+              <w:tab/>
+              <w:t>.L</w:t>
+            </w:r>
+            <w:proofErr w:type="gramEnd"/>
+            <w:r>
+              <w:t>2</w:t>
             </w:r>
           </w:p>
           <w:p>
@@ -2622,9 +2637,14 @@
               <w:t>jge</w:t>
             </w:r>
             <w:proofErr w:type="spellEnd"/>
-            <w:r>
-              <w:tab/>
-              <w:t>.L2</w:t>
+            <w:proofErr w:type="gramStart"/>
+            <w:r>
+              <w:tab/>
+              <w:t>.L</w:t>
+            </w:r>
+            <w:proofErr w:type="gramEnd"/>
+            <w:r>
+              <w:t>2</w:t>
             </w:r>
           </w:p>
           <w:p>
@@ -2645,8 +2665,13 @@
               <w:ind w:firstLine="0"/>
               <w:jc w:val="left"/>
             </w:pPr>
-            <w:r>
-              <w:t>.L2:</w:t>
+            <w:proofErr w:type="gramStart"/>
+            <w:r>
+              <w:t>.L</w:t>
+            </w:r>
+            <w:proofErr w:type="gramEnd"/>
+            <w:r>
+              <w:t>2:</w:t>
             </w:r>
           </w:p>
           <w:p>
@@ -2764,9 +2789,14 @@
               <w:t>jge</w:t>
             </w:r>
             <w:proofErr w:type="spellEnd"/>
-            <w:r>
-              <w:tab/>
-              <w:t>.L3</w:t>
+            <w:proofErr w:type="gramStart"/>
+            <w:r>
+              <w:tab/>
+              <w:t>.L</w:t>
+            </w:r>
+            <w:proofErr w:type="gramEnd"/>
+            <w:r>
+              <w:t>3</w:t>
             </w:r>
           </w:p>
           <w:p>
@@ -2846,9 +2876,14 @@
               <w:t>jge</w:t>
             </w:r>
             <w:proofErr w:type="spellEnd"/>
-            <w:r>
-              <w:tab/>
-              <w:t>.L3</w:t>
+            <w:proofErr w:type="gramStart"/>
+            <w:r>
+              <w:tab/>
+              <w:t>.L</w:t>
+            </w:r>
+            <w:proofErr w:type="gramEnd"/>
+            <w:r>
+              <w:t>3</w:t>
             </w:r>
           </w:p>
           <w:p>
@@ -2869,8 +2904,13 @@
               <w:ind w:firstLine="0"/>
               <w:jc w:val="left"/>
             </w:pPr>
-            <w:r>
-              <w:t>.L3:</w:t>
+            <w:proofErr w:type="gramStart"/>
+            <w:r>
+              <w:t>.L</w:t>
+            </w:r>
+            <w:proofErr w:type="gramEnd"/>
+            <w:r>
+              <w:t>3:</w:t>
             </w:r>
           </w:p>
           <w:p>
@@ -3011,18 +3051,28 @@
               <w:t>jle</w:t>
             </w:r>
             <w:proofErr w:type="spellEnd"/>
-            <w:r>
-              <w:tab/>
-              <w:t>.L6</w:t>
-            </w:r>
-          </w:p>
-          <w:p>
-            <w:pPr>
-              <w:ind w:firstLine="0"/>
-              <w:jc w:val="left"/>
-            </w:pPr>
-            <w:r>
-              <w:t>.L2:</w:t>
+            <w:proofErr w:type="gramStart"/>
+            <w:r>
+              <w:tab/>
+              <w:t>.L</w:t>
+            </w:r>
+            <w:proofErr w:type="gramEnd"/>
+            <w:r>
+              <w:t>6</w:t>
+            </w:r>
+          </w:p>
+          <w:p>
+            <w:pPr>
+              <w:ind w:firstLine="0"/>
+              <w:jc w:val="left"/>
+            </w:pPr>
+            <w:proofErr w:type="gramStart"/>
+            <w:r>
+              <w:t>.L</w:t>
+            </w:r>
+            <w:proofErr w:type="gramEnd"/>
+            <w:r>
+              <w:t>2:</w:t>
             </w:r>
           </w:p>
           <w:p>
@@ -3100,9 +3150,14 @@
               <w:t>jge</w:t>
             </w:r>
             <w:proofErr w:type="spellEnd"/>
-            <w:r>
-              <w:tab/>
-              <w:t>.L4</w:t>
+            <w:proofErr w:type="gramStart"/>
+            <w:r>
+              <w:tab/>
+              <w:t>.L</w:t>
+            </w:r>
+            <w:proofErr w:type="gramEnd"/>
+            <w:r>
+              <w:t>4</w:t>
             </w:r>
           </w:p>
           <w:p>
@@ -3138,18 +3193,28 @@
               <w:t>jg</w:t>
             </w:r>
             <w:proofErr w:type="spellEnd"/>
-            <w:r>
-              <w:tab/>
-              <w:t>.L3</w:t>
-            </w:r>
-          </w:p>
-          <w:p>
-            <w:pPr>
-              <w:ind w:firstLine="0"/>
-              <w:jc w:val="left"/>
-            </w:pPr>
-            <w:r>
-              <w:t>.L4:</w:t>
+            <w:proofErr w:type="gramStart"/>
+            <w:r>
+              <w:tab/>
+              <w:t>.L</w:t>
+            </w:r>
+            <w:proofErr w:type="gramEnd"/>
+            <w:r>
+              <w:t>3</w:t>
+            </w:r>
+          </w:p>
+          <w:p>
+            <w:pPr>
+              <w:ind w:firstLine="0"/>
+              <w:jc w:val="left"/>
+            </w:pPr>
+            <w:proofErr w:type="gramStart"/>
+            <w:r>
+              <w:t>.L</w:t>
+            </w:r>
+            <w:proofErr w:type="gramEnd"/>
+            <w:r>
+              <w:t>4:</w:t>
             </w:r>
           </w:p>
           <w:p>
@@ -3213,8 +3278,13 @@
               <w:ind w:firstLine="0"/>
               <w:jc w:val="left"/>
             </w:pPr>
-            <w:r>
-              <w:t>.L6:</w:t>
+            <w:proofErr w:type="gramStart"/>
+            <w:r>
+              <w:t>.L</w:t>
+            </w:r>
+            <w:proofErr w:type="gramEnd"/>
+            <w:r>
+              <w:t>6:</w:t>
             </w:r>
           </w:p>
           <w:p>
@@ -3242,9 +3312,14 @@
               <w:t>jg</w:t>
             </w:r>
             <w:proofErr w:type="spellEnd"/>
-            <w:r>
-              <w:tab/>
-              <w:t>.L2</w:t>
+            <w:proofErr w:type="gramStart"/>
+            <w:r>
+              <w:tab/>
+              <w:t>.L</w:t>
+            </w:r>
+            <w:proofErr w:type="gramEnd"/>
+            <w:r>
+              <w:t>2</w:t>
             </w:r>
           </w:p>
           <w:p>
@@ -3330,18 +3405,28 @@
               <w:t>jle</w:t>
             </w:r>
             <w:proofErr w:type="spellEnd"/>
-            <w:r>
-              <w:tab/>
-              <w:t>.L4</w:t>
-            </w:r>
-          </w:p>
-          <w:p>
-            <w:pPr>
-              <w:ind w:firstLine="0"/>
-              <w:jc w:val="left"/>
-            </w:pPr>
-            <w:r>
-              <w:t>.L3:</w:t>
+            <w:proofErr w:type="gramStart"/>
+            <w:r>
+              <w:tab/>
+              <w:t>.L</w:t>
+            </w:r>
+            <w:proofErr w:type="gramEnd"/>
+            <w:r>
+              <w:t>4</w:t>
+            </w:r>
+          </w:p>
+          <w:p>
+            <w:pPr>
+              <w:ind w:firstLine="0"/>
+              <w:jc w:val="left"/>
+            </w:pPr>
+            <w:proofErr w:type="gramStart"/>
+            <w:r>
+              <w:t>.L</w:t>
+            </w:r>
+            <w:proofErr w:type="gramEnd"/>
+            <w:r>
+              <w:t>3:</w:t>
             </w:r>
           </w:p>
           <w:p>
@@ -3366,9 +3451,14 @@
               <w:t>jmp</w:t>
             </w:r>
             <w:proofErr w:type="spellEnd"/>
-            <w:r>
-              <w:tab/>
-              <w:t>.L4</w:t>
+            <w:proofErr w:type="gramStart"/>
+            <w:r>
+              <w:tab/>
+              <w:t>.L</w:t>
+            </w:r>
+            <w:proofErr w:type="gramEnd"/>
+            <w:r>
+              <w:t>4</w:t>
             </w:r>
           </w:p>
         </w:tc>
@@ -4427,6 +4517,7 @@
               <w:ind w:firstLine="0"/>
               <w:jc w:val="left"/>
             </w:pPr>
+            <w:proofErr w:type="gramStart"/>
             <w:r>
               <w:t xml:space="preserve">for( </w:t>
             </w:r>
@@ -4435,6 +4526,7 @@
               <w:t>i</w:t>
             </w:r>
             <w:proofErr w:type="spellEnd"/>
+            <w:proofErr w:type="gramEnd"/>
             <w:r>
               <w:t xml:space="preserve"> = 0; </w:t>
             </w:r>
@@ -4464,12 +4556,17 @@
               <w:t xml:space="preserve">ivector4[ </w:t>
             </w:r>
             <w:proofErr w:type="spellStart"/>
+            <w:proofErr w:type="gramStart"/>
             <w:r>
               <w:t>i</w:t>
             </w:r>
             <w:proofErr w:type="spellEnd"/>
             <w:r>
-              <w:t xml:space="preserve"> ] = </w:t>
+              <w:t xml:space="preserve"> ]</w:t>
+            </w:r>
+            <w:proofErr w:type="gramEnd"/>
+            <w:r>
+              <w:t xml:space="preserve"> = </w:t>
             </w:r>
             <w:proofErr w:type="spellStart"/>
             <w:r>
@@ -4589,18 +4686,28 @@
               <w:t>jmp</w:t>
             </w:r>
             <w:proofErr w:type="spellEnd"/>
-            <w:r>
-              <w:tab/>
-              <w:t>.L2</w:t>
-            </w:r>
-          </w:p>
-          <w:p>
-            <w:pPr>
-              <w:ind w:firstLine="0"/>
-              <w:jc w:val="left"/>
-            </w:pPr>
-            <w:r>
-              <w:t>.L3:</w:t>
+            <w:proofErr w:type="gramStart"/>
+            <w:r>
+              <w:tab/>
+              <w:t>.L</w:t>
+            </w:r>
+            <w:proofErr w:type="gramEnd"/>
+            <w:r>
+              <w:t>2</w:t>
+            </w:r>
+          </w:p>
+          <w:p>
+            <w:pPr>
+              <w:ind w:firstLine="0"/>
+              <w:jc w:val="left"/>
+            </w:pPr>
+            <w:proofErr w:type="gramStart"/>
+            <w:r>
+              <w:t>.L</w:t>
+            </w:r>
+            <w:proofErr w:type="gramEnd"/>
+            <w:r>
+              <w:t>3:</w:t>
             </w:r>
           </w:p>
           <w:p>
@@ -4872,8 +4979,13 @@
               <w:ind w:firstLine="0"/>
               <w:jc w:val="left"/>
             </w:pPr>
-            <w:r>
-              <w:t>.L2:</w:t>
+            <w:proofErr w:type="gramStart"/>
+            <w:r>
+              <w:t>.L</w:t>
+            </w:r>
+            <w:proofErr w:type="gramEnd"/>
+            <w:r>
+              <w:t>2:</w:t>
             </w:r>
           </w:p>
           <w:p>
@@ -4936,9 +5048,14 @@
               <w:t>jle</w:t>
             </w:r>
             <w:proofErr w:type="spellEnd"/>
-            <w:r>
-              <w:tab/>
-              <w:t>.L3</w:t>
+            <w:proofErr w:type="gramStart"/>
+            <w:r>
+              <w:tab/>
+              <w:t>.L</w:t>
+            </w:r>
+            <w:proofErr w:type="gramEnd"/>
+            <w:r>
+              <w:t>3</w:t>
             </w:r>
           </w:p>
           <w:p>
@@ -5481,7 +5598,21 @@
               <w:rPr>
                 <w:lang w:val="ru-RU"/>
               </w:rPr>
-              <w:t xml:space="preserve"> ( k5 &gt; 0 );</w:t>
+              <w:t xml:space="preserve"> </w:t>
+            </w:r>
+            <w:proofErr w:type="gramStart"/>
+            <w:r>
+              <w:rPr>
+                <w:lang w:val="ru-RU"/>
+              </w:rPr>
+              <w:t>( k</w:t>
+            </w:r>
+            <w:proofErr w:type="gramEnd"/>
+            <w:r>
+              <w:rPr>
+                <w:lang w:val="ru-RU"/>
+              </w:rPr>
+              <w:t>5 &gt; 0 );</w:t>
             </w:r>
           </w:p>
         </w:tc>
@@ -5533,8 +5664,13 @@
               <w:ind w:firstLine="0"/>
               <w:jc w:val="left"/>
             </w:pPr>
-            <w:r>
-              <w:t>.L2:</w:t>
+            <w:proofErr w:type="gramStart"/>
+            <w:r>
+              <w:t>.L</w:t>
+            </w:r>
+            <w:proofErr w:type="gramEnd"/>
+            <w:r>
+              <w:t>2:</w:t>
             </w:r>
           </w:p>
           <w:p>
@@ -5964,9 +6100,14 @@
               <w:t>jg</w:t>
             </w:r>
             <w:proofErr w:type="spellEnd"/>
-            <w:r>
-              <w:tab/>
-              <w:t>.L2</w:t>
+            <w:proofErr w:type="gramStart"/>
+            <w:r>
+              <w:tab/>
+              <w:t>.L</w:t>
+            </w:r>
+            <w:proofErr w:type="gramEnd"/>
+            <w:r>
+              <w:t>2</w:t>
             </w:r>
           </w:p>
           <w:p>
@@ -6275,6 +6416,7 @@
               <w:ind w:firstLine="0"/>
               <w:jc w:val="left"/>
             </w:pPr>
+            <w:proofErr w:type="gramStart"/>
             <w:r>
               <w:t xml:space="preserve">for( </w:t>
             </w:r>
@@ -6283,6 +6425,7 @@
               <w:t>i</w:t>
             </w:r>
             <w:proofErr w:type="spellEnd"/>
+            <w:proofErr w:type="gramEnd"/>
             <w:r>
               <w:t xml:space="preserve"> = 0; </w:t>
             </w:r>
@@ -6317,7 +6460,15 @@
             </w:r>
             <w:proofErr w:type="spellEnd"/>
             <w:r>
-              <w:t xml:space="preserve"> * 2 + 3 ] = 5;</w:t>
+              <w:t xml:space="preserve"> * 2 + </w:t>
+            </w:r>
+            <w:proofErr w:type="gramStart"/>
+            <w:r>
+              <w:t>3 ]</w:t>
+            </w:r>
+            <w:proofErr w:type="gramEnd"/>
+            <w:r>
+              <w:t xml:space="preserve"> = 5;</w:t>
             </w:r>
           </w:p>
         </w:tc>
@@ -6369,18 +6520,28 @@
               <w:t>jmp</w:t>
             </w:r>
             <w:proofErr w:type="spellEnd"/>
-            <w:r>
-              <w:tab/>
-              <w:t>.L2</w:t>
-            </w:r>
-          </w:p>
-          <w:p>
-            <w:pPr>
-              <w:ind w:firstLine="0"/>
-              <w:jc w:val="left"/>
-            </w:pPr>
-            <w:r>
-              <w:t>.L3:</w:t>
+            <w:proofErr w:type="gramStart"/>
+            <w:r>
+              <w:tab/>
+              <w:t>.L</w:t>
+            </w:r>
+            <w:proofErr w:type="gramEnd"/>
+            <w:r>
+              <w:t>2</w:t>
+            </w:r>
+          </w:p>
+          <w:p>
+            <w:pPr>
+              <w:ind w:firstLine="0"/>
+              <w:jc w:val="left"/>
+            </w:pPr>
+            <w:proofErr w:type="gramStart"/>
+            <w:r>
+              <w:t>.L</w:t>
+            </w:r>
+            <w:proofErr w:type="gramEnd"/>
+            <w:r>
+              <w:t>3:</w:t>
             </w:r>
           </w:p>
           <w:p>
@@ -6608,8 +6769,13 @@
               <w:ind w:firstLine="0"/>
               <w:jc w:val="left"/>
             </w:pPr>
-            <w:r>
-              <w:t>.L2:</w:t>
+            <w:proofErr w:type="gramStart"/>
+            <w:r>
+              <w:t>.L</w:t>
+            </w:r>
+            <w:proofErr w:type="gramEnd"/>
+            <w:r>
+              <w:t>2:</w:t>
             </w:r>
           </w:p>
           <w:p>
@@ -6672,9 +6838,14 @@
               <w:t>jle</w:t>
             </w:r>
             <w:proofErr w:type="spellEnd"/>
-            <w:r>
-              <w:tab/>
-              <w:t>.L3</w:t>
+            <w:proofErr w:type="gramStart"/>
+            <w:r>
+              <w:tab/>
+              <w:t>.L</w:t>
+            </w:r>
+            <w:proofErr w:type="gramEnd"/>
+            <w:r>
+              <w:t>3</w:t>
             </w:r>
           </w:p>
           <w:p>
@@ -6924,36 +7095,56 @@
               <w:ind w:firstLine="0"/>
               <w:jc w:val="left"/>
             </w:pPr>
-            <w:r>
-              <w:t>.p2align 5</w:t>
-            </w:r>
-          </w:p>
-          <w:p>
-            <w:pPr>
-              <w:ind w:firstLine="0"/>
-              <w:jc w:val="left"/>
-            </w:pPr>
+            <w:proofErr w:type="gramStart"/>
+            <w:r>
+              <w:t>.p</w:t>
+            </w:r>
+            <w:proofErr w:type="gramEnd"/>
+            <w:r>
+              <w:t>2align 5</w:t>
+            </w:r>
+          </w:p>
+          <w:p>
+            <w:pPr>
+              <w:ind w:firstLine="0"/>
+              <w:jc w:val="left"/>
+            </w:pPr>
+            <w:proofErr w:type="gramStart"/>
             <w:r>
               <w:lastRenderedPageBreak/>
-              <w:t>.p2align 4</w:t>
-            </w:r>
-          </w:p>
-          <w:p>
-            <w:pPr>
-              <w:ind w:firstLine="0"/>
-              <w:jc w:val="left"/>
-            </w:pPr>
-            <w:r>
-              <w:t>.p2align 3</w:t>
-            </w:r>
-          </w:p>
-          <w:p>
-            <w:pPr>
-              <w:ind w:firstLine="0"/>
-              <w:jc w:val="left"/>
-            </w:pPr>
-            <w:r>
-              <w:t>.L2:</w:t>
+              <w:t>.p</w:t>
+            </w:r>
+            <w:proofErr w:type="gramEnd"/>
+            <w:r>
+              <w:t>2align 4</w:t>
+            </w:r>
+          </w:p>
+          <w:p>
+            <w:pPr>
+              <w:ind w:firstLine="0"/>
+              <w:jc w:val="left"/>
+            </w:pPr>
+            <w:proofErr w:type="gramStart"/>
+            <w:r>
+              <w:t>.p</w:t>
+            </w:r>
+            <w:proofErr w:type="gramEnd"/>
+            <w:r>
+              <w:t>2align 3</w:t>
+            </w:r>
+          </w:p>
+          <w:p>
+            <w:pPr>
+              <w:ind w:firstLine="0"/>
+              <w:jc w:val="left"/>
+            </w:pPr>
+            <w:proofErr w:type="gramStart"/>
+            <w:r>
+              <w:t>.L</w:t>
+            </w:r>
+            <w:proofErr w:type="gramEnd"/>
+            <w:r>
+              <w:t>2:</w:t>
             </w:r>
           </w:p>
           <w:p>
@@ -7055,9 +7246,14 @@
               <w:t>jne</w:t>
             </w:r>
             <w:proofErr w:type="spellEnd"/>
-            <w:r>
-              <w:tab/>
-              <w:t>.L2</w:t>
+            <w:proofErr w:type="gramStart"/>
+            <w:r>
+              <w:tab/>
+              <w:t>.L</w:t>
+            </w:r>
+            <w:proofErr w:type="gramEnd"/>
+            <w:r>
+              <w:t>2</w:t>
             </w:r>
           </w:p>
           <w:p>
@@ -7318,6 +7514,7 @@
               <w:ind w:firstLine="0"/>
               <w:jc w:val="left"/>
             </w:pPr>
+            <w:proofErr w:type="gramStart"/>
             <w:r>
               <w:t xml:space="preserve">if( </w:t>
             </w:r>
@@ -7326,6 +7523,7 @@
               <w:t>i</w:t>
             </w:r>
             <w:proofErr w:type="spellEnd"/>
+            <w:proofErr w:type="gramEnd"/>
             <w:r>
               <w:t xml:space="preserve"> &lt; 10 )</w:t>
             </w:r>
@@ -7435,9 +7633,14 @@
               <w:t>jg</w:t>
             </w:r>
             <w:proofErr w:type="spellEnd"/>
-            <w:r>
-              <w:tab/>
-              <w:t>.L2</w:t>
+            <w:proofErr w:type="gramStart"/>
+            <w:r>
+              <w:tab/>
+              <w:t>.L</w:t>
+            </w:r>
+            <w:proofErr w:type="gramEnd"/>
+            <w:r>
+              <w:t>2</w:t>
             </w:r>
           </w:p>
           <w:p>
@@ -7533,18 +7736,28 @@
               <w:t>jmp</w:t>
             </w:r>
             <w:proofErr w:type="spellEnd"/>
-            <w:r>
-              <w:tab/>
-              <w:t>.L3</w:t>
-            </w:r>
-          </w:p>
-          <w:p>
-            <w:pPr>
-              <w:ind w:firstLine="0"/>
-              <w:jc w:val="left"/>
-            </w:pPr>
-            <w:r>
-              <w:t>.L2:</w:t>
+            <w:proofErr w:type="gramStart"/>
+            <w:r>
+              <w:tab/>
+              <w:t>.L</w:t>
+            </w:r>
+            <w:proofErr w:type="gramEnd"/>
+            <w:r>
+              <w:t>3</w:t>
+            </w:r>
+          </w:p>
+          <w:p>
+            <w:pPr>
+              <w:ind w:firstLine="0"/>
+              <w:jc w:val="left"/>
+            </w:pPr>
+            <w:proofErr w:type="gramStart"/>
+            <w:r>
+              <w:t>.L</w:t>
+            </w:r>
+            <w:proofErr w:type="gramEnd"/>
+            <w:r>
+              <w:t>2:</w:t>
             </w:r>
           </w:p>
           <w:p>
@@ -7636,8 +7849,13 @@
               <w:ind w:firstLine="0"/>
               <w:jc w:val="left"/>
             </w:pPr>
-            <w:r>
-              <w:t>.L3:</w:t>
+            <w:proofErr w:type="gramStart"/>
+            <w:r>
+              <w:t>.L</w:t>
+            </w:r>
+            <w:proofErr w:type="gramEnd"/>
+            <w:r>
+              <w:t>3:</w:t>
             </w:r>
           </w:p>
           <w:p>
@@ -7798,9 +8016,14 @@
               <w:t>jg</w:t>
             </w:r>
             <w:proofErr w:type="spellEnd"/>
-            <w:r>
-              <w:tab/>
-              <w:t>.L2</w:t>
+            <w:proofErr w:type="gramStart"/>
+            <w:r>
+              <w:tab/>
+              <w:t>.L</w:t>
+            </w:r>
+            <w:proofErr w:type="gramEnd"/>
+            <w:r>
+              <w:t>2</w:t>
             </w:r>
           </w:p>
           <w:p>
@@ -7826,8 +8049,13 @@
               <w:ind w:firstLine="0"/>
               <w:jc w:val="left"/>
             </w:pPr>
-            <w:r>
-              <w:t>.L3:</w:t>
+            <w:proofErr w:type="gramStart"/>
+            <w:r>
+              <w:t>.L</w:t>
+            </w:r>
+            <w:proofErr w:type="gramEnd"/>
+            <w:r>
+              <w:t>3:</w:t>
             </w:r>
           </w:p>
           <w:p>
@@ -7891,8 +8119,13 @@
               <w:ind w:firstLine="0"/>
               <w:jc w:val="left"/>
             </w:pPr>
-            <w:r>
-              <w:t>.L2:</w:t>
+            <w:proofErr w:type="gramStart"/>
+            <w:r>
+              <w:t>.L</w:t>
+            </w:r>
+            <w:proofErr w:type="gramEnd"/>
+            <w:r>
+              <w:t>2:</w:t>
             </w:r>
           </w:p>
           <w:p>
@@ -7924,9 +8157,14 @@
               <w:t>jmp</w:t>
             </w:r>
             <w:proofErr w:type="spellEnd"/>
-            <w:r>
-              <w:tab/>
-              <w:t>.L3</w:t>
+            <w:proofErr w:type="gramStart"/>
+            <w:r>
+              <w:tab/>
+              <w:t>.L</w:t>
+            </w:r>
+            <w:proofErr w:type="gramEnd"/>
+            <w:r>
+              <w:t>3</w:t>
             </w:r>
           </w:p>
         </w:tc>
@@ -8016,51 +8254,67 @@
               <w:jc w:val="left"/>
             </w:pPr>
             <w:proofErr w:type="spellStart"/>
+            <w:proofErr w:type="gramStart"/>
             <w:r>
               <w:t>ivector</w:t>
             </w:r>
             <w:proofErr w:type="spellEnd"/>
             <w:r>
-              <w:t xml:space="preserve">[ 0 ] = 1; </w:t>
-            </w:r>
-          </w:p>
-          <w:p>
-            <w:pPr>
-              <w:ind w:firstLine="0"/>
-              <w:jc w:val="left"/>
-            </w:pPr>
-            <w:proofErr w:type="spellStart"/>
+              <w:t>[</w:t>
+            </w:r>
+            <w:proofErr w:type="gramEnd"/>
+            <w:r>
+              <w:t xml:space="preserve"> 0 ] = 1; </w:t>
+            </w:r>
+          </w:p>
+          <w:p>
+            <w:pPr>
+              <w:ind w:firstLine="0"/>
+              <w:jc w:val="left"/>
+            </w:pPr>
+            <w:proofErr w:type="spellStart"/>
+            <w:proofErr w:type="gramStart"/>
             <w:r>
               <w:t>ivector</w:t>
             </w:r>
             <w:proofErr w:type="spellEnd"/>
             <w:r>
-              <w:t>[ i2 ] = 2;</w:t>
-            </w:r>
-          </w:p>
-          <w:p>
-            <w:pPr>
-              <w:ind w:firstLine="0"/>
-              <w:jc w:val="left"/>
-            </w:pPr>
-            <w:proofErr w:type="spellStart"/>
+              <w:t>[</w:t>
+            </w:r>
+            <w:proofErr w:type="gramEnd"/>
+            <w:r>
+              <w:t xml:space="preserve"> i2 ] = 2;</w:t>
+            </w:r>
+          </w:p>
+          <w:p>
+            <w:pPr>
+              <w:ind w:firstLine="0"/>
+              <w:jc w:val="left"/>
+            </w:pPr>
+            <w:proofErr w:type="spellStart"/>
+            <w:proofErr w:type="gramStart"/>
             <w:r>
               <w:t>ivector</w:t>
             </w:r>
             <w:proofErr w:type="spellEnd"/>
             <w:r>
-              <w:t>[ i2 ] = 2;</w:t>
-            </w:r>
-          </w:p>
-          <w:p>
-            <w:pPr>
-              <w:ind w:firstLine="0"/>
-              <w:jc w:val="left"/>
-              <w:rPr>
-                <w:lang w:val="ru-RU"/>
-              </w:rPr>
-            </w:pPr>
-            <w:proofErr w:type="spellStart"/>
+              <w:t>[</w:t>
+            </w:r>
+            <w:proofErr w:type="gramEnd"/>
+            <w:r>
+              <w:t xml:space="preserve"> i2 ] = 2;</w:t>
+            </w:r>
+          </w:p>
+          <w:p>
+            <w:pPr>
+              <w:ind w:firstLine="0"/>
+              <w:jc w:val="left"/>
+              <w:rPr>
+                <w:lang w:val="ru-RU"/>
+              </w:rPr>
+            </w:pPr>
+            <w:proofErr w:type="spellStart"/>
+            <w:proofErr w:type="gramStart"/>
             <w:r>
               <w:rPr>
                 <w:lang w:val="ru-RU"/>
@@ -8072,7 +8326,14 @@
               <w:rPr>
                 <w:lang w:val="ru-RU"/>
               </w:rPr>
-              <w:t>[ 2 ] = 3;</w:t>
+              <w:t>[ 2</w:t>
+            </w:r>
+            <w:proofErr w:type="gramEnd"/>
+            <w:r>
+              <w:rPr>
+                <w:lang w:val="ru-RU"/>
+              </w:rPr>
+              <w:t xml:space="preserve"> ] = 3;</w:t>
             </w:r>
           </w:p>
         </w:tc>
@@ -8712,8 +8973,13 @@
               <w:ind w:firstLine="0"/>
               <w:jc w:val="left"/>
             </w:pPr>
-            <w:r>
-              <w:t>if(( h3 + k3 ) &lt; 0 || ( h3 + k3 ) &gt; 5 )</w:t>
+            <w:proofErr w:type="gramStart"/>
+            <w:r>
+              <w:t>if(</w:t>
+            </w:r>
+            <w:proofErr w:type="gramEnd"/>
+            <w:r>
+              <w:t>( h3 + k3 ) &lt; 0 || ( h3 + k3 ) &gt; 5 )</w:t>
             </w:r>
           </w:p>
           <w:p>
@@ -8756,7 +9022,15 @@
               <w:jc w:val="left"/>
             </w:pPr>
             <w:r>
-              <w:t xml:space="preserve">      m3 = ( h3 + k3 ) / i3;</w:t>
+              <w:t xml:space="preserve">      m3 = </w:t>
+            </w:r>
+            <w:proofErr w:type="gramStart"/>
+            <w:r>
+              <w:t>( h</w:t>
+            </w:r>
+            <w:proofErr w:type="gramEnd"/>
+            <w:r>
+              <w:t>3 + k3 ) / i3;</w:t>
             </w:r>
           </w:p>
           <w:p>
@@ -8898,9 +9172,14 @@
               <w:t>js</w:t>
             </w:r>
             <w:proofErr w:type="spellEnd"/>
-            <w:r>
-              <w:tab/>
-              <w:t>.L2</w:t>
+            <w:proofErr w:type="gramStart"/>
+            <w:r>
+              <w:tab/>
+              <w:t>.L</w:t>
+            </w:r>
+            <w:proofErr w:type="gramEnd"/>
+            <w:r>
+              <w:t>2</w:t>
             </w:r>
           </w:p>
           <w:p>
@@ -9001,18 +9280,28 @@
               <w:t>jle</w:t>
             </w:r>
             <w:proofErr w:type="spellEnd"/>
-            <w:r>
-              <w:tab/>
-              <w:t>.L3</w:t>
-            </w:r>
-          </w:p>
-          <w:p>
-            <w:pPr>
-              <w:ind w:firstLine="0"/>
-              <w:jc w:val="left"/>
-            </w:pPr>
-            <w:r>
-              <w:t>.L2:</w:t>
+            <w:proofErr w:type="gramStart"/>
+            <w:r>
+              <w:tab/>
+              <w:t>.L</w:t>
+            </w:r>
+            <w:proofErr w:type="gramEnd"/>
+            <w:r>
+              <w:t>3</w:t>
+            </w:r>
+          </w:p>
+          <w:p>
+            <w:pPr>
+              <w:ind w:firstLine="0"/>
+              <w:jc w:val="left"/>
+            </w:pPr>
+            <w:proofErr w:type="gramStart"/>
+            <w:r>
+              <w:t>.L</w:t>
+            </w:r>
+            <w:proofErr w:type="gramEnd"/>
+            <w:r>
+              <w:t>2:</w:t>
             </w:r>
           </w:p>
           <w:p>
@@ -9083,18 +9372,28 @@
               <w:t>jmp</w:t>
             </w:r>
             <w:proofErr w:type="spellEnd"/>
-            <w:r>
-              <w:tab/>
-              <w:t>.L4</w:t>
-            </w:r>
-          </w:p>
-          <w:p>
-            <w:pPr>
-              <w:ind w:firstLine="0"/>
-              <w:jc w:val="left"/>
-            </w:pPr>
-            <w:r>
-              <w:t>.L3:</w:t>
+            <w:proofErr w:type="gramStart"/>
+            <w:r>
+              <w:tab/>
+              <w:t>.L</w:t>
+            </w:r>
+            <w:proofErr w:type="gramEnd"/>
+            <w:r>
+              <w:t>4</w:t>
+            </w:r>
+          </w:p>
+          <w:p>
+            <w:pPr>
+              <w:ind w:firstLine="0"/>
+              <w:jc w:val="left"/>
+            </w:pPr>
+            <w:proofErr w:type="gramStart"/>
+            <w:r>
+              <w:t>.L</w:t>
+            </w:r>
+            <w:proofErr w:type="gramEnd"/>
+            <w:r>
+              <w:t>3:</w:t>
             </w:r>
           </w:p>
           <w:p>
@@ -9364,8 +9663,13 @@
               <w:ind w:firstLine="0"/>
               <w:jc w:val="left"/>
             </w:pPr>
-            <w:r>
-              <w:t>.L4:</w:t>
+            <w:proofErr w:type="gramStart"/>
+            <w:r>
+              <w:t>.L</w:t>
+            </w:r>
+            <w:proofErr w:type="gramEnd"/>
+            <w:r>
+              <w:t>4:</w:t>
             </w:r>
           </w:p>
           <w:p>
@@ -9523,9 +9827,14 @@
             <w:r>
               <w:t>ja</w:t>
             </w:r>
-            <w:r>
-              <w:tab/>
-              <w:t>.L5</w:t>
+            <w:proofErr w:type="gramStart"/>
+            <w:r>
+              <w:tab/>
+              <w:t>.L</w:t>
+            </w:r>
+            <w:proofErr w:type="gramEnd"/>
+            <w:r>
+              <w:t>5</w:t>
             </w:r>
           </w:p>
           <w:p>
@@ -9654,8 +9963,13 @@
               <w:ind w:firstLine="0"/>
               <w:jc w:val="left"/>
             </w:pPr>
-            <w:r>
-              <w:t>.L3:</w:t>
+            <w:proofErr w:type="gramStart"/>
+            <w:r>
+              <w:t>.L</w:t>
+            </w:r>
+            <w:proofErr w:type="gramEnd"/>
+            <w:r>
+              <w:t>3:</w:t>
             </w:r>
           </w:p>
           <w:p>
@@ -9719,8 +10033,13 @@
               <w:ind w:firstLine="0"/>
               <w:jc w:val="left"/>
             </w:pPr>
-            <w:r>
-              <w:t>.L5:</w:t>
+            <w:proofErr w:type="gramStart"/>
+            <w:r>
+              <w:t>.L</w:t>
+            </w:r>
+            <w:proofErr w:type="gramEnd"/>
+            <w:r>
+              <w:t>5:</w:t>
             </w:r>
           </w:p>
           <w:p>
@@ -9766,9 +10085,14 @@
               <w:t>jmp</w:t>
             </w:r>
             <w:proofErr w:type="spellEnd"/>
-            <w:r>
-              <w:tab/>
-              <w:t>.L3</w:t>
+            <w:proofErr w:type="gramStart"/>
+            <w:r>
+              <w:tab/>
+              <w:t>.L</w:t>
+            </w:r>
+            <w:proofErr w:type="gramEnd"/>
+            <w:r>
+              <w:t>3</w:t>
             </w:r>
           </w:p>
         </w:tc>
@@ -9849,8 +10173,13 @@
               <w:ind w:firstLine="0"/>
               <w:jc w:val="left"/>
             </w:pPr>
-            <w:r>
-              <w:t xml:space="preserve">for( i4 = 0; i4 &lt;= </w:t>
+            <w:proofErr w:type="gramStart"/>
+            <w:r>
+              <w:t>for( i</w:t>
+            </w:r>
+            <w:proofErr w:type="gramEnd"/>
+            <w:r>
+              <w:t xml:space="preserve">4 = 0; i4 &lt;= </w:t>
             </w:r>
             <w:proofErr w:type="spellStart"/>
             <w:r>
@@ -9873,7 +10202,21 @@
               <w:rPr>
                 <w:lang w:val="ru-RU"/>
               </w:rPr>
-              <w:t>ivector2[ i4 ] = j * k;</w:t>
+              <w:t>ivector</w:t>
+            </w:r>
+            <w:proofErr w:type="gramStart"/>
+            <w:r>
+              <w:rPr>
+                <w:lang w:val="ru-RU"/>
+              </w:rPr>
+              <w:t>2[ i</w:t>
+            </w:r>
+            <w:proofErr w:type="gramEnd"/>
+            <w:r>
+              <w:rPr>
+                <w:lang w:val="ru-RU"/>
+              </w:rPr>
+              <w:t>4 ] = j * k;</w:t>
             </w:r>
           </w:p>
         </w:tc>
@@ -9904,18 +10247,28 @@
               <w:t>jmp</w:t>
             </w:r>
             <w:proofErr w:type="spellEnd"/>
-            <w:r>
-              <w:tab/>
-              <w:t>.L2</w:t>
-            </w:r>
-          </w:p>
-          <w:p>
-            <w:pPr>
-              <w:ind w:firstLine="0"/>
-              <w:jc w:val="left"/>
-            </w:pPr>
-            <w:r>
-              <w:t>.L3:</w:t>
+            <w:proofErr w:type="gramStart"/>
+            <w:r>
+              <w:tab/>
+              <w:t>.L</w:t>
+            </w:r>
+            <w:proofErr w:type="gramEnd"/>
+            <w:r>
+              <w:t>2</w:t>
+            </w:r>
+          </w:p>
+          <w:p>
+            <w:pPr>
+              <w:ind w:firstLine="0"/>
+              <w:jc w:val="left"/>
+            </w:pPr>
+            <w:proofErr w:type="gramStart"/>
+            <w:r>
+              <w:t>.L</w:t>
+            </w:r>
+            <w:proofErr w:type="gramEnd"/>
+            <w:r>
+              <w:t>3:</w:t>
             </w:r>
           </w:p>
           <w:p>
@@ -10283,8 +10636,13 @@
               <w:ind w:firstLine="0"/>
               <w:jc w:val="left"/>
             </w:pPr>
-            <w:r>
-              <w:t>.L2:</w:t>
+            <w:proofErr w:type="gramStart"/>
+            <w:r>
+              <w:t>.L</w:t>
+            </w:r>
+            <w:proofErr w:type="gramEnd"/>
+            <w:r>
+              <w:t>2:</w:t>
             </w:r>
           </w:p>
           <w:p>
@@ -10339,9 +10697,14 @@
               <w:t>jle</w:t>
             </w:r>
             <w:proofErr w:type="spellEnd"/>
-            <w:r>
-              <w:tab/>
-              <w:t>.L3</w:t>
+            <w:proofErr w:type="gramStart"/>
+            <w:r>
+              <w:tab/>
+              <w:t>.L</w:t>
+            </w:r>
+            <w:proofErr w:type="gramEnd"/>
+            <w:r>
+              <w:t>3</w:t>
             </w:r>
           </w:p>
           <w:p>
@@ -10484,26 +10847,41 @@
               <w:ind w:firstLine="0"/>
               <w:jc w:val="left"/>
             </w:pPr>
-            <w:r>
-              <w:t>.p2align 4</w:t>
-            </w:r>
-          </w:p>
-          <w:p>
-            <w:pPr>
-              <w:ind w:firstLine="0"/>
-              <w:jc w:val="left"/>
-            </w:pPr>
-            <w:r>
-              <w:t>.p2align 3</w:t>
-            </w:r>
-          </w:p>
-          <w:p>
-            <w:pPr>
-              <w:ind w:firstLine="0"/>
-              <w:jc w:val="left"/>
-            </w:pPr>
-            <w:r>
-              <w:t>.L2:</w:t>
+            <w:proofErr w:type="gramStart"/>
+            <w:r>
+              <w:t>.p</w:t>
+            </w:r>
+            <w:proofErr w:type="gramEnd"/>
+            <w:r>
+              <w:t>2align 4</w:t>
+            </w:r>
+          </w:p>
+          <w:p>
+            <w:pPr>
+              <w:ind w:firstLine="0"/>
+              <w:jc w:val="left"/>
+            </w:pPr>
+            <w:proofErr w:type="gramStart"/>
+            <w:r>
+              <w:t>.p</w:t>
+            </w:r>
+            <w:proofErr w:type="gramEnd"/>
+            <w:r>
+              <w:t>2align 3</w:t>
+            </w:r>
+          </w:p>
+          <w:p>
+            <w:pPr>
+              <w:ind w:firstLine="0"/>
+              <w:jc w:val="left"/>
+            </w:pPr>
+            <w:proofErr w:type="gramStart"/>
+            <w:r>
+              <w:t>.L</w:t>
+            </w:r>
+            <w:proofErr w:type="gramEnd"/>
+            <w:r>
+              <w:t>2:</w:t>
             </w:r>
           </w:p>
           <w:p>
@@ -10723,9 +11101,14 @@
               <w:t>jle</w:t>
             </w:r>
             <w:proofErr w:type="spellEnd"/>
-            <w:r>
-              <w:tab/>
-              <w:t>.L2</w:t>
+            <w:proofErr w:type="gramStart"/>
+            <w:r>
+              <w:tab/>
+              <w:t>.L</w:t>
+            </w:r>
+            <w:proofErr w:type="gramEnd"/>
+            <w:r>
+              <w:t>2</w:t>
             </w:r>
           </w:p>
           <w:p>
@@ -10879,11 +11262,19 @@
             </w:r>
             <w:proofErr w:type="spellStart"/>
             <w:r>
-              <w:t>dead_code</w:t>
-            </w:r>
-            <w:proofErr w:type="spellEnd"/>
-            <w:r>
-              <w:t>( a, b )</w:t>
+              <w:t>dead_</w:t>
+            </w:r>
+            <w:proofErr w:type="gramStart"/>
+            <w:r>
+              <w:t>code</w:t>
+            </w:r>
+            <w:proofErr w:type="spellEnd"/>
+            <w:r>
+              <w:t>( a</w:t>
+            </w:r>
+            <w:proofErr w:type="gramEnd"/>
+            <w:r>
+              <w:t>, b )</w:t>
             </w:r>
           </w:p>
           <w:p>
@@ -10949,22 +11340,32 @@
               <w:ind w:firstLine="0"/>
               <w:jc w:val="left"/>
             </w:pPr>
-            <w:r>
-              <w:t>if( 0 )</w:t>
-            </w:r>
-          </w:p>
-          <w:p>
-            <w:pPr>
-              <w:ind w:firstLine="0"/>
-              <w:jc w:val="left"/>
-            </w:pPr>
-            <w:proofErr w:type="spellStart"/>
+            <w:proofErr w:type="gramStart"/>
+            <w:r>
+              <w:t>if( 0</w:t>
+            </w:r>
+            <w:proofErr w:type="gramEnd"/>
+            <w:r>
+              <w:t xml:space="preserve"> )</w:t>
+            </w:r>
+          </w:p>
+          <w:p>
+            <w:pPr>
+              <w:ind w:firstLine="0"/>
+              <w:jc w:val="left"/>
+            </w:pPr>
+            <w:proofErr w:type="spellStart"/>
+            <w:proofErr w:type="gramStart"/>
             <w:r>
               <w:t>printf</w:t>
             </w:r>
             <w:proofErr w:type="spellEnd"/>
             <w:r>
-              <w:t>( "%s\n", b );</w:t>
+              <w:t>( "</w:t>
+            </w:r>
+            <w:proofErr w:type="gramEnd"/>
+            <w:r>
+              <w:t>%s\n", b );</w:t>
             </w:r>
           </w:p>
           <w:p>
@@ -10996,8 +11397,13 @@
               <w:t>"</w:t>
             </w:r>
             <w:proofErr w:type="spellStart"/>
-            <w:r>
-              <w:t>dead_code</w:t>
+            <w:proofErr w:type="gramStart"/>
+            <w:r>
+              <w:t>dead</w:t>
+            </w:r>
+            <w:proofErr w:type="gramEnd"/>
+            <w:r>
+              <w:t>_code</w:t>
             </w:r>
             <w:proofErr w:type="spellEnd"/>
             <w:r>
@@ -11026,12 +11432,17 @@
               <w:ind w:firstLine="0"/>
               <w:jc w:val="left"/>
             </w:pPr>
+            <w:proofErr w:type="gramStart"/>
             <w:r>
               <w:t>.</w:t>
             </w:r>
             <w:proofErr w:type="spellStart"/>
             <w:r>
-              <w:t>seh_pushreg</w:t>
+              <w:t>seh</w:t>
+            </w:r>
+            <w:proofErr w:type="gramEnd"/>
+            <w:r>
+              <w:t>_pushreg</w:t>
             </w:r>
             <w:proofErr w:type="spellEnd"/>
             <w:r>
@@ -11073,12 +11484,17 @@
               <w:ind w:firstLine="0"/>
               <w:jc w:val="left"/>
             </w:pPr>
+            <w:proofErr w:type="gramStart"/>
             <w:r>
               <w:t>.</w:t>
             </w:r>
             <w:proofErr w:type="spellStart"/>
             <w:r>
-              <w:t>seh_setframe</w:t>
+              <w:t>seh</w:t>
+            </w:r>
+            <w:proofErr w:type="gramEnd"/>
+            <w:r>
+              <w:t>_setframe</w:t>
             </w:r>
             <w:proofErr w:type="spellEnd"/>
             <w:r>
@@ -11118,12 +11534,17 @@
               <w:ind w:firstLine="0"/>
               <w:jc w:val="left"/>
             </w:pPr>
+            <w:proofErr w:type="gramStart"/>
             <w:r>
               <w:t>.</w:t>
             </w:r>
             <w:proofErr w:type="spellStart"/>
             <w:r>
-              <w:t>seh_stackalloc</w:t>
+              <w:t>seh</w:t>
+            </w:r>
+            <w:proofErr w:type="gramEnd"/>
+            <w:r>
+              <w:t>_stackalloc</w:t>
             </w:r>
             <w:proofErr w:type="spellEnd"/>
             <w:r>
@@ -11136,12 +11557,17 @@
               <w:ind w:firstLine="0"/>
               <w:jc w:val="left"/>
             </w:pPr>
+            <w:proofErr w:type="gramStart"/>
             <w:r>
               <w:t>.</w:t>
             </w:r>
             <w:proofErr w:type="spellStart"/>
             <w:r>
-              <w:t>seh_endprologue</w:t>
+              <w:t>seh</w:t>
+            </w:r>
+            <w:proofErr w:type="gramEnd"/>
+            <w:r>
+              <w:t>_endprologue</w:t>
             </w:r>
             <w:proofErr w:type="spellEnd"/>
           </w:p>
@@ -11324,8 +11750,13 @@
               <w:t>"</w:t>
             </w:r>
             <w:proofErr w:type="spellStart"/>
-            <w:r>
-              <w:t>dead_code</w:t>
+            <w:proofErr w:type="gramStart"/>
+            <w:r>
+              <w:t>dead</w:t>
+            </w:r>
+            <w:proofErr w:type="gramEnd"/>
+            <w:r>
+              <w:t>_code</w:t>
             </w:r>
             <w:proofErr w:type="spellEnd"/>
             <w:r>
@@ -11337,12 +11768,17 @@
               <w:ind w:firstLine="0"/>
               <w:jc w:val="left"/>
             </w:pPr>
+            <w:proofErr w:type="gramStart"/>
             <w:r>
               <w:t>.</w:t>
             </w:r>
             <w:proofErr w:type="spellStart"/>
             <w:r>
-              <w:t>seh_endprologue</w:t>
+              <w:t>seh</w:t>
+            </w:r>
+            <w:proofErr w:type="gramEnd"/>
+            <w:r>
+              <w:t>_endprologue</w:t>
             </w:r>
             <w:proofErr w:type="spellEnd"/>
           </w:p>
@@ -11473,11 +11909,19 @@
             </w:r>
             <w:proofErr w:type="spellStart"/>
             <w:r>
-              <w:t>unnecessary_loop</w:t>
-            </w:r>
-            <w:proofErr w:type="spellEnd"/>
-            <w:r>
-              <w:t>()</w:t>
+              <w:t>unnecessary_</w:t>
+            </w:r>
+            <w:proofErr w:type="gramStart"/>
+            <w:r>
+              <w:t>loop</w:t>
+            </w:r>
+            <w:proofErr w:type="spellEnd"/>
+            <w:r>
+              <w:t>(</w:t>
+            </w:r>
+            <w:proofErr w:type="gramEnd"/>
+            <w:r>
+              <w:t>)</w:t>
             </w:r>
           </w:p>
           <w:p>
@@ -11512,6 +11956,7 @@
               <w:ind w:firstLine="0"/>
               <w:jc w:val="left"/>
             </w:pPr>
+            <w:proofErr w:type="gramStart"/>
             <w:r>
               <w:t xml:space="preserve">for( </w:t>
             </w:r>
@@ -11520,6 +11965,7 @@
               <w:t>i</w:t>
             </w:r>
             <w:proofErr w:type="spellEnd"/>
+            <w:proofErr w:type="gramEnd"/>
             <w:r>
               <w:t xml:space="preserve"> = 0; </w:t>
             </w:r>
@@ -11575,8 +12021,13 @@
               <w:t>"</w:t>
             </w:r>
             <w:proofErr w:type="spellStart"/>
-            <w:r>
-              <w:t>unnecessary_loop</w:t>
+            <w:proofErr w:type="gramStart"/>
+            <w:r>
+              <w:t>unnecessary</w:t>
+            </w:r>
+            <w:proofErr w:type="gramEnd"/>
+            <w:r>
+              <w:t>_loop</w:t>
             </w:r>
             <w:proofErr w:type="spellEnd"/>
             <w:r>
@@ -11605,12 +12056,17 @@
               <w:ind w:firstLine="0"/>
               <w:jc w:val="left"/>
             </w:pPr>
+            <w:proofErr w:type="gramStart"/>
             <w:r>
               <w:t>.</w:t>
             </w:r>
             <w:proofErr w:type="spellStart"/>
             <w:r>
-              <w:t>seh_pushreg</w:t>
+              <w:t>seh</w:t>
+            </w:r>
+            <w:proofErr w:type="gramEnd"/>
+            <w:r>
+              <w:t>_pushreg</w:t>
             </w:r>
             <w:proofErr w:type="spellEnd"/>
             <w:r>
@@ -11652,12 +12108,17 @@
               <w:ind w:firstLine="0"/>
               <w:jc w:val="left"/>
             </w:pPr>
+            <w:proofErr w:type="gramStart"/>
             <w:r>
               <w:t>.</w:t>
             </w:r>
             <w:proofErr w:type="spellStart"/>
             <w:r>
-              <w:t>seh_setframe</w:t>
+              <w:t>seh</w:t>
+            </w:r>
+            <w:proofErr w:type="gramEnd"/>
+            <w:r>
+              <w:t>_setframe</w:t>
             </w:r>
             <w:proofErr w:type="spellEnd"/>
             <w:r>
@@ -11697,12 +12158,17 @@
               <w:ind w:firstLine="0"/>
               <w:jc w:val="left"/>
             </w:pPr>
+            <w:proofErr w:type="gramStart"/>
             <w:r>
               <w:t>.</w:t>
             </w:r>
             <w:proofErr w:type="spellStart"/>
             <w:r>
-              <w:t>seh_stackalloc</w:t>
+              <w:t>seh</w:t>
+            </w:r>
+            <w:proofErr w:type="gramEnd"/>
+            <w:r>
+              <w:t>_stackalloc</w:t>
             </w:r>
             <w:proofErr w:type="spellEnd"/>
             <w:r>
@@ -11715,12 +12181,17 @@
               <w:ind w:firstLine="0"/>
               <w:jc w:val="left"/>
             </w:pPr>
+            <w:proofErr w:type="gramStart"/>
             <w:r>
               <w:t>.</w:t>
             </w:r>
             <w:proofErr w:type="spellStart"/>
             <w:r>
-              <w:t>seh_endprologue</w:t>
+              <w:t>seh</w:t>
+            </w:r>
+            <w:proofErr w:type="gramEnd"/>
+            <w:r>
+              <w:t>_endprologue</w:t>
             </w:r>
             <w:proofErr w:type="spellEnd"/>
           </w:p>
@@ -11776,18 +12247,28 @@
               <w:t>jmp</w:t>
             </w:r>
             <w:proofErr w:type="spellEnd"/>
-            <w:r>
-              <w:tab/>
-              <w:t>.L2</w:t>
-            </w:r>
-          </w:p>
-          <w:p>
-            <w:pPr>
-              <w:ind w:firstLine="0"/>
-              <w:jc w:val="left"/>
-            </w:pPr>
-            <w:r>
-              <w:t>.L3:</w:t>
+            <w:proofErr w:type="gramStart"/>
+            <w:r>
+              <w:tab/>
+              <w:t>.L</w:t>
+            </w:r>
+            <w:proofErr w:type="gramEnd"/>
+            <w:r>
+              <w:t>2</w:t>
+            </w:r>
+          </w:p>
+          <w:p>
+            <w:pPr>
+              <w:ind w:firstLine="0"/>
+              <w:jc w:val="left"/>
+            </w:pPr>
+            <w:proofErr w:type="gramStart"/>
+            <w:r>
+              <w:t>.L</w:t>
+            </w:r>
+            <w:proofErr w:type="gramEnd"/>
+            <w:r>
+              <w:t>3:</w:t>
             </w:r>
           </w:p>
           <w:p>
@@ -11961,8 +12442,13 @@
               <w:ind w:firstLine="0"/>
               <w:jc w:val="left"/>
             </w:pPr>
-            <w:r>
-              <w:t>.L2:</w:t>
+            <w:proofErr w:type="gramStart"/>
+            <w:r>
+              <w:t>.L</w:t>
+            </w:r>
+            <w:proofErr w:type="gramEnd"/>
+            <w:r>
+              <w:t>2:</w:t>
             </w:r>
           </w:p>
           <w:p>
@@ -12025,9 +12511,14 @@
               <w:t>jle</w:t>
             </w:r>
             <w:proofErr w:type="spellEnd"/>
-            <w:r>
-              <w:tab/>
-              <w:t>.L3</w:t>
+            <w:proofErr w:type="gramStart"/>
+            <w:r>
+              <w:tab/>
+              <w:t>.L</w:t>
+            </w:r>
+            <w:proofErr w:type="gramEnd"/>
+            <w:r>
+              <w:t>3</w:t>
             </w:r>
           </w:p>
           <w:p>
@@ -12113,8 +12604,13 @@
               <w:t>"</w:t>
             </w:r>
             <w:proofErr w:type="spellStart"/>
-            <w:r>
-              <w:t>unnecessary_loop</w:t>
+            <w:proofErr w:type="gramStart"/>
+            <w:r>
+              <w:t>unnecessary</w:t>
+            </w:r>
+            <w:proofErr w:type="gramEnd"/>
+            <w:r>
+              <w:t>_loop</w:t>
             </w:r>
             <w:proofErr w:type="spellEnd"/>
             <w:r>
@@ -12126,12 +12622,17 @@
               <w:ind w:firstLine="0"/>
               <w:jc w:val="left"/>
             </w:pPr>
+            <w:proofErr w:type="gramStart"/>
             <w:r>
               <w:t>.</w:t>
             </w:r>
             <w:proofErr w:type="spellStart"/>
             <w:r>
-              <w:t>seh_endprologue</w:t>
+              <w:t>seh</w:t>
+            </w:r>
+            <w:proofErr w:type="gramEnd"/>
+            <w:r>
+              <w:t>_endprologue</w:t>
             </w:r>
             <w:proofErr w:type="spellEnd"/>
           </w:p>
@@ -12286,11 +12787,19 @@
             </w:r>
             <w:proofErr w:type="spellStart"/>
             <w:r>
-              <w:t>loop_jamming</w:t>
-            </w:r>
-            <w:proofErr w:type="spellEnd"/>
-            <w:r>
-              <w:t>( x )</w:t>
+              <w:t>loop_</w:t>
+            </w:r>
+            <w:proofErr w:type="gramStart"/>
+            <w:r>
+              <w:t>jamming</w:t>
+            </w:r>
+            <w:proofErr w:type="spellEnd"/>
+            <w:r>
+              <w:t>( x</w:t>
+            </w:r>
+            <w:proofErr w:type="gramEnd"/>
+            <w:r>
+              <w:t xml:space="preserve"> )</w:t>
             </w:r>
           </w:p>
           <w:p>
@@ -12316,6 +12825,7 @@
               <w:ind w:firstLine="0"/>
               <w:jc w:val="left"/>
             </w:pPr>
+            <w:proofErr w:type="gramStart"/>
             <w:r>
               <w:t xml:space="preserve">for( </w:t>
             </w:r>
@@ -12324,6 +12834,7 @@
               <w:t>i</w:t>
             </w:r>
             <w:proofErr w:type="spellEnd"/>
+            <w:proofErr w:type="gramEnd"/>
             <w:r>
               <w:t xml:space="preserve"> = 0; </w:t>
             </w:r>
@@ -12367,6 +12878,7 @@
               <w:ind w:firstLine="0"/>
               <w:jc w:val="left"/>
             </w:pPr>
+            <w:proofErr w:type="gramStart"/>
             <w:r>
               <w:t xml:space="preserve">for( </w:t>
             </w:r>
@@ -12375,6 +12887,7 @@
               <w:t>i</w:t>
             </w:r>
             <w:proofErr w:type="spellEnd"/>
+            <w:proofErr w:type="gramEnd"/>
             <w:r>
               <w:t xml:space="preserve"> = 0; </w:t>
             </w:r>
@@ -12436,8 +12949,13 @@
               <w:t>"</w:t>
             </w:r>
             <w:proofErr w:type="spellStart"/>
-            <w:r>
-              <w:t>loop_jamming</w:t>
+            <w:proofErr w:type="gramStart"/>
+            <w:r>
+              <w:t>loop</w:t>
+            </w:r>
+            <w:proofErr w:type="gramEnd"/>
+            <w:r>
+              <w:t>_jamming</w:t>
             </w:r>
             <w:proofErr w:type="spellEnd"/>
             <w:r>
@@ -12466,12 +12984,17 @@
               <w:ind w:firstLine="0"/>
               <w:jc w:val="left"/>
             </w:pPr>
+            <w:proofErr w:type="gramStart"/>
             <w:r>
               <w:t>.</w:t>
             </w:r>
             <w:proofErr w:type="spellStart"/>
             <w:r>
-              <w:t>seh_pushreg</w:t>
+              <w:t>seh</w:t>
+            </w:r>
+            <w:proofErr w:type="gramEnd"/>
+            <w:r>
+              <w:t>_pushreg</w:t>
             </w:r>
             <w:proofErr w:type="spellEnd"/>
             <w:r>
@@ -12513,13 +13036,18 @@
               <w:ind w:firstLine="0"/>
               <w:jc w:val="left"/>
             </w:pPr>
+            <w:proofErr w:type="gramStart"/>
             <w:r>
               <w:lastRenderedPageBreak/>
               <w:t>.</w:t>
             </w:r>
             <w:proofErr w:type="spellStart"/>
             <w:r>
-              <w:t>seh_setframe</w:t>
+              <w:t>seh</w:t>
+            </w:r>
+            <w:proofErr w:type="gramEnd"/>
+            <w:r>
+              <w:t>_setframe</w:t>
             </w:r>
             <w:proofErr w:type="spellEnd"/>
             <w:r>
@@ -12539,12 +13067,17 @@
               <w:ind w:firstLine="0"/>
               <w:jc w:val="left"/>
             </w:pPr>
+            <w:proofErr w:type="gramStart"/>
             <w:r>
               <w:t>.</w:t>
             </w:r>
             <w:proofErr w:type="spellStart"/>
             <w:r>
-              <w:t>seh_endprologue</w:t>
+              <w:t>seh</w:t>
+            </w:r>
+            <w:proofErr w:type="gramEnd"/>
+            <w:r>
+              <w:t>_endprologue</w:t>
             </w:r>
             <w:proofErr w:type="spellEnd"/>
           </w:p>
@@ -12605,18 +13138,28 @@
               <w:t>jmp</w:t>
             </w:r>
             <w:proofErr w:type="spellEnd"/>
-            <w:r>
-              <w:tab/>
-              <w:t>.L2</w:t>
-            </w:r>
-          </w:p>
-          <w:p>
-            <w:pPr>
-              <w:ind w:firstLine="0"/>
-              <w:jc w:val="left"/>
-            </w:pPr>
-            <w:r>
-              <w:t>.L3:</w:t>
+            <w:proofErr w:type="gramStart"/>
+            <w:r>
+              <w:tab/>
+              <w:t>.L</w:t>
+            </w:r>
+            <w:proofErr w:type="gramEnd"/>
+            <w:r>
+              <w:t>2</w:t>
+            </w:r>
+          </w:p>
+          <w:p>
+            <w:pPr>
+              <w:ind w:firstLine="0"/>
+              <w:jc w:val="left"/>
+            </w:pPr>
+            <w:proofErr w:type="gramStart"/>
+            <w:r>
+              <w:t>.L</w:t>
+            </w:r>
+            <w:proofErr w:type="gramEnd"/>
+            <w:r>
+              <w:t>3:</w:t>
             </w:r>
           </w:p>
           <w:p>
@@ -12844,8 +13387,13 @@
               <w:ind w:firstLine="0"/>
               <w:jc w:val="left"/>
             </w:pPr>
-            <w:r>
-              <w:t>.L2:</w:t>
+            <w:proofErr w:type="gramStart"/>
+            <w:r>
+              <w:t>.L</w:t>
+            </w:r>
+            <w:proofErr w:type="gramEnd"/>
+            <w:r>
+              <w:t>2:</w:t>
             </w:r>
           </w:p>
           <w:p>
@@ -12909,9 +13457,14 @@
               <w:t>jle</w:t>
             </w:r>
             <w:proofErr w:type="spellEnd"/>
-            <w:r>
-              <w:tab/>
-              <w:t>.L3</w:t>
+            <w:proofErr w:type="gramStart"/>
+            <w:r>
+              <w:tab/>
+              <w:t>.L</w:t>
+            </w:r>
+            <w:proofErr w:type="gramEnd"/>
+            <w:r>
+              <w:t>3</w:t>
             </w:r>
           </w:p>
           <w:p>
@@ -12945,18 +13498,28 @@
               <w:t>jmp</w:t>
             </w:r>
             <w:proofErr w:type="spellEnd"/>
-            <w:r>
-              <w:tab/>
-              <w:t>.L4</w:t>
-            </w:r>
-          </w:p>
-          <w:p>
-            <w:pPr>
-              <w:ind w:firstLine="0"/>
-              <w:jc w:val="left"/>
-            </w:pPr>
-            <w:r>
-              <w:t>.L5:</w:t>
+            <w:proofErr w:type="gramStart"/>
+            <w:r>
+              <w:tab/>
+              <w:t>.L</w:t>
+            </w:r>
+            <w:proofErr w:type="gramEnd"/>
+            <w:r>
+              <w:t>4</w:t>
+            </w:r>
+          </w:p>
+          <w:p>
+            <w:pPr>
+              <w:ind w:firstLine="0"/>
+              <w:jc w:val="left"/>
+            </w:pPr>
+            <w:proofErr w:type="gramStart"/>
+            <w:r>
+              <w:t>.L</w:t>
+            </w:r>
+            <w:proofErr w:type="gramEnd"/>
+            <w:r>
+              <w:t>5:</w:t>
             </w:r>
           </w:p>
           <w:p>
@@ -13186,8 +13749,13 @@
               <w:ind w:firstLine="0"/>
               <w:jc w:val="left"/>
             </w:pPr>
-            <w:r>
-              <w:t>.L4:</w:t>
+            <w:proofErr w:type="gramStart"/>
+            <w:r>
+              <w:t>.L</w:t>
+            </w:r>
+            <w:proofErr w:type="gramEnd"/>
+            <w:r>
+              <w:t>4:</w:t>
             </w:r>
           </w:p>
           <w:p>
@@ -13250,9 +13818,14 @@
               <w:t>jle</w:t>
             </w:r>
             <w:proofErr w:type="spellEnd"/>
-            <w:r>
-              <w:tab/>
-              <w:t>.L5</w:t>
+            <w:proofErr w:type="gramStart"/>
+            <w:r>
+              <w:tab/>
+              <w:t>.L</w:t>
+            </w:r>
+            <w:proofErr w:type="gramEnd"/>
+            <w:r>
+              <w:t>5</w:t>
             </w:r>
           </w:p>
           <w:p>
@@ -13322,8 +13895,13 @@
               <w:t>"</w:t>
             </w:r>
             <w:proofErr w:type="spellStart"/>
-            <w:r>
-              <w:t>loop_jamming</w:t>
+            <w:proofErr w:type="gramStart"/>
+            <w:r>
+              <w:t>loop</w:t>
+            </w:r>
+            <w:proofErr w:type="gramEnd"/>
+            <w:r>
+              <w:t>_jamming</w:t>
             </w:r>
             <w:proofErr w:type="spellEnd"/>
             <w:r>
@@ -13335,12 +13913,17 @@
               <w:ind w:firstLine="0"/>
               <w:jc w:val="left"/>
             </w:pPr>
+            <w:proofErr w:type="gramStart"/>
             <w:r>
               <w:t>.</w:t>
             </w:r>
             <w:proofErr w:type="spellStart"/>
             <w:r>
-              <w:t>seh_endprologue</w:t>
+              <w:t>seh</w:t>
+            </w:r>
+            <w:proofErr w:type="gramEnd"/>
+            <w:r>
+              <w:t>_endprologue</w:t>
             </w:r>
             <w:proofErr w:type="spellEnd"/>
           </w:p>
@@ -13376,36 +13959,56 @@
               <w:ind w:firstLine="0"/>
               <w:jc w:val="left"/>
             </w:pPr>
-            <w:r>
-              <w:t>.p2align 5</w:t>
-            </w:r>
-          </w:p>
-          <w:p>
-            <w:pPr>
-              <w:ind w:firstLine="0"/>
-              <w:jc w:val="left"/>
-            </w:pPr>
+            <w:proofErr w:type="gramStart"/>
+            <w:r>
+              <w:t>.p</w:t>
+            </w:r>
+            <w:proofErr w:type="gramEnd"/>
+            <w:r>
+              <w:t>2align 5</w:t>
+            </w:r>
+          </w:p>
+          <w:p>
+            <w:pPr>
+              <w:ind w:firstLine="0"/>
+              <w:jc w:val="left"/>
+            </w:pPr>
+            <w:proofErr w:type="gramStart"/>
             <w:r>
               <w:lastRenderedPageBreak/>
-              <w:t>.p2align 4</w:t>
-            </w:r>
-          </w:p>
-          <w:p>
-            <w:pPr>
-              <w:ind w:firstLine="0"/>
-              <w:jc w:val="left"/>
-            </w:pPr>
-            <w:r>
-              <w:t>.p2align 3</w:t>
-            </w:r>
-          </w:p>
-          <w:p>
-            <w:pPr>
-              <w:ind w:firstLine="0"/>
-              <w:jc w:val="left"/>
-            </w:pPr>
-            <w:r>
-              <w:t>.L2:</w:t>
+              <w:t>.p</w:t>
+            </w:r>
+            <w:proofErr w:type="gramEnd"/>
+            <w:r>
+              <w:t>2align 4</w:t>
+            </w:r>
+          </w:p>
+          <w:p>
+            <w:pPr>
+              <w:ind w:firstLine="0"/>
+              <w:jc w:val="left"/>
+            </w:pPr>
+            <w:proofErr w:type="gramStart"/>
+            <w:r>
+              <w:t>.p</w:t>
+            </w:r>
+            <w:proofErr w:type="gramEnd"/>
+            <w:r>
+              <w:t>2align 3</w:t>
+            </w:r>
+          </w:p>
+          <w:p>
+            <w:pPr>
+              <w:ind w:firstLine="0"/>
+              <w:jc w:val="left"/>
+            </w:pPr>
+            <w:proofErr w:type="gramStart"/>
+            <w:r>
+              <w:t>.L</w:t>
+            </w:r>
+            <w:proofErr w:type="gramEnd"/>
+            <w:r>
+              <w:t>2:</w:t>
             </w:r>
           </w:p>
           <w:p>
@@ -13550,9 +14153,14 @@
               <w:t>jne</w:t>
             </w:r>
             <w:proofErr w:type="spellEnd"/>
-            <w:r>
-              <w:tab/>
-              <w:t>.L2</w:t>
+            <w:proofErr w:type="gramStart"/>
+            <w:r>
+              <w:tab/>
+              <w:t>.L</w:t>
+            </w:r>
+            <w:proofErr w:type="gramEnd"/>
+            <w:r>
+              <w:t>2</w:t>
             </w:r>
           </w:p>
           <w:p>
@@ -13587,35 +14195,55 @@
               <w:ind w:firstLine="0"/>
               <w:jc w:val="left"/>
             </w:pPr>
-            <w:r>
-              <w:t>.p2align 5</w:t>
-            </w:r>
-          </w:p>
-          <w:p>
-            <w:pPr>
-              <w:ind w:firstLine="0"/>
-              <w:jc w:val="left"/>
-            </w:pPr>
-            <w:r>
-              <w:t>.p2align 4</w:t>
-            </w:r>
-          </w:p>
-          <w:p>
-            <w:pPr>
-              <w:ind w:firstLine="0"/>
-              <w:jc w:val="left"/>
-            </w:pPr>
-            <w:r>
-              <w:t>.p2align 3</w:t>
-            </w:r>
-          </w:p>
-          <w:p>
-            <w:pPr>
-              <w:ind w:firstLine="0"/>
-              <w:jc w:val="left"/>
-            </w:pPr>
-            <w:r>
-              <w:t>.L3:</w:t>
+            <w:proofErr w:type="gramStart"/>
+            <w:r>
+              <w:t>.p</w:t>
+            </w:r>
+            <w:proofErr w:type="gramEnd"/>
+            <w:r>
+              <w:t>2align 5</w:t>
+            </w:r>
+          </w:p>
+          <w:p>
+            <w:pPr>
+              <w:ind w:firstLine="0"/>
+              <w:jc w:val="left"/>
+            </w:pPr>
+            <w:proofErr w:type="gramStart"/>
+            <w:r>
+              <w:t>.p</w:t>
+            </w:r>
+            <w:proofErr w:type="gramEnd"/>
+            <w:r>
+              <w:t>2align 4</w:t>
+            </w:r>
+          </w:p>
+          <w:p>
+            <w:pPr>
+              <w:ind w:firstLine="0"/>
+              <w:jc w:val="left"/>
+            </w:pPr>
+            <w:proofErr w:type="gramStart"/>
+            <w:r>
+              <w:t>.p</w:t>
+            </w:r>
+            <w:proofErr w:type="gramEnd"/>
+            <w:r>
+              <w:t>2align 3</w:t>
+            </w:r>
+          </w:p>
+          <w:p>
+            <w:pPr>
+              <w:ind w:firstLine="0"/>
+              <w:jc w:val="left"/>
+            </w:pPr>
+            <w:proofErr w:type="gramStart"/>
+            <w:r>
+              <w:t>.L</w:t>
+            </w:r>
+            <w:proofErr w:type="gramEnd"/>
+            <w:r>
+              <w:t>3:</w:t>
             </w:r>
           </w:p>
           <w:p>
@@ -13763,9 +14391,14 @@
               <w:t>jne</w:t>
             </w:r>
             <w:proofErr w:type="spellEnd"/>
-            <w:r>
-              <w:tab/>
-              <w:t>.L3</w:t>
+            <w:proofErr w:type="gramStart"/>
+            <w:r>
+              <w:tab/>
+              <w:t>.L</w:t>
+            </w:r>
+            <w:proofErr w:type="gramEnd"/>
+            <w:r>
+              <w:t>3</w:t>
             </w:r>
           </w:p>
           <w:p>
@@ -13914,11 +14547,19 @@
             </w:r>
             <w:proofErr w:type="spellStart"/>
             <w:r>
-              <w:t>loop_unrolling</w:t>
-            </w:r>
-            <w:proofErr w:type="spellEnd"/>
-            <w:r>
-              <w:t>( x )</w:t>
+              <w:t>loop_</w:t>
+            </w:r>
+            <w:proofErr w:type="gramStart"/>
+            <w:r>
+              <w:t>unrolling</w:t>
+            </w:r>
+            <w:proofErr w:type="spellEnd"/>
+            <w:r>
+              <w:t>( x</w:t>
+            </w:r>
+            <w:proofErr w:type="gramEnd"/>
+            <w:r>
+              <w:t xml:space="preserve"> )</w:t>
             </w:r>
           </w:p>
           <w:p>
@@ -13944,6 +14585,7 @@
               <w:ind w:firstLine="0"/>
               <w:jc w:val="left"/>
             </w:pPr>
+            <w:proofErr w:type="gramStart"/>
             <w:r>
               <w:t xml:space="preserve">for( </w:t>
             </w:r>
@@ -13952,6 +14594,7 @@
               <w:t>i</w:t>
             </w:r>
             <w:proofErr w:type="spellEnd"/>
+            <w:proofErr w:type="gramEnd"/>
             <w:r>
               <w:t xml:space="preserve"> = 0; </w:t>
             </w:r>
@@ -13981,12 +14624,17 @@
               <w:t xml:space="preserve">ivector4[ </w:t>
             </w:r>
             <w:proofErr w:type="spellStart"/>
+            <w:proofErr w:type="gramStart"/>
             <w:r>
               <w:t>i</w:t>
             </w:r>
             <w:proofErr w:type="spellEnd"/>
             <w:r>
-              <w:t xml:space="preserve"> ] = 0;</w:t>
+              <w:t xml:space="preserve"> ]</w:t>
+            </w:r>
+            <w:proofErr w:type="gramEnd"/>
+            <w:r>
+              <w:t xml:space="preserve"> = 0;</w:t>
             </w:r>
           </w:p>
           <w:p>
@@ -14012,8 +14660,13 @@
               <w:t>"</w:t>
             </w:r>
             <w:proofErr w:type="spellStart"/>
-            <w:r>
-              <w:t>loop_unrolling</w:t>
+            <w:proofErr w:type="gramStart"/>
+            <w:r>
+              <w:t>loop</w:t>
+            </w:r>
+            <w:proofErr w:type="gramEnd"/>
+            <w:r>
+              <w:t>_unrolling</w:t>
             </w:r>
             <w:proofErr w:type="spellEnd"/>
             <w:r>
@@ -14025,8 +14678,13 @@
               <w:ind w:firstLine="0"/>
               <w:jc w:val="left"/>
             </w:pPr>
-            <w:r>
-              <w:t>.L3:</w:t>
+            <w:proofErr w:type="gramStart"/>
+            <w:r>
+              <w:t>.L</w:t>
+            </w:r>
+            <w:proofErr w:type="gramEnd"/>
+            <w:r>
+              <w:t>3:</w:t>
             </w:r>
           </w:p>
           <w:p>
@@ -14216,8 +14874,13 @@
               <w:ind w:firstLine="0"/>
               <w:jc w:val="left"/>
             </w:pPr>
-            <w:r>
-              <w:t>.L2:</w:t>
+            <w:proofErr w:type="gramStart"/>
+            <w:r>
+              <w:t>.L</w:t>
+            </w:r>
+            <w:proofErr w:type="gramEnd"/>
+            <w:r>
+              <w:t>2:</w:t>
             </w:r>
           </w:p>
           <w:p>
@@ -14280,9 +14943,14 @@
               <w:t>jle</w:t>
             </w:r>
             <w:proofErr w:type="spellEnd"/>
-            <w:r>
-              <w:tab/>
-              <w:t>.L3</w:t>
+            <w:proofErr w:type="gramStart"/>
+            <w:r>
+              <w:tab/>
+              <w:t>.L</w:t>
+            </w:r>
+            <w:proofErr w:type="gramEnd"/>
+            <w:r>
+              <w:t>3</w:t>
             </w:r>
           </w:p>
           <w:p>
@@ -14371,8 +15039,13 @@
               <w:t>"</w:t>
             </w:r>
             <w:proofErr w:type="spellStart"/>
-            <w:r>
-              <w:t>loop_unrolling</w:t>
+            <w:proofErr w:type="gramStart"/>
+            <w:r>
+              <w:t>loop</w:t>
+            </w:r>
+            <w:proofErr w:type="gramEnd"/>
+            <w:r>
+              <w:t>_unrolling</w:t>
             </w:r>
             <w:proofErr w:type="spellEnd"/>
             <w:r>
@@ -14384,12 +15057,17 @@
               <w:ind w:firstLine="0"/>
               <w:jc w:val="left"/>
             </w:pPr>
+            <w:proofErr w:type="gramStart"/>
             <w:r>
               <w:t>.</w:t>
             </w:r>
             <w:proofErr w:type="spellStart"/>
             <w:r>
-              <w:t>seh_endprologue</w:t>
+              <w:t>seh</w:t>
+            </w:r>
+            <w:proofErr w:type="gramEnd"/>
+            <w:r>
+              <w:t>_endprologue</w:t>
             </w:r>
             <w:proofErr w:type="spellEnd"/>
           </w:p>
@@ -14517,7 +15195,11 @@
             </w:r>
             <w:proofErr w:type="spellStart"/>
             <w:r>
-              <w:t>jump_compression</w:t>
+              <w:t>jump_</w:t>
+            </w:r>
+            <w:proofErr w:type="gramStart"/>
+            <w:r>
+              <w:t>compression</w:t>
             </w:r>
             <w:proofErr w:type="spellEnd"/>
             <w:r>
@@ -14528,6 +15210,7 @@
               <w:t>i</w:t>
             </w:r>
             <w:proofErr w:type="spellEnd"/>
+            <w:proofErr w:type="gramEnd"/>
             <w:r>
               <w:t>, j, k, l, m )</w:t>
             </w:r>
@@ -14572,6 +15255,7 @@
               <w:ind w:firstLine="0"/>
               <w:jc w:val="left"/>
             </w:pPr>
+            <w:proofErr w:type="gramStart"/>
             <w:r>
               <w:t xml:space="preserve">if( </w:t>
             </w:r>
@@ -14580,6 +15264,7 @@
               <w:t>i</w:t>
             </w:r>
             <w:proofErr w:type="spellEnd"/>
+            <w:proofErr w:type="gramEnd"/>
             <w:r>
               <w:t xml:space="preserve"> &lt; j )</w:t>
             </w:r>
@@ -14589,26 +15274,41 @@
               <w:ind w:firstLine="0"/>
               <w:jc w:val="left"/>
             </w:pPr>
-            <w:r>
-              <w:t>if( j &lt; k )</w:t>
-            </w:r>
-          </w:p>
-          <w:p>
-            <w:pPr>
-              <w:ind w:firstLine="0"/>
-              <w:jc w:val="left"/>
-            </w:pPr>
-            <w:r>
-              <w:t>if( k &lt; l )</w:t>
-            </w:r>
-          </w:p>
-          <w:p>
-            <w:pPr>
-              <w:ind w:firstLine="0"/>
-              <w:jc w:val="left"/>
-            </w:pPr>
-            <w:r>
-              <w:t>if( l &lt; m )</w:t>
+            <w:proofErr w:type="gramStart"/>
+            <w:r>
+              <w:t>if( j</w:t>
+            </w:r>
+            <w:proofErr w:type="gramEnd"/>
+            <w:r>
+              <w:t xml:space="preserve"> &lt; k )</w:t>
+            </w:r>
+          </w:p>
+          <w:p>
+            <w:pPr>
+              <w:ind w:firstLine="0"/>
+              <w:jc w:val="left"/>
+            </w:pPr>
+            <w:proofErr w:type="gramStart"/>
+            <w:r>
+              <w:t>if( k</w:t>
+            </w:r>
+            <w:proofErr w:type="gramEnd"/>
+            <w:r>
+              <w:t xml:space="preserve"> &lt; l )</w:t>
+            </w:r>
+          </w:p>
+          <w:p>
+            <w:pPr>
+              <w:ind w:firstLine="0"/>
+              <w:jc w:val="left"/>
+            </w:pPr>
+            <w:proofErr w:type="gramStart"/>
+            <w:r>
+              <w:t>if( l</w:t>
+            </w:r>
+            <w:proofErr w:type="gramEnd"/>
+            <w:r>
+              <w:t xml:space="preserve"> &lt; m )</w:t>
             </w:r>
           </w:p>
           <w:p>
@@ -14740,6 +15440,7 @@
               <w:ind w:firstLine="0"/>
               <w:jc w:val="left"/>
             </w:pPr>
+            <w:proofErr w:type="gramStart"/>
             <w:r>
               <w:t xml:space="preserve">return( </w:t>
             </w:r>
@@ -14748,6 +15449,7 @@
               <w:t>i</w:t>
             </w:r>
             <w:proofErr w:type="spellEnd"/>
+            <w:proofErr w:type="gramEnd"/>
             <w:r>
               <w:t xml:space="preserve"> + j + k + l + m );</w:t>
             </w:r>
@@ -14776,8 +15478,13 @@
               <w:t>"</w:t>
             </w:r>
             <w:proofErr w:type="spellStart"/>
-            <w:r>
-              <w:t>jump_compression</w:t>
+            <w:proofErr w:type="gramStart"/>
+            <w:r>
+              <w:t>jump</w:t>
+            </w:r>
+            <w:proofErr w:type="gramEnd"/>
+            <w:r>
+              <w:t>_compression</w:t>
             </w:r>
             <w:proofErr w:type="spellEnd"/>
             <w:r>
@@ -14806,12 +15513,17 @@
               <w:ind w:firstLine="0"/>
               <w:jc w:val="left"/>
             </w:pPr>
+            <w:proofErr w:type="gramStart"/>
             <w:r>
               <w:t>.</w:t>
             </w:r>
             <w:proofErr w:type="spellStart"/>
             <w:r>
-              <w:t>seh_pushreg</w:t>
+              <w:t>seh</w:t>
+            </w:r>
+            <w:proofErr w:type="gramEnd"/>
+            <w:r>
+              <w:t>_pushreg</w:t>
             </w:r>
             <w:proofErr w:type="spellEnd"/>
             <w:r>
@@ -14853,12 +15565,17 @@
               <w:ind w:firstLine="0"/>
               <w:jc w:val="left"/>
             </w:pPr>
+            <w:proofErr w:type="gramStart"/>
             <w:r>
               <w:t>.</w:t>
             </w:r>
             <w:proofErr w:type="spellStart"/>
             <w:r>
-              <w:t>seh_setframe</w:t>
+              <w:t>seh</w:t>
+            </w:r>
+            <w:proofErr w:type="gramEnd"/>
+            <w:r>
+              <w:t>_setframe</w:t>
             </w:r>
             <w:proofErr w:type="spellEnd"/>
             <w:r>
@@ -14878,12 +15595,17 @@
               <w:ind w:firstLine="0"/>
               <w:jc w:val="left"/>
             </w:pPr>
+            <w:proofErr w:type="gramStart"/>
             <w:r>
               <w:t>.</w:t>
             </w:r>
             <w:proofErr w:type="spellStart"/>
             <w:r>
-              <w:t>seh_endprologue</w:t>
+              <w:t>seh</w:t>
+            </w:r>
+            <w:proofErr w:type="gramEnd"/>
+            <w:r>
+              <w:t>_endprologue</w:t>
             </w:r>
             <w:proofErr w:type="spellEnd"/>
           </w:p>
@@ -14986,8 +15708,13 @@
               <w:ind w:firstLine="0"/>
               <w:jc w:val="left"/>
             </w:pPr>
-            <w:r>
-              <w:t>.L2:</w:t>
+            <w:proofErr w:type="gramStart"/>
+            <w:r>
+              <w:t>.L</w:t>
+            </w:r>
+            <w:proofErr w:type="gramEnd"/>
+            <w:r>
+              <w:t>2:</w:t>
             </w:r>
           </w:p>
           <w:p>
@@ -15059,9 +15786,14 @@
               <w:t>jge</w:t>
             </w:r>
             <w:proofErr w:type="spellEnd"/>
-            <w:r>
-              <w:tab/>
-              <w:t>.L3</w:t>
+            <w:proofErr w:type="gramStart"/>
+            <w:r>
+              <w:tab/>
+              <w:t>.L</w:t>
+            </w:r>
+            <w:proofErr w:type="gramEnd"/>
+            <w:r>
+              <w:t>3</w:t>
             </w:r>
           </w:p>
           <w:p>
@@ -15132,9 +15864,14 @@
               <w:t>jge</w:t>
             </w:r>
             <w:proofErr w:type="spellEnd"/>
-            <w:r>
-              <w:tab/>
-              <w:t>.L4</w:t>
+            <w:proofErr w:type="gramStart"/>
+            <w:r>
+              <w:tab/>
+              <w:t>.L</w:t>
+            </w:r>
+            <w:proofErr w:type="gramEnd"/>
+            <w:r>
+              <w:t>4</w:t>
             </w:r>
           </w:p>
           <w:p>
@@ -15205,9 +15942,14 @@
               <w:t>jge</w:t>
             </w:r>
             <w:proofErr w:type="spellEnd"/>
-            <w:r>
-              <w:tab/>
-              <w:t>.L5</w:t>
+            <w:proofErr w:type="gramStart"/>
+            <w:r>
+              <w:tab/>
+              <w:t>.L</w:t>
+            </w:r>
+            <w:proofErr w:type="gramEnd"/>
+            <w:r>
+              <w:t>5</w:t>
             </w:r>
           </w:p>
           <w:p>
@@ -15278,9 +16020,14 @@
               <w:t>jge</w:t>
             </w:r>
             <w:proofErr w:type="spellEnd"/>
-            <w:r>
-              <w:tab/>
-              <w:t>.L10</w:t>
+            <w:proofErr w:type="gramStart"/>
+            <w:r>
+              <w:tab/>
+              <w:t>.L</w:t>
+            </w:r>
+            <w:proofErr w:type="gramEnd"/>
+            <w:r>
+              <w:t>10</w:t>
             </w:r>
           </w:p>
           <w:p>
@@ -15347,18 +16094,28 @@
               <w:t>jmp</w:t>
             </w:r>
             <w:proofErr w:type="spellEnd"/>
-            <w:r>
-              <w:tab/>
-              <w:t>.L7</w:t>
-            </w:r>
-          </w:p>
-          <w:p>
-            <w:pPr>
-              <w:ind w:firstLine="0"/>
-              <w:jc w:val="left"/>
-            </w:pPr>
-            <w:r>
-              <w:t>.L5:</w:t>
+            <w:proofErr w:type="gramStart"/>
+            <w:r>
+              <w:tab/>
+              <w:t>.L</w:t>
+            </w:r>
+            <w:proofErr w:type="gramEnd"/>
+            <w:r>
+              <w:t>7</w:t>
+            </w:r>
+          </w:p>
+          <w:p>
+            <w:pPr>
+              <w:ind w:firstLine="0"/>
+              <w:jc w:val="left"/>
+            </w:pPr>
+            <w:proofErr w:type="gramStart"/>
+            <w:r>
+              <w:t>.L</w:t>
+            </w:r>
+            <w:proofErr w:type="gramEnd"/>
+            <w:r>
+              <w:t>5:</w:t>
             </w:r>
           </w:p>
           <w:p>
@@ -15425,18 +16182,28 @@
               <w:t>jmp</w:t>
             </w:r>
             <w:proofErr w:type="spellEnd"/>
-            <w:r>
-              <w:tab/>
-              <w:t>.L7</w:t>
-            </w:r>
-          </w:p>
-          <w:p>
-            <w:pPr>
-              <w:ind w:firstLine="0"/>
-              <w:jc w:val="left"/>
-            </w:pPr>
-            <w:r>
-              <w:t>.L4:</w:t>
+            <w:proofErr w:type="gramStart"/>
+            <w:r>
+              <w:tab/>
+              <w:t>.L</w:t>
+            </w:r>
+            <w:proofErr w:type="gramEnd"/>
+            <w:r>
+              <w:t>7</w:t>
+            </w:r>
+          </w:p>
+          <w:p>
+            <w:pPr>
+              <w:ind w:firstLine="0"/>
+              <w:jc w:val="left"/>
+            </w:pPr>
+            <w:proofErr w:type="gramStart"/>
+            <w:r>
+              <w:t>.L</w:t>
+            </w:r>
+            <w:proofErr w:type="gramEnd"/>
+            <w:r>
+              <w:t>4:</w:t>
             </w:r>
           </w:p>
           <w:p>
@@ -15504,18 +16271,28 @@
               <w:t>jmp</w:t>
             </w:r>
             <w:proofErr w:type="spellEnd"/>
-            <w:r>
-              <w:tab/>
-              <w:t>.L2</w:t>
-            </w:r>
-          </w:p>
-          <w:p>
-            <w:pPr>
-              <w:ind w:firstLine="0"/>
-              <w:jc w:val="left"/>
-            </w:pPr>
-            <w:r>
-              <w:t>.L10:</w:t>
+            <w:proofErr w:type="gramStart"/>
+            <w:r>
+              <w:tab/>
+              <w:t>.L</w:t>
+            </w:r>
+            <w:proofErr w:type="gramEnd"/>
+            <w:r>
+              <w:t>2</w:t>
+            </w:r>
+          </w:p>
+          <w:p>
+            <w:pPr>
+              <w:ind w:firstLine="0"/>
+              <w:jc w:val="left"/>
+            </w:pPr>
+            <w:proofErr w:type="gramStart"/>
+            <w:r>
+              <w:t>.L</w:t>
+            </w:r>
+            <w:proofErr w:type="gramEnd"/>
+            <w:r>
+              <w:t>10:</w:t>
             </w:r>
           </w:p>
           <w:p>
@@ -15534,8 +16311,13 @@
               <w:ind w:firstLine="0"/>
               <w:jc w:val="left"/>
             </w:pPr>
-            <w:r>
-              <w:t>.L8:</w:t>
+            <w:proofErr w:type="gramStart"/>
+            <w:r>
+              <w:t>.L</w:t>
+            </w:r>
+            <w:proofErr w:type="gramEnd"/>
+            <w:r>
+              <w:t>8:</w:t>
             </w:r>
           </w:p>
           <w:p>
@@ -15548,18 +16330,28 @@
               <w:t>jmp</w:t>
             </w:r>
             <w:proofErr w:type="spellEnd"/>
-            <w:r>
-              <w:tab/>
-              <w:t>.L2</w:t>
-            </w:r>
-          </w:p>
-          <w:p>
-            <w:pPr>
-              <w:ind w:firstLine="0"/>
-              <w:jc w:val="left"/>
-            </w:pPr>
-            <w:r>
-              <w:t>.L3:</w:t>
+            <w:proofErr w:type="gramStart"/>
+            <w:r>
+              <w:tab/>
+              <w:t>.L</w:t>
+            </w:r>
+            <w:proofErr w:type="gramEnd"/>
+            <w:r>
+              <w:t>2</w:t>
+            </w:r>
+          </w:p>
+          <w:p>
+            <w:pPr>
+              <w:ind w:firstLine="0"/>
+              <w:jc w:val="left"/>
+            </w:pPr>
+            <w:proofErr w:type="gramStart"/>
+            <w:r>
+              <w:t>.L</w:t>
+            </w:r>
+            <w:proofErr w:type="gramEnd"/>
+            <w:r>
+              <w:t>3:</w:t>
             </w:r>
           </w:p>
           <w:p>
@@ -15621,8 +16413,13 @@
               <w:ind w:firstLine="0"/>
               <w:jc w:val="left"/>
             </w:pPr>
-            <w:r>
-              <w:t>.L7:</w:t>
+            <w:proofErr w:type="gramStart"/>
+            <w:r>
+              <w:t>.L</w:t>
+            </w:r>
+            <w:proofErr w:type="gramEnd"/>
+            <w:r>
+              <w:t>7:</w:t>
             </w:r>
           </w:p>
           <w:p>
@@ -15907,8 +16704,13 @@
               <w:t>"</w:t>
             </w:r>
             <w:proofErr w:type="spellStart"/>
-            <w:r>
-              <w:t>jump_compression</w:t>
+            <w:proofErr w:type="gramStart"/>
+            <w:r>
+              <w:t>jump</w:t>
+            </w:r>
+            <w:proofErr w:type="gramEnd"/>
+            <w:r>
+              <w:t>_compression</w:t>
             </w:r>
             <w:proofErr w:type="spellEnd"/>
             <w:r>
@@ -15920,12 +16722,17 @@
               <w:ind w:firstLine="0"/>
               <w:jc w:val="left"/>
             </w:pPr>
+            <w:proofErr w:type="gramStart"/>
             <w:r>
               <w:t>.</w:t>
             </w:r>
             <w:proofErr w:type="spellStart"/>
             <w:r>
-              <w:t>seh_endprologue</w:t>
+              <w:t>seh</w:t>
+            </w:r>
+            <w:proofErr w:type="gramEnd"/>
+            <w:r>
+              <w:t>_endprologue</w:t>
             </w:r>
             <w:proofErr w:type="spellEnd"/>
           </w:p>
@@ -15987,9 +16794,14 @@
               <w:t>jg</w:t>
             </w:r>
             <w:proofErr w:type="spellEnd"/>
-            <w:r>
-              <w:tab/>
-              <w:t>.L2</w:t>
+            <w:proofErr w:type="gramStart"/>
+            <w:r>
+              <w:tab/>
+              <w:t>.L</w:t>
+            </w:r>
+            <w:proofErr w:type="gramEnd"/>
+            <w:r>
+              <w:t>2</w:t>
             </w:r>
           </w:p>
           <w:p>
@@ -16002,36 +16814,56 @@
               <w:t>jmp</w:t>
             </w:r>
             <w:proofErr w:type="spellEnd"/>
-            <w:r>
-              <w:tab/>
-              <w:t>.L3</w:t>
-            </w:r>
-          </w:p>
-          <w:p>
-            <w:pPr>
-              <w:ind w:firstLine="0"/>
-              <w:jc w:val="left"/>
-            </w:pPr>
-            <w:r>
-              <w:t>.p2align 4,,10</w:t>
-            </w:r>
-          </w:p>
-          <w:p>
-            <w:pPr>
-              <w:ind w:firstLine="0"/>
-              <w:jc w:val="left"/>
-            </w:pPr>
-            <w:r>
-              <w:t>.p2align 3</w:t>
-            </w:r>
-          </w:p>
-          <w:p>
-            <w:pPr>
-              <w:ind w:firstLine="0"/>
-              <w:jc w:val="left"/>
-            </w:pPr>
-            <w:r>
-              <w:t>.L13:</w:t>
+            <w:proofErr w:type="gramStart"/>
+            <w:r>
+              <w:tab/>
+              <w:t>.L</w:t>
+            </w:r>
+            <w:proofErr w:type="gramEnd"/>
+            <w:r>
+              <w:t>3</w:t>
+            </w:r>
+          </w:p>
+          <w:p>
+            <w:pPr>
+              <w:ind w:firstLine="0"/>
+              <w:jc w:val="left"/>
+            </w:pPr>
+            <w:proofErr w:type="gramStart"/>
+            <w:r>
+              <w:t>.p</w:t>
+            </w:r>
+            <w:proofErr w:type="gramEnd"/>
+            <w:r>
+              <w:t>2align 4,,10</w:t>
+            </w:r>
+          </w:p>
+          <w:p>
+            <w:pPr>
+              <w:ind w:firstLine="0"/>
+              <w:jc w:val="left"/>
+            </w:pPr>
+            <w:proofErr w:type="gramStart"/>
+            <w:r>
+              <w:t>.p</w:t>
+            </w:r>
+            <w:proofErr w:type="gramEnd"/>
+            <w:r>
+              <w:t>2align 3</w:t>
+            </w:r>
+          </w:p>
+          <w:p>
+            <w:pPr>
+              <w:ind w:firstLine="0"/>
+              <w:jc w:val="left"/>
+            </w:pPr>
+            <w:proofErr w:type="gramStart"/>
+            <w:r>
+              <w:t>.L</w:t>
+            </w:r>
+            <w:proofErr w:type="gramEnd"/>
+            <w:r>
+              <w:t>13:</w:t>
             </w:r>
           </w:p>
           <w:p>
@@ -16059,9 +16891,14 @@
               <w:t>jge</w:t>
             </w:r>
             <w:proofErr w:type="spellEnd"/>
-            <w:r>
-              <w:tab/>
-              <w:t>.L7</w:t>
+            <w:proofErr w:type="gramStart"/>
+            <w:r>
+              <w:tab/>
+              <w:t>.L</w:t>
+            </w:r>
+            <w:proofErr w:type="gramEnd"/>
+            <w:r>
+              <w:t>7</w:t>
             </w:r>
           </w:p>
           <w:p>
@@ -16089,28 +16926,43 @@
               <w:t>jl</w:t>
             </w:r>
             <w:proofErr w:type="spellEnd"/>
-            <w:r>
-              <w:tab/>
-              <w:t>.L12</w:t>
-            </w:r>
-          </w:p>
-          <w:p>
-            <w:pPr>
-              <w:ind w:firstLine="0"/>
-              <w:jc w:val="left"/>
-            </w:pPr>
+            <w:proofErr w:type="gramStart"/>
+            <w:r>
+              <w:tab/>
+              <w:t>.L</w:t>
+            </w:r>
+            <w:proofErr w:type="gramEnd"/>
+            <w:r>
+              <w:t>12</w:t>
+            </w:r>
+          </w:p>
+          <w:p>
+            <w:pPr>
+              <w:ind w:firstLine="0"/>
+              <w:jc w:val="left"/>
+            </w:pPr>
+            <w:proofErr w:type="gramStart"/>
             <w:r>
               <w:lastRenderedPageBreak/>
-              <w:t>.L4:</w:t>
-            </w:r>
-          </w:p>
-          <w:p>
-            <w:pPr>
-              <w:ind w:firstLine="0"/>
-              <w:jc w:val="left"/>
-            </w:pPr>
-            <w:r>
-              <w:t>.L5:</w:t>
+              <w:t>.L</w:t>
+            </w:r>
+            <w:proofErr w:type="gramEnd"/>
+            <w:r>
+              <w:t>4:</w:t>
+            </w:r>
+          </w:p>
+          <w:p>
+            <w:pPr>
+              <w:ind w:firstLine="0"/>
+              <w:jc w:val="left"/>
+            </w:pPr>
+            <w:proofErr w:type="gramStart"/>
+            <w:r>
+              <w:t>.L</w:t>
+            </w:r>
+            <w:proofErr w:type="gramEnd"/>
+            <w:r>
+              <w:t>5:</w:t>
             </w:r>
           </w:p>
           <w:p>
@@ -16150,18 +17002,28 @@
               <w:t>jle</w:t>
             </w:r>
             <w:proofErr w:type="spellEnd"/>
-            <w:r>
-              <w:tab/>
-              <w:t>.L3</w:t>
-            </w:r>
-          </w:p>
-          <w:p>
-            <w:pPr>
-              <w:ind w:firstLine="0"/>
-              <w:jc w:val="left"/>
-            </w:pPr>
-            <w:r>
-              <w:t>.L2:</w:t>
+            <w:proofErr w:type="gramStart"/>
+            <w:r>
+              <w:tab/>
+              <w:t>.L</w:t>
+            </w:r>
+            <w:proofErr w:type="gramEnd"/>
+            <w:r>
+              <w:t>3</w:t>
+            </w:r>
+          </w:p>
+          <w:p>
+            <w:pPr>
+              <w:ind w:firstLine="0"/>
+              <w:jc w:val="left"/>
+            </w:pPr>
+            <w:proofErr w:type="gramStart"/>
+            <w:r>
+              <w:t>.L</w:t>
+            </w:r>
+            <w:proofErr w:type="gramEnd"/>
+            <w:r>
+              <w:t>2:</w:t>
             </w:r>
           </w:p>
           <w:p>
@@ -16194,9 +17056,14 @@
               <w:t>jg</w:t>
             </w:r>
             <w:proofErr w:type="spellEnd"/>
-            <w:r>
-              <w:tab/>
-              <w:t>.L13</w:t>
+            <w:proofErr w:type="gramStart"/>
+            <w:r>
+              <w:tab/>
+              <w:t>.L</w:t>
+            </w:r>
+            <w:proofErr w:type="gramEnd"/>
+            <w:r>
+              <w:t>13</w:t>
             </w:r>
           </w:p>
           <w:p>
@@ -16256,18 +17123,28 @@
               <w:t>jg</w:t>
             </w:r>
             <w:proofErr w:type="spellEnd"/>
-            <w:r>
-              <w:tab/>
-              <w:t>.L2</w:t>
-            </w:r>
-          </w:p>
-          <w:p>
-            <w:pPr>
-              <w:ind w:firstLine="0"/>
-              <w:jc w:val="left"/>
-            </w:pPr>
-            <w:r>
-              <w:t>.L3:</w:t>
+            <w:proofErr w:type="gramStart"/>
+            <w:r>
+              <w:tab/>
+              <w:t>.L</w:t>
+            </w:r>
+            <w:proofErr w:type="gramEnd"/>
+            <w:r>
+              <w:t>2</w:t>
+            </w:r>
+          </w:p>
+          <w:p>
+            <w:pPr>
+              <w:ind w:firstLine="0"/>
+              <w:jc w:val="left"/>
+            </w:pPr>
+            <w:proofErr w:type="gramStart"/>
+            <w:r>
+              <w:t>.L</w:t>
+            </w:r>
+            <w:proofErr w:type="gramEnd"/>
+            <w:r>
+              <w:t>3:</w:t>
             </w:r>
           </w:p>
           <w:p>
@@ -16397,27 +17274,42 @@
               <w:ind w:firstLine="0"/>
               <w:jc w:val="left"/>
             </w:pPr>
-            <w:r>
-              <w:t>.p2align 4,,10</w:t>
-            </w:r>
-          </w:p>
-          <w:p>
-            <w:pPr>
-              <w:ind w:firstLine="0"/>
-              <w:jc w:val="left"/>
-            </w:pPr>
+            <w:proofErr w:type="gramStart"/>
+            <w:r>
+              <w:t>.p</w:t>
+            </w:r>
+            <w:proofErr w:type="gramEnd"/>
+            <w:r>
+              <w:t>2align 4,,10</w:t>
+            </w:r>
+          </w:p>
+          <w:p>
+            <w:pPr>
+              <w:ind w:firstLine="0"/>
+              <w:jc w:val="left"/>
+            </w:pPr>
+            <w:proofErr w:type="gramStart"/>
             <w:r>
               <w:lastRenderedPageBreak/>
-              <w:t>.p2align 3</w:t>
-            </w:r>
-          </w:p>
-          <w:p>
-            <w:pPr>
-              <w:ind w:firstLine="0"/>
-              <w:jc w:val="left"/>
-            </w:pPr>
-            <w:r>
-              <w:t>.L7:</w:t>
+              <w:t>.p</w:t>
+            </w:r>
+            <w:proofErr w:type="gramEnd"/>
+            <w:r>
+              <w:t>2align 3</w:t>
+            </w:r>
+          </w:p>
+          <w:p>
+            <w:pPr>
+              <w:ind w:firstLine="0"/>
+              <w:jc w:val="left"/>
+            </w:pPr>
+            <w:proofErr w:type="gramStart"/>
+            <w:r>
+              <w:t>.L</w:t>
+            </w:r>
+            <w:proofErr w:type="gramEnd"/>
+            <w:r>
+              <w:t>7:</w:t>
             </w:r>
           </w:p>
           <w:p>
@@ -16535,26 +17427,41 @@
               <w:ind w:firstLine="0"/>
               <w:jc w:val="left"/>
             </w:pPr>
-            <w:r>
-              <w:t>.p2align 4,,10</w:t>
-            </w:r>
-          </w:p>
-          <w:p>
-            <w:pPr>
-              <w:ind w:firstLine="0"/>
-              <w:jc w:val="left"/>
-            </w:pPr>
-            <w:r>
-              <w:t>.p2align 3</w:t>
-            </w:r>
-          </w:p>
-          <w:p>
-            <w:pPr>
-              <w:ind w:firstLine="0"/>
-              <w:jc w:val="left"/>
-            </w:pPr>
-            <w:r>
-              <w:t>.L12:</w:t>
+            <w:proofErr w:type="gramStart"/>
+            <w:r>
+              <w:t>.p</w:t>
+            </w:r>
+            <w:proofErr w:type="gramEnd"/>
+            <w:r>
+              <w:t>2align 4,,10</w:t>
+            </w:r>
+          </w:p>
+          <w:p>
+            <w:pPr>
+              <w:ind w:firstLine="0"/>
+              <w:jc w:val="left"/>
+            </w:pPr>
+            <w:proofErr w:type="gramStart"/>
+            <w:r>
+              <w:t>.p</w:t>
+            </w:r>
+            <w:proofErr w:type="gramEnd"/>
+            <w:r>
+              <w:t>2align 3</w:t>
+            </w:r>
+          </w:p>
+          <w:p>
+            <w:pPr>
+              <w:ind w:firstLine="0"/>
+              <w:jc w:val="left"/>
+            </w:pPr>
+            <w:proofErr w:type="gramStart"/>
+            <w:r>
+              <w:t>.L</w:t>
+            </w:r>
+            <w:proofErr w:type="gramEnd"/>
+            <w:r>
+              <w:t>12:</w:t>
             </w:r>
           </w:p>
           <w:p>
@@ -16810,7 +17717,15 @@
             </w:r>
             <w:proofErr w:type="spellEnd"/>
             <w:r>
-              <w:t>=0;i&lt;10;i++)</w:t>
+              <w:t>=</w:t>
+            </w:r>
+            <w:proofErr w:type="gramStart"/>
+            <w:r>
+              <w:t>0;i</w:t>
+            </w:r>
+            <w:proofErr w:type="gramEnd"/>
+            <w:r>
+              <w:t>&lt;10;i++)</w:t>
             </w:r>
           </w:p>
           <w:p>
@@ -16861,7 +17776,15 @@
             </w:r>
             <w:proofErr w:type="spellEnd"/>
             <w:r>
-              <w:t>] = A[i+1]*c;</w:t>
+              <w:t>] = A[i+</w:t>
+            </w:r>
+            <w:proofErr w:type="gramStart"/>
+            <w:r>
+              <w:t>1]*</w:t>
+            </w:r>
+            <w:proofErr w:type="gramEnd"/>
+            <w:r>
+              <w:t>c;</w:t>
             </w:r>
           </w:p>
           <w:p>
@@ -16917,12 +17840,17 @@
               <w:ind w:firstLine="0"/>
               <w:jc w:val="left"/>
             </w:pPr>
+            <w:proofErr w:type="gramStart"/>
             <w:r>
               <w:t>.</w:t>
             </w:r>
             <w:proofErr w:type="spellStart"/>
             <w:r>
-              <w:t>seh_pushreg</w:t>
+              <w:t>seh</w:t>
+            </w:r>
+            <w:proofErr w:type="gramEnd"/>
+            <w:r>
+              <w:t>_pushreg</w:t>
             </w:r>
             <w:proofErr w:type="spellEnd"/>
             <w:r>
@@ -16964,12 +17892,17 @@
               <w:ind w:firstLine="0"/>
               <w:jc w:val="left"/>
             </w:pPr>
+            <w:proofErr w:type="gramStart"/>
             <w:r>
               <w:t>.</w:t>
             </w:r>
             <w:proofErr w:type="spellStart"/>
             <w:r>
-              <w:t>seh_setframe</w:t>
+              <w:t>seh</w:t>
+            </w:r>
+            <w:proofErr w:type="gramEnd"/>
+            <w:r>
+              <w:t>_setframe</w:t>
             </w:r>
             <w:proofErr w:type="spellEnd"/>
             <w:r>
@@ -17009,12 +17942,17 @@
               <w:ind w:firstLine="0"/>
               <w:jc w:val="left"/>
             </w:pPr>
+            <w:proofErr w:type="gramStart"/>
             <w:r>
               <w:t>.</w:t>
             </w:r>
             <w:proofErr w:type="spellStart"/>
             <w:r>
-              <w:t>seh_stackalloc</w:t>
+              <w:t>seh</w:t>
+            </w:r>
+            <w:proofErr w:type="gramEnd"/>
+            <w:r>
+              <w:t>_stackalloc</w:t>
             </w:r>
             <w:proofErr w:type="spellEnd"/>
             <w:r>
@@ -17027,12 +17965,17 @@
               <w:ind w:firstLine="0"/>
               <w:jc w:val="left"/>
             </w:pPr>
+            <w:proofErr w:type="gramStart"/>
             <w:r>
               <w:t>.</w:t>
             </w:r>
             <w:proofErr w:type="spellStart"/>
             <w:r>
-              <w:t>seh_endprologue</w:t>
+              <w:t>seh</w:t>
+            </w:r>
+            <w:proofErr w:type="gramEnd"/>
+            <w:r>
+              <w:t>_endprologue</w:t>
             </w:r>
             <w:proofErr w:type="spellEnd"/>
           </w:p>
@@ -17067,18 +18010,28 @@
               <w:t>jmp</w:t>
             </w:r>
             <w:proofErr w:type="spellEnd"/>
-            <w:r>
-              <w:tab/>
-              <w:t>.L2</w:t>
-            </w:r>
-          </w:p>
-          <w:p>
-            <w:pPr>
-              <w:ind w:firstLine="0"/>
-              <w:jc w:val="left"/>
-            </w:pPr>
-            <w:r>
-              <w:t>.L3:</w:t>
+            <w:proofErr w:type="gramStart"/>
+            <w:r>
+              <w:tab/>
+              <w:t>.L</w:t>
+            </w:r>
+            <w:proofErr w:type="gramEnd"/>
+            <w:r>
+              <w:t>2</w:t>
+            </w:r>
+          </w:p>
+          <w:p>
+            <w:pPr>
+              <w:ind w:firstLine="0"/>
+              <w:jc w:val="left"/>
+            </w:pPr>
+            <w:proofErr w:type="gramStart"/>
+            <w:r>
+              <w:t>.L</w:t>
+            </w:r>
+            <w:proofErr w:type="gramEnd"/>
+            <w:r>
+              <w:t>3:</w:t>
             </w:r>
           </w:p>
           <w:p>
@@ -17824,8 +18777,13 @@
               <w:ind w:firstLine="0"/>
               <w:jc w:val="left"/>
             </w:pPr>
-            <w:r>
-              <w:t>.L2:</w:t>
+            <w:proofErr w:type="gramStart"/>
+            <w:r>
+              <w:t>.L</w:t>
+            </w:r>
+            <w:proofErr w:type="gramEnd"/>
+            <w:r>
+              <w:t>2:</w:t>
             </w:r>
           </w:p>
           <w:p>
@@ -17862,9 +18820,14 @@
               <w:t>jle</w:t>
             </w:r>
             <w:proofErr w:type="spellEnd"/>
-            <w:r>
-              <w:tab/>
-              <w:t>.L3</w:t>
+            <w:proofErr w:type="gramStart"/>
+            <w:r>
+              <w:tab/>
+              <w:t>.L</w:t>
+            </w:r>
+            <w:proofErr w:type="gramEnd"/>
+            <w:r>
+              <w:t>3</w:t>
             </w:r>
           </w:p>
           <w:p>
@@ -17952,12 +18915,17 @@
               <w:ind w:firstLine="0"/>
               <w:jc w:val="left"/>
             </w:pPr>
+            <w:proofErr w:type="gramStart"/>
             <w:r>
               <w:t>.</w:t>
             </w:r>
             <w:proofErr w:type="spellStart"/>
             <w:r>
-              <w:t>seh_endprologue</w:t>
+              <w:t>seh</w:t>
+            </w:r>
+            <w:proofErr w:type="gramEnd"/>
+            <w:r>
+              <w:t>_endprologue</w:t>
             </w:r>
             <w:proofErr w:type="spellEnd"/>
           </w:p>
@@ -18047,35 +19015,55 @@
               <w:ind w:firstLine="0"/>
               <w:jc w:val="left"/>
             </w:pPr>
-            <w:r>
-              <w:t>.p2align 6</w:t>
-            </w:r>
-          </w:p>
-          <w:p>
-            <w:pPr>
-              <w:ind w:firstLine="0"/>
-              <w:jc w:val="left"/>
-            </w:pPr>
-            <w:r>
-              <w:t>.p2align 4</w:t>
-            </w:r>
-          </w:p>
-          <w:p>
-            <w:pPr>
-              <w:ind w:firstLine="0"/>
-              <w:jc w:val="left"/>
-            </w:pPr>
-            <w:r>
-              <w:t>.p2align 3</w:t>
-            </w:r>
-          </w:p>
-          <w:p>
-            <w:pPr>
-              <w:ind w:firstLine="0"/>
-              <w:jc w:val="left"/>
-            </w:pPr>
-            <w:r>
-              <w:t>.L2:</w:t>
+            <w:proofErr w:type="gramStart"/>
+            <w:r>
+              <w:t>.p</w:t>
+            </w:r>
+            <w:proofErr w:type="gramEnd"/>
+            <w:r>
+              <w:t>2align 6</w:t>
+            </w:r>
+          </w:p>
+          <w:p>
+            <w:pPr>
+              <w:ind w:firstLine="0"/>
+              <w:jc w:val="left"/>
+            </w:pPr>
+            <w:proofErr w:type="gramStart"/>
+            <w:r>
+              <w:t>.p</w:t>
+            </w:r>
+            <w:proofErr w:type="gramEnd"/>
+            <w:r>
+              <w:t>2align 4</w:t>
+            </w:r>
+          </w:p>
+          <w:p>
+            <w:pPr>
+              <w:ind w:firstLine="0"/>
+              <w:jc w:val="left"/>
+            </w:pPr>
+            <w:proofErr w:type="gramStart"/>
+            <w:r>
+              <w:t>.p</w:t>
+            </w:r>
+            <w:proofErr w:type="gramEnd"/>
+            <w:r>
+              <w:t>2align 3</w:t>
+            </w:r>
+          </w:p>
+          <w:p>
+            <w:pPr>
+              <w:ind w:firstLine="0"/>
+              <w:jc w:val="left"/>
+            </w:pPr>
+            <w:proofErr w:type="gramStart"/>
+            <w:r>
+              <w:t>.L</w:t>
+            </w:r>
+            <w:proofErr w:type="gramEnd"/>
+            <w:r>
+              <w:t>2:</w:t>
             </w:r>
           </w:p>
           <w:p>
@@ -18278,9 +19266,14 @@
               <w:t>jne</w:t>
             </w:r>
             <w:proofErr w:type="spellEnd"/>
-            <w:r>
-              <w:tab/>
-              <w:t>.L2</w:t>
+            <w:proofErr w:type="gramStart"/>
+            <w:r>
+              <w:tab/>
+              <w:t>.L</w:t>
+            </w:r>
+            <w:proofErr w:type="gramEnd"/>
+            <w:r>
+              <w:t>2</w:t>
             </w:r>
           </w:p>
           <w:p>
@@ -18370,12 +19363,17 @@
               <w:t xml:space="preserve">int </w:t>
             </w:r>
             <w:proofErr w:type="spellStart"/>
+            <w:proofErr w:type="gramStart"/>
             <w:r>
               <w:t>func</w:t>
             </w:r>
             <w:proofErr w:type="spellEnd"/>
             <w:r>
-              <w:t>(int x, int y)</w:t>
+              <w:t>(</w:t>
+            </w:r>
+            <w:proofErr w:type="gramEnd"/>
+            <w:r>
+              <w:t>int x, int y)</w:t>
             </w:r>
           </w:p>
           <w:p>
@@ -18511,12 +19509,17 @@
               <w:ind w:firstLine="0"/>
               <w:jc w:val="left"/>
             </w:pPr>
+            <w:proofErr w:type="gramStart"/>
             <w:r>
               <w:t>.</w:t>
             </w:r>
             <w:proofErr w:type="spellStart"/>
             <w:r>
-              <w:t>seh_pushreg</w:t>
+              <w:t>seh</w:t>
+            </w:r>
+            <w:proofErr w:type="gramEnd"/>
+            <w:r>
+              <w:t>_pushreg</w:t>
             </w:r>
             <w:proofErr w:type="spellEnd"/>
             <w:r>
@@ -18558,12 +19561,17 @@
               <w:ind w:firstLine="0"/>
               <w:jc w:val="left"/>
             </w:pPr>
+            <w:proofErr w:type="gramStart"/>
             <w:r>
               <w:t>.</w:t>
             </w:r>
             <w:proofErr w:type="spellStart"/>
             <w:r>
-              <w:t>seh_setframe</w:t>
+              <w:t>seh</w:t>
+            </w:r>
+            <w:proofErr w:type="gramEnd"/>
+            <w:r>
+              <w:t>_setframe</w:t>
             </w:r>
             <w:proofErr w:type="spellEnd"/>
             <w:r>
@@ -18603,12 +19611,17 @@
               <w:ind w:firstLine="0"/>
               <w:jc w:val="left"/>
             </w:pPr>
+            <w:proofErr w:type="gramStart"/>
             <w:r>
               <w:t>.</w:t>
             </w:r>
             <w:proofErr w:type="spellStart"/>
             <w:r>
-              <w:t>seh_stackalloc</w:t>
+              <w:t>seh</w:t>
+            </w:r>
+            <w:proofErr w:type="gramEnd"/>
+            <w:r>
+              <w:t>_stackalloc</w:t>
             </w:r>
             <w:proofErr w:type="spellEnd"/>
             <w:r>
@@ -18621,12 +19634,17 @@
               <w:ind w:firstLine="0"/>
               <w:jc w:val="left"/>
             </w:pPr>
+            <w:proofErr w:type="gramStart"/>
             <w:r>
               <w:t>.</w:t>
             </w:r>
             <w:proofErr w:type="spellStart"/>
             <w:r>
-              <w:t>seh_endprologue</w:t>
+              <w:t>seh</w:t>
+            </w:r>
+            <w:proofErr w:type="gramEnd"/>
+            <w:r>
+              <w:t>_endprologue</w:t>
             </w:r>
             <w:proofErr w:type="spellEnd"/>
           </w:p>
@@ -18661,18 +19679,28 @@
               <w:t>jmp</w:t>
             </w:r>
             <w:proofErr w:type="spellEnd"/>
-            <w:r>
-              <w:tab/>
-              <w:t>.L2</w:t>
-            </w:r>
-          </w:p>
-          <w:p>
-            <w:pPr>
-              <w:ind w:firstLine="0"/>
-              <w:jc w:val="left"/>
-            </w:pPr>
-            <w:r>
-              <w:t>.L4:</w:t>
+            <w:proofErr w:type="gramStart"/>
+            <w:r>
+              <w:tab/>
+              <w:t>.L</w:t>
+            </w:r>
+            <w:proofErr w:type="gramEnd"/>
+            <w:r>
+              <w:t>2</w:t>
+            </w:r>
+          </w:p>
+          <w:p>
+            <w:pPr>
+              <w:ind w:firstLine="0"/>
+              <w:jc w:val="left"/>
+            </w:pPr>
+            <w:proofErr w:type="gramStart"/>
+            <w:r>
+              <w:t>.L</w:t>
+            </w:r>
+            <w:proofErr w:type="gramEnd"/>
+            <w:r>
+              <w:t>4:</w:t>
             </w:r>
           </w:p>
           <w:p>
@@ -18753,9 +19781,14 @@
               <w:t>jne</w:t>
             </w:r>
             <w:proofErr w:type="spellEnd"/>
-            <w:r>
-              <w:tab/>
-              <w:t>.L3</w:t>
+            <w:proofErr w:type="gramStart"/>
+            <w:r>
+              <w:tab/>
+              <w:t>.L</w:t>
+            </w:r>
+            <w:proofErr w:type="gramEnd"/>
+            <w:r>
+              <w:t>3</w:t>
             </w:r>
           </w:p>
           <w:p>
@@ -18847,18 +19880,28 @@
               <w:t>jmp</w:t>
             </w:r>
             <w:proofErr w:type="spellEnd"/>
-            <w:r>
-              <w:tab/>
-              <w:t>.L2</w:t>
-            </w:r>
-          </w:p>
-          <w:p>
-            <w:pPr>
-              <w:ind w:firstLine="0"/>
-              <w:jc w:val="left"/>
-            </w:pPr>
-            <w:r>
-              <w:t>.L3:</w:t>
+            <w:proofErr w:type="gramStart"/>
+            <w:r>
+              <w:tab/>
+              <w:t>.L</w:t>
+            </w:r>
+            <w:proofErr w:type="gramEnd"/>
+            <w:r>
+              <w:t>2</w:t>
+            </w:r>
+          </w:p>
+          <w:p>
+            <w:pPr>
+              <w:ind w:firstLine="0"/>
+              <w:jc w:val="left"/>
+            </w:pPr>
+            <w:proofErr w:type="gramStart"/>
+            <w:r>
+              <w:t>.L</w:t>
+            </w:r>
+            <w:proofErr w:type="gramEnd"/>
+            <w:r>
+              <w:t>3:</w:t>
             </w:r>
           </w:p>
           <w:p>
@@ -18912,8 +19955,13 @@
               <w:ind w:firstLine="0"/>
               <w:jc w:val="left"/>
             </w:pPr>
-            <w:r>
-              <w:t>.L2:</w:t>
+            <w:proofErr w:type="gramStart"/>
+            <w:r>
+              <w:t>.L</w:t>
+            </w:r>
+            <w:proofErr w:type="gramEnd"/>
+            <w:r>
+              <w:t>2:</w:t>
             </w:r>
           </w:p>
           <w:p>
@@ -18949,9 +19997,14 @@
               <w:t>jg</w:t>
             </w:r>
             <w:proofErr w:type="spellEnd"/>
-            <w:r>
-              <w:tab/>
-              <w:t>.L4</w:t>
+            <w:proofErr w:type="gramStart"/>
+            <w:r>
+              <w:tab/>
+              <w:t>.L</w:t>
+            </w:r>
+            <w:proofErr w:type="gramEnd"/>
+            <w:r>
+              <w:t>4</w:t>
             </w:r>
           </w:p>
           <w:p>
@@ -19164,12 +20217,17 @@
               <w:ind w:firstLine="0"/>
               <w:jc w:val="left"/>
             </w:pPr>
+            <w:proofErr w:type="gramStart"/>
             <w:r>
               <w:t>.</w:t>
             </w:r>
             <w:proofErr w:type="spellStart"/>
             <w:r>
-              <w:t>seh_pushreg</w:t>
+              <w:t>seh</w:t>
+            </w:r>
+            <w:proofErr w:type="gramEnd"/>
+            <w:r>
+              <w:t>_pushreg</w:t>
             </w:r>
             <w:proofErr w:type="spellEnd"/>
             <w:r>
@@ -19206,12 +20264,17 @@
               <w:ind w:firstLine="0"/>
               <w:jc w:val="left"/>
             </w:pPr>
+            <w:proofErr w:type="gramStart"/>
             <w:r>
               <w:t>.</w:t>
             </w:r>
             <w:proofErr w:type="spellStart"/>
             <w:r>
-              <w:t>seh_stackalloc</w:t>
+              <w:t>seh</w:t>
+            </w:r>
+            <w:proofErr w:type="gramEnd"/>
+            <w:r>
+              <w:t>_stackalloc</w:t>
             </w:r>
             <w:proofErr w:type="spellEnd"/>
             <w:r>
@@ -19224,12 +20287,17 @@
               <w:ind w:firstLine="0"/>
               <w:jc w:val="left"/>
             </w:pPr>
+            <w:proofErr w:type="gramStart"/>
             <w:r>
               <w:t>.</w:t>
             </w:r>
             <w:proofErr w:type="spellStart"/>
             <w:r>
-              <w:t>seh_endprologue</w:t>
+              <w:t>seh</w:t>
+            </w:r>
+            <w:proofErr w:type="gramEnd"/>
+            <w:r>
+              <w:t>_endprologue</w:t>
             </w:r>
             <w:proofErr w:type="spellEnd"/>
           </w:p>
@@ -19298,8 +20366,13 @@
               <w:ind w:firstLine="0"/>
               <w:jc w:val="left"/>
             </w:pPr>
-            <w:r>
-              <w:t>.L3:</w:t>
+            <w:proofErr w:type="gramStart"/>
+            <w:r>
+              <w:t>.L</w:t>
+            </w:r>
+            <w:proofErr w:type="gramEnd"/>
+            <w:r>
+              <w:t>3:</w:t>
             </w:r>
           </w:p>
           <w:p>
@@ -19338,45 +20411,70 @@
               <w:lastRenderedPageBreak/>
               <w:t>je</w:t>
             </w:r>
-            <w:r>
-              <w:tab/>
-              <w:t>.L10</w:t>
-            </w:r>
-          </w:p>
-          <w:p>
-            <w:pPr>
-              <w:ind w:firstLine="0"/>
-              <w:jc w:val="left"/>
-            </w:pPr>
-            <w:r>
-              <w:t>.p2align 3</w:t>
-            </w:r>
-          </w:p>
-          <w:p>
-            <w:pPr>
-              <w:ind w:firstLine="0"/>
-              <w:jc w:val="left"/>
-            </w:pPr>
-            <w:r>
-              <w:t>.p2align 4</w:t>
-            </w:r>
-          </w:p>
-          <w:p>
-            <w:pPr>
-              <w:ind w:firstLine="0"/>
-              <w:jc w:val="left"/>
-            </w:pPr>
-            <w:r>
-              <w:t>.p2align 3</w:t>
-            </w:r>
-          </w:p>
-          <w:p>
-            <w:pPr>
-              <w:ind w:firstLine="0"/>
-              <w:jc w:val="left"/>
-            </w:pPr>
-            <w:r>
-              <w:t>.L2:</w:t>
+            <w:proofErr w:type="gramStart"/>
+            <w:r>
+              <w:tab/>
+              <w:t>.L</w:t>
+            </w:r>
+            <w:proofErr w:type="gramEnd"/>
+            <w:r>
+              <w:t>10</w:t>
+            </w:r>
+          </w:p>
+          <w:p>
+            <w:pPr>
+              <w:ind w:firstLine="0"/>
+              <w:jc w:val="left"/>
+            </w:pPr>
+            <w:proofErr w:type="gramStart"/>
+            <w:r>
+              <w:t>.p</w:t>
+            </w:r>
+            <w:proofErr w:type="gramEnd"/>
+            <w:r>
+              <w:t>2align 3</w:t>
+            </w:r>
+          </w:p>
+          <w:p>
+            <w:pPr>
+              <w:ind w:firstLine="0"/>
+              <w:jc w:val="left"/>
+            </w:pPr>
+            <w:proofErr w:type="gramStart"/>
+            <w:r>
+              <w:t>.p</w:t>
+            </w:r>
+            <w:proofErr w:type="gramEnd"/>
+            <w:r>
+              <w:t>2align 4</w:t>
+            </w:r>
+          </w:p>
+          <w:p>
+            <w:pPr>
+              <w:ind w:firstLine="0"/>
+              <w:jc w:val="left"/>
+            </w:pPr>
+            <w:proofErr w:type="gramStart"/>
+            <w:r>
+              <w:t>.p</w:t>
+            </w:r>
+            <w:proofErr w:type="gramEnd"/>
+            <w:r>
+              <w:t>2align 3</w:t>
+            </w:r>
+          </w:p>
+          <w:p>
+            <w:pPr>
+              <w:ind w:firstLine="0"/>
+              <w:jc w:val="left"/>
+            </w:pPr>
+            <w:proofErr w:type="gramStart"/>
+            <w:r>
+              <w:t>.L</w:t>
+            </w:r>
+            <w:proofErr w:type="gramEnd"/>
+            <w:r>
+              <w:t>2:</w:t>
             </w:r>
           </w:p>
           <w:p>
@@ -19439,9 +20537,14 @@
               <w:t>jg</w:t>
             </w:r>
             <w:proofErr w:type="spellEnd"/>
-            <w:r>
-              <w:tab/>
-              <w:t>.L2</w:t>
+            <w:proofErr w:type="gramStart"/>
+            <w:r>
+              <w:tab/>
+              <w:t>.L</w:t>
+            </w:r>
+            <w:proofErr w:type="gramEnd"/>
+            <w:r>
+              <w:t>2</w:t>
             </w:r>
           </w:p>
           <w:p>
@@ -19545,26 +20648,41 @@
               <w:ind w:firstLine="0"/>
               <w:jc w:val="left"/>
             </w:pPr>
-            <w:r>
-              <w:t>.p2align 4,,10</w:t>
-            </w:r>
-          </w:p>
-          <w:p>
-            <w:pPr>
-              <w:ind w:firstLine="0"/>
-              <w:jc w:val="left"/>
-            </w:pPr>
-            <w:r>
-              <w:t>.p2align 3</w:t>
-            </w:r>
-          </w:p>
-          <w:p>
-            <w:pPr>
-              <w:ind w:firstLine="0"/>
-              <w:jc w:val="left"/>
-            </w:pPr>
-            <w:r>
-              <w:t>.L10:</w:t>
+            <w:proofErr w:type="gramStart"/>
+            <w:r>
+              <w:t>.p</w:t>
+            </w:r>
+            <w:proofErr w:type="gramEnd"/>
+            <w:r>
+              <w:t>2align 4,,10</w:t>
+            </w:r>
+          </w:p>
+          <w:p>
+            <w:pPr>
+              <w:ind w:firstLine="0"/>
+              <w:jc w:val="left"/>
+            </w:pPr>
+            <w:proofErr w:type="gramStart"/>
+            <w:r>
+              <w:t>.p</w:t>
+            </w:r>
+            <w:proofErr w:type="gramEnd"/>
+            <w:r>
+              <w:t>2align 3</w:t>
+            </w:r>
+          </w:p>
+          <w:p>
+            <w:pPr>
+              <w:ind w:firstLine="0"/>
+              <w:jc w:val="left"/>
+            </w:pPr>
+            <w:proofErr w:type="gramStart"/>
+            <w:r>
+              <w:t>.L</w:t>
+            </w:r>
+            <w:proofErr w:type="gramEnd"/>
+            <w:r>
+              <w:t>10:</w:t>
             </w:r>
           </w:p>
           <w:p>
@@ -19671,9 +20789,14 @@
               <w:t>jne</w:t>
             </w:r>
             <w:proofErr w:type="spellEnd"/>
-            <w:r>
-              <w:tab/>
-              <w:t>.L3</w:t>
+            <w:proofErr w:type="gramStart"/>
+            <w:r>
+              <w:tab/>
+              <w:t>.L</w:t>
+            </w:r>
+            <w:proofErr w:type="gramEnd"/>
+            <w:r>
+              <w:t>3</w:t>
             </w:r>
           </w:p>
           <w:p>
@@ -19962,9 +21085,9 @@
           <w:lang w:eastAsia="ru-RU"/>
         </w:rPr>
         <w:drawing>
-          <wp:inline distT="0" distB="0" distL="0" distR="0" wp14:anchorId="0205C5F9" wp14:editId="4001DF41">
-            <wp:extent cx="4540920" cy="4091439"/>
-            <wp:effectExtent l="0" t="0" r="0" b="4445"/>
+          <wp:inline distT="0" distB="0" distL="0" distR="0" wp14:anchorId="0205C5F9" wp14:editId="6B821BEC">
+            <wp:extent cx="4557712" cy="6910080"/>
+            <wp:effectExtent l="0" t="0" r="0" b="5080"/>
             <wp:docPr id="1" name="Рисунок 1"/>
             <wp:cNvGraphicFramePr>
               <a:graphicFrameLocks xmlns:a="http://schemas.openxmlformats.org/drawingml/2006/main" noChangeAspect="1"/>
@@ -19973,11 +21096,17 @@
               <a:graphicData uri="http://schemas.openxmlformats.org/drawingml/2006/picture">
                 <pic:pic xmlns:pic="http://schemas.openxmlformats.org/drawingml/2006/picture">
                   <pic:nvPicPr>
-                    <pic:cNvPr id="1" name=""/>
+                    <pic:cNvPr id="1" name="Рисунок 1"/>
                     <pic:cNvPicPr/>
                   </pic:nvPicPr>
                   <pic:blipFill>
-                    <a:blip r:embed="rId14"/>
+                    <a:blip r:embed="rId14">
+                      <a:extLst>
+                        <a:ext uri="{28A0092B-C50C-407E-A947-70E740481C1C}">
+                          <a14:useLocalDpi xmlns:a14="http://schemas.microsoft.com/office/drawing/2010/main" val="0"/>
+                        </a:ext>
+                      </a:extLst>
+                    </a:blip>
                     <a:stretch>
                       <a:fillRect/>
                     </a:stretch>
@@ -19985,7 +21114,7 @@
                   <pic:spPr>
                     <a:xfrm>
                       <a:off x="0" y="0"/>
-                      <a:ext cx="4550597" cy="4100158"/>
+                      <a:ext cx="4577186" cy="6939606"/>
                     </a:xfrm>
                     <a:prstGeom prst="rect">
                       <a:avLst/>
@@ -20046,32 +21175,10 @@
           <w:lang w:val="ru-RU" w:eastAsia="ru-RU"/>
         </w:rPr>
       </w:pPr>
-    </w:p>
-    <w:p>
-      <w:pPr>
-        <w:rPr>
-          <w:lang w:val="ru-RU" w:eastAsia="ru-RU"/>
-        </w:rPr>
-      </w:pPr>
-    </w:p>
-    <w:p>
-      <w:pPr>
-        <w:rPr>
-          <w:lang w:val="ru-RU" w:eastAsia="ru-RU"/>
-        </w:rPr>
-      </w:pPr>
-    </w:p>
-    <w:p>
-      <w:pPr>
-        <w:rPr>
-          <w:lang w:val="ru-RU" w:eastAsia="ru-RU"/>
-        </w:rPr>
-      </w:pPr>
       <w:r>
         <w:rPr>
           <w:lang w:val="ru-RU" w:eastAsia="ru-RU"/>
         </w:rPr>
-        <w:lastRenderedPageBreak/>
         <w:t>Таблица 3.2.2 - результаты измерений скорости выполнения программы и количество ассемблерных инструкций, генерируемое каждой оптимизацией.</w:t>
       </w:r>
     </w:p>
@@ -20082,15 +21189,14 @@
         <w:tblLook w:val="04A0" w:firstRow="1" w:lastRow="0" w:firstColumn="1" w:lastColumn="0" w:noHBand="0" w:noVBand="1"/>
       </w:tblPr>
       <w:tblGrid>
-        <w:gridCol w:w="2483"/>
-        <w:gridCol w:w="2440"/>
-        <w:gridCol w:w="2527"/>
-        <w:gridCol w:w="1895"/>
+        <w:gridCol w:w="2689"/>
+        <w:gridCol w:w="2976"/>
+        <w:gridCol w:w="2977"/>
       </w:tblGrid>
       <w:tr>
         <w:tc>
           <w:tcPr>
-            <w:tcW w:w="2483" w:type="dxa"/>
+            <w:tcW w:w="2689" w:type="dxa"/>
           </w:tcPr>
           <w:p>
             <w:pPr>
@@ -20110,7 +21216,7 @@
         </w:tc>
         <w:tc>
           <w:tcPr>
-            <w:tcW w:w="2440" w:type="dxa"/>
+            <w:tcW w:w="2976" w:type="dxa"/>
           </w:tcPr>
           <w:p>
             <w:pPr>
@@ -20131,14 +21237,14 @@
               <w:rPr>
                 <w:lang w:val="ru-RU"/>
               </w:rPr>
-              <w:t>нс</w:t>
+              <w:t>мс</w:t>
             </w:r>
             <w:proofErr w:type="spellEnd"/>
           </w:p>
         </w:tc>
         <w:tc>
           <w:tcPr>
-            <w:tcW w:w="2527" w:type="dxa"/>
+            <w:tcW w:w="2977" w:type="dxa"/>
           </w:tcPr>
           <w:p>
             <w:pPr>
@@ -20152,33 +21258,7 @@
               <w:rPr>
                 <w:lang w:val="ru-RU"/>
               </w:rPr>
-              <w:t>Кол-во ассемблерных инструкций</w:t>
-            </w:r>
-          </w:p>
-        </w:tc>
-        <w:tc>
-          <w:tcPr>
-            <w:tcW w:w="1895" w:type="dxa"/>
-          </w:tcPr>
-          <w:p>
-            <w:pPr>
-              <w:ind w:firstLine="0"/>
-              <w:jc w:val="center"/>
-              <w:rPr>
-                <w:lang w:val="ru-RU"/>
-              </w:rPr>
-            </w:pPr>
-            <w:r>
-              <w:rPr>
-                <w:lang w:val="ru-RU"/>
-              </w:rPr>
-              <w:t>Размер исполняемого файла</w:t>
-            </w:r>
-            <w:r>
-              <w:rPr>
-                <w:lang w:val="ru-RU"/>
-              </w:rPr>
-              <w:t>, байт</w:t>
+              <w:t>Размер исполняемого файла, байт</w:t>
             </w:r>
           </w:p>
         </w:tc>
@@ -20186,31 +21266,12 @@
       <w:tr>
         <w:tc>
           <w:tcPr>
-            <w:tcW w:w="2483" w:type="dxa"/>
+            <w:tcW w:w="8642" w:type="dxa"/>
+            <w:gridSpan w:val="3"/>
           </w:tcPr>
           <w:p>
             <w:pPr>
               <w:ind w:firstLine="0"/>
-              <w:jc w:val="left"/>
-            </w:pPr>
-            <w:r>
-              <w:rPr>
-                <w:lang w:val="ru-RU"/>
-              </w:rPr>
-              <w:t>-</w:t>
-            </w:r>
-            <w:r>
-              <w:t>O2</w:t>
-            </w:r>
-          </w:p>
-        </w:tc>
-        <w:tc>
-          <w:tcPr>
-            <w:tcW w:w="2440" w:type="dxa"/>
-          </w:tcPr>
-          <w:p>
-            <w:pPr>
-              <w:ind w:firstLine="0"/>
               <w:jc w:val="center"/>
               <w:rPr>
                 <w:lang w:val="ru-RU"/>
@@ -20220,53 +21281,7 @@
               <w:rPr>
                 <w:lang w:val="ru-RU"/>
               </w:rPr>
-              <w:t>2695.441</w:t>
-            </w:r>
-          </w:p>
-        </w:tc>
-        <w:tc>
-          <w:tcPr>
-            <w:tcW w:w="2527" w:type="dxa"/>
-          </w:tcPr>
-          <w:p>
-            <w:pPr>
-              <w:ind w:firstLine="0"/>
-              <w:jc w:val="center"/>
-            </w:pPr>
-            <w:r>
-              <w:t>288</w:t>
-            </w:r>
-          </w:p>
-        </w:tc>
-        <w:tc>
-          <w:tcPr>
-            <w:tcW w:w="1895" w:type="dxa"/>
-          </w:tcPr>
-          <w:p>
-            <w:pPr>
-              <w:ind w:firstLine="0"/>
-              <w:jc w:val="center"/>
-              <w:rPr>
-                <w:lang w:val="ru-RU"/>
-              </w:rPr>
-            </w:pPr>
-            <w:r>
-              <w:rPr>
-                <w:lang w:val="ru-RU"/>
-              </w:rPr>
-              <w:t>135</w:t>
-            </w:r>
-            <w:r>
-              <w:rPr>
-                <w:lang w:val="ru-RU"/>
-              </w:rPr>
-              <w:t> </w:t>
-            </w:r>
-            <w:r>
-              <w:rPr>
-                <w:lang w:val="ru-RU"/>
-              </w:rPr>
-              <w:t>683</w:t>
+              <w:t>Нахождение самой быстрой оптимизации</w:t>
             </w:r>
           </w:p>
         </w:tc>
@@ -20274,7 +21289,7 @@
       <w:tr>
         <w:tc>
           <w:tcPr>
-            <w:tcW w:w="2483" w:type="dxa"/>
+            <w:tcW w:w="2689" w:type="dxa"/>
           </w:tcPr>
           <w:p>
             <w:pPr>
@@ -20282,13 +21297,19 @@
               <w:jc w:val="left"/>
             </w:pPr>
             <w:r>
-              <w:t>-O3</w:t>
+              <w:rPr>
+                <w:lang w:val="ru-RU"/>
+              </w:rPr>
+              <w:t>-</w:t>
+            </w:r>
+            <w:r>
+              <w:t>O2</w:t>
             </w:r>
           </w:p>
         </w:tc>
         <w:tc>
           <w:tcPr>
-            <w:tcW w:w="2440" w:type="dxa"/>
+            <w:tcW w:w="2976" w:type="dxa"/>
           </w:tcPr>
           <w:p>
             <w:pPr>
@@ -20296,13 +21317,19 @@
               <w:jc w:val="center"/>
             </w:pPr>
             <w:r>
-              <w:t>2689.190</w:t>
+              <w:rPr>
+                <w:lang w:val="ru-RU"/>
+              </w:rPr>
+              <w:t>2</w:t>
+            </w:r>
+            <w:r>
+              <w:t>52</w:t>
             </w:r>
           </w:p>
         </w:tc>
         <w:tc>
           <w:tcPr>
-            <w:tcW w:w="2527" w:type="dxa"/>
+            <w:tcW w:w="2977" w:type="dxa"/>
           </w:tcPr>
           <w:p>
             <w:pPr>
@@ -20310,21 +21337,7 @@
               <w:jc w:val="center"/>
             </w:pPr>
             <w:r>
-              <w:t>288</w:t>
-            </w:r>
-          </w:p>
-        </w:tc>
-        <w:tc>
-          <w:tcPr>
-            <w:tcW w:w="1895" w:type="dxa"/>
-          </w:tcPr>
-          <w:p>
-            <w:pPr>
-              <w:ind w:firstLine="0"/>
-              <w:jc w:val="center"/>
-            </w:pPr>
-            <w:r>
-              <w:t>138 053</w:t>
+              <w:t>-</w:t>
             </w:r>
           </w:p>
         </w:tc>
@@ -20332,7 +21345,7 @@
       <w:tr>
         <w:tc>
           <w:tcPr>
-            <w:tcW w:w="2483" w:type="dxa"/>
+            <w:tcW w:w="2689" w:type="dxa"/>
           </w:tcPr>
           <w:p>
             <w:pPr>
@@ -20340,38 +21353,33 @@
               <w:jc w:val="left"/>
             </w:pPr>
             <w:r>
-              <w:t>-</w:t>
-            </w:r>
-            <w:proofErr w:type="spellStart"/>
-            <w:r>
-              <w:t>Ofast</w:t>
-            </w:r>
-            <w:proofErr w:type="spellEnd"/>
+              <w:t>-O3</w:t>
+            </w:r>
           </w:p>
         </w:tc>
         <w:tc>
           <w:tcPr>
-            <w:tcW w:w="2440" w:type="dxa"/>
+            <w:tcW w:w="2976" w:type="dxa"/>
           </w:tcPr>
           <w:p>
             <w:pPr>
               <w:ind w:firstLine="0"/>
               <w:jc w:val="center"/>
-              <w:rPr>
-                <w:lang w:val="ru-RU"/>
-              </w:rPr>
-            </w:pPr>
-            <w:r>
-              <w:rPr>
-                <w:lang w:val="ru-RU"/>
-              </w:rPr>
-              <w:t>1368.504</w:t>
+            </w:pPr>
+            <w:r>
+              <w:t>2</w:t>
+            </w:r>
+            <w:r>
+              <w:rPr>
+                <w:lang w:val="ru-RU"/>
+              </w:rPr>
+              <w:t>55</w:t>
             </w:r>
           </w:p>
         </w:tc>
         <w:tc>
           <w:tcPr>
-            <w:tcW w:w="2527" w:type="dxa"/>
+            <w:tcW w:w="2977" w:type="dxa"/>
           </w:tcPr>
           <w:p>
             <w:pPr>
@@ -20379,27 +21387,7 @@
               <w:jc w:val="center"/>
             </w:pPr>
             <w:r>
-              <w:t>284</w:t>
-            </w:r>
-          </w:p>
-        </w:tc>
-        <w:tc>
-          <w:tcPr>
-            <w:tcW w:w="1895" w:type="dxa"/>
-          </w:tcPr>
-          <w:p>
-            <w:pPr>
-              <w:ind w:firstLine="0"/>
-              <w:jc w:val="center"/>
-              <w:rPr>
-                <w:lang w:val="ru-RU"/>
-              </w:rPr>
-            </w:pPr>
-            <w:r>
-              <w:rPr>
-                <w:lang w:val="ru-RU"/>
-              </w:rPr>
-              <w:t>138 053</w:t>
+              <w:t>-</w:t>
             </w:r>
           </w:p>
         </w:tc>
@@ -20407,7 +21395,7 @@
       <w:tr>
         <w:tc>
           <w:tcPr>
-            <w:tcW w:w="2483" w:type="dxa"/>
+            <w:tcW w:w="2689" w:type="dxa"/>
           </w:tcPr>
           <w:p>
             <w:pPr>
@@ -20419,34 +21407,28 @@
             </w:r>
             <w:proofErr w:type="spellStart"/>
             <w:r>
-              <w:t>Og</w:t>
+              <w:t>Ofast</w:t>
             </w:r>
             <w:proofErr w:type="spellEnd"/>
           </w:p>
         </w:tc>
         <w:tc>
           <w:tcPr>
-            <w:tcW w:w="2440" w:type="dxa"/>
+            <w:tcW w:w="2976" w:type="dxa"/>
           </w:tcPr>
           <w:p>
             <w:pPr>
               <w:ind w:firstLine="0"/>
               <w:jc w:val="center"/>
-              <w:rPr>
-                <w:lang w:val="ru-RU"/>
-              </w:rPr>
-            </w:pPr>
-            <w:r>
-              <w:rPr>
-                <w:lang w:val="ru-RU"/>
-              </w:rPr>
-              <w:t>2866.730</w:t>
+            </w:pPr>
+            <w:r>
+              <w:t>168</w:t>
             </w:r>
           </w:p>
         </w:tc>
         <w:tc>
           <w:tcPr>
-            <w:tcW w:w="2527" w:type="dxa"/>
+            <w:tcW w:w="2977" w:type="dxa"/>
           </w:tcPr>
           <w:p>
             <w:pPr>
@@ -20454,27 +21436,7 @@
               <w:jc w:val="center"/>
             </w:pPr>
             <w:r>
-              <w:t>231</w:t>
-            </w:r>
-          </w:p>
-        </w:tc>
-        <w:tc>
-          <w:tcPr>
-            <w:tcW w:w="1895" w:type="dxa"/>
-          </w:tcPr>
-          <w:p>
-            <w:pPr>
-              <w:ind w:firstLine="0"/>
-              <w:jc w:val="center"/>
-              <w:rPr>
-                <w:lang w:val="ru-RU"/>
-              </w:rPr>
-            </w:pPr>
-            <w:r>
-              <w:rPr>
-                <w:lang w:val="ru-RU"/>
-              </w:rPr>
-              <w:t>135 647</w:t>
+              <w:t>-</w:t>
             </w:r>
           </w:p>
         </w:tc>
@@ -20482,7 +21444,7 @@
       <w:tr>
         <w:tc>
           <w:tcPr>
-            <w:tcW w:w="2483" w:type="dxa"/>
+            <w:tcW w:w="2689" w:type="dxa"/>
           </w:tcPr>
           <w:p>
             <w:pPr>
@@ -20494,34 +21456,39 @@
             </w:r>
             <w:proofErr w:type="spellStart"/>
             <w:r>
-              <w:t>Os</w:t>
-            </w:r>
-            <w:proofErr w:type="spellEnd"/>
+              <w:t>Ofast</w:t>
+            </w:r>
+            <w:proofErr w:type="spellEnd"/>
+            <w:r>
+              <w:t xml:space="preserve"> –</w:t>
+            </w:r>
+            <w:proofErr w:type="spellStart"/>
+            <w:r>
+              <w:t>funroll</w:t>
+            </w:r>
+            <w:proofErr w:type="spellEnd"/>
+            <w:r>
+              <w:t>-all-loops</w:t>
+            </w:r>
           </w:p>
         </w:tc>
         <w:tc>
           <w:tcPr>
-            <w:tcW w:w="2440" w:type="dxa"/>
+            <w:tcW w:w="2976" w:type="dxa"/>
           </w:tcPr>
           <w:p>
             <w:pPr>
               <w:ind w:firstLine="0"/>
               <w:jc w:val="center"/>
-              <w:rPr>
-                <w:lang w:val="ru-RU"/>
-              </w:rPr>
-            </w:pPr>
-            <w:r>
-              <w:rPr>
-                <w:lang w:val="ru-RU"/>
-              </w:rPr>
-              <w:t>2838.080</w:t>
+            </w:pPr>
+            <w:r>
+              <w:t>161</w:t>
             </w:r>
           </w:p>
         </w:tc>
         <w:tc>
           <w:tcPr>
-            <w:tcW w:w="2527" w:type="dxa"/>
+            <w:tcW w:w="2977" w:type="dxa"/>
           </w:tcPr>
           <w:p>
             <w:pPr>
@@ -20529,33 +21496,7 @@
               <w:jc w:val="center"/>
             </w:pPr>
             <w:r>
-              <w:t>220</w:t>
-            </w:r>
-          </w:p>
-        </w:tc>
-        <w:tc>
-          <w:tcPr>
-            <w:tcW w:w="1895" w:type="dxa"/>
-          </w:tcPr>
-          <w:p>
-            <w:pPr>
-              <w:ind w:firstLine="0"/>
-              <w:jc w:val="center"/>
-              <w:rPr>
-                <w:lang w:val="ru-RU"/>
-              </w:rPr>
-            </w:pPr>
-            <w:r>
-              <w:t>135</w:t>
-            </w:r>
-            <w:r>
-              <w:rPr>
-                <w:lang w:val="ru-RU"/>
-              </w:rPr>
-              <w:t xml:space="preserve"> </w:t>
-            </w:r>
-            <w:r>
-              <w:t>299</w:t>
+              <w:t>-</w:t>
             </w:r>
           </w:p>
         </w:tc>
@@ -20563,7 +21504,7 @@
       <w:tr>
         <w:tc>
           <w:tcPr>
-            <w:tcW w:w="2483" w:type="dxa"/>
+            <w:tcW w:w="2689" w:type="dxa"/>
           </w:tcPr>
           <w:p>
             <w:pPr>
@@ -20571,36 +21512,43 @@
               <w:jc w:val="left"/>
             </w:pPr>
             <w:r>
-              <w:t>-Oz</w:t>
-            </w:r>
-            <w:r>
-              <w:t xml:space="preserve"> + inline</w:t>
+              <w:t>-</w:t>
+            </w:r>
+            <w:proofErr w:type="spellStart"/>
+            <w:r>
+              <w:t>Ofast</w:t>
+            </w:r>
+            <w:proofErr w:type="spellEnd"/>
+            <w:r>
+              <w:t xml:space="preserve"> -</w:t>
+            </w:r>
+            <w:proofErr w:type="spellStart"/>
+            <w:r>
+              <w:t>funroll</w:t>
+            </w:r>
+            <w:proofErr w:type="spellEnd"/>
+            <w:r>
+              <w:t>-all-loops -march=native</w:t>
             </w:r>
           </w:p>
         </w:tc>
         <w:tc>
           <w:tcPr>
-            <w:tcW w:w="2440" w:type="dxa"/>
+            <w:tcW w:w="2976" w:type="dxa"/>
           </w:tcPr>
           <w:p>
             <w:pPr>
               <w:ind w:firstLine="0"/>
               <w:jc w:val="center"/>
-              <w:rPr>
-                <w:lang w:val="ru-RU"/>
-              </w:rPr>
-            </w:pPr>
-            <w:r>
-              <w:rPr>
-                <w:lang w:val="ru-RU"/>
-              </w:rPr>
-              <w:t>2937.223</w:t>
+            </w:pPr>
+            <w:r>
+              <w:t>103</w:t>
             </w:r>
           </w:p>
         </w:tc>
         <w:tc>
           <w:tcPr>
-            <w:tcW w:w="2527" w:type="dxa"/>
+            <w:tcW w:w="2977" w:type="dxa"/>
           </w:tcPr>
           <w:p>
             <w:pPr>
@@ -20608,27 +21556,7 @@
               <w:jc w:val="center"/>
             </w:pPr>
             <w:r>
-              <w:t>225</w:t>
-            </w:r>
-          </w:p>
-        </w:tc>
-        <w:tc>
-          <w:tcPr>
-            <w:tcW w:w="1895" w:type="dxa"/>
-          </w:tcPr>
-          <w:p>
-            <w:pPr>
-              <w:ind w:firstLine="0"/>
-              <w:jc w:val="center"/>
-              <w:rPr>
-                <w:lang w:val="ru-RU"/>
-              </w:rPr>
-            </w:pPr>
-            <w:r>
-              <w:rPr>
-                <w:lang w:val="ru-RU"/>
-              </w:rPr>
-              <w:t>135 171</w:t>
+              <w:t>-</w:t>
             </w:r>
           </w:p>
         </w:tc>
@@ -20636,7 +21564,7 @@
       <w:tr>
         <w:tc>
           <w:tcPr>
-            <w:tcW w:w="2483" w:type="dxa"/>
+            <w:tcW w:w="2689" w:type="dxa"/>
           </w:tcPr>
           <w:p>
             <w:pPr>
@@ -20652,7 +21580,16 @@
             </w:r>
             <w:proofErr w:type="spellEnd"/>
             <w:r>
-              <w:t xml:space="preserve"> –</w:t>
+              <w:t xml:space="preserve"> </w:t>
+            </w:r>
+          </w:p>
+          <w:p>
+            <w:pPr>
+              <w:ind w:firstLine="0"/>
+              <w:jc w:val="left"/>
+            </w:pPr>
+            <w:r>
+              <w:t>-</w:t>
             </w:r>
             <w:proofErr w:type="spellStart"/>
             <w:r>
@@ -20660,33 +21597,50 @@
             </w:r>
             <w:proofErr w:type="spellEnd"/>
             <w:r>
-              <w:t>-all-loops</w:t>
-            </w:r>
+              <w:t xml:space="preserve">-all-loops </w:t>
+            </w:r>
+          </w:p>
+          <w:p>
+            <w:pPr>
+              <w:ind w:firstLine="0"/>
+              <w:jc w:val="left"/>
+            </w:pPr>
+            <w:r>
+              <w:t>-march=native</w:t>
+            </w:r>
+          </w:p>
+          <w:p>
+            <w:pPr>
+              <w:ind w:firstLine="0"/>
+              <w:jc w:val="left"/>
+            </w:pPr>
+            <w:r>
+              <w:t>-</w:t>
+            </w:r>
+            <w:proofErr w:type="spellStart"/>
+            <w:r>
+              <w:t>flto</w:t>
+            </w:r>
+            <w:proofErr w:type="spellEnd"/>
           </w:p>
         </w:tc>
         <w:tc>
           <w:tcPr>
-            <w:tcW w:w="2440" w:type="dxa"/>
+            <w:tcW w:w="2976" w:type="dxa"/>
           </w:tcPr>
           <w:p>
             <w:pPr>
               <w:ind w:firstLine="0"/>
               <w:jc w:val="center"/>
-              <w:rPr>
-                <w:lang w:val="ru-RU"/>
-              </w:rPr>
-            </w:pPr>
-            <w:r>
-              <w:rPr>
-                <w:lang w:val="ru-RU"/>
-              </w:rPr>
-              <w:t>328.260</w:t>
+            </w:pPr>
+            <w:r>
+              <w:t>102</w:t>
             </w:r>
           </w:p>
         </w:tc>
         <w:tc>
           <w:tcPr>
-            <w:tcW w:w="2527" w:type="dxa"/>
+            <w:tcW w:w="2977" w:type="dxa"/>
           </w:tcPr>
           <w:p>
             <w:pPr>
@@ -20694,27 +21648,7 @@
               <w:jc w:val="center"/>
             </w:pPr>
             <w:r>
-              <w:t>327</w:t>
-            </w:r>
-          </w:p>
-        </w:tc>
-        <w:tc>
-          <w:tcPr>
-            <w:tcW w:w="1895" w:type="dxa"/>
-          </w:tcPr>
-          <w:p>
-            <w:pPr>
-              <w:ind w:firstLine="0"/>
-              <w:jc w:val="center"/>
-              <w:rPr>
-                <w:lang w:val="ru-RU"/>
-              </w:rPr>
-            </w:pPr>
-            <w:r>
-              <w:rPr>
-                <w:lang w:val="ru-RU"/>
-              </w:rPr>
-              <w:t>138 053</w:t>
+              <w:t>-</w:t>
             </w:r>
           </w:p>
         </w:tc>
@@ -20722,7 +21656,7 @@
       <w:tr>
         <w:tc>
           <w:tcPr>
-            <w:tcW w:w="2483" w:type="dxa"/>
+            <w:tcW w:w="2689" w:type="dxa"/>
           </w:tcPr>
           <w:p>
             <w:pPr>
@@ -20737,8 +21671,14 @@
               <w:t>Ofast</w:t>
             </w:r>
             <w:proofErr w:type="spellEnd"/>
-            <w:r>
-              <w:t xml:space="preserve"> –</w:t>
+          </w:p>
+          <w:p>
+            <w:pPr>
+              <w:ind w:firstLine="0"/>
+              <w:jc w:val="left"/>
+            </w:pPr>
+            <w:r>
+              <w:t>-</w:t>
             </w:r>
             <w:proofErr w:type="spellStart"/>
             <w:r>
@@ -20746,19 +21686,53 @@
             </w:r>
             <w:proofErr w:type="spellEnd"/>
             <w:r>
-              <w:t>-all-loops –march=native, inline-</w:t>
-            </w:r>
-            <w:r>
-              <w:rPr>
-                <w:lang w:val="ru-RU"/>
-              </w:rPr>
-              <w:t>оптимизация</w:t>
+              <w:t>-all-loops</w:t>
+            </w:r>
+          </w:p>
+          <w:p>
+            <w:pPr>
+              <w:ind w:firstLine="0"/>
+              <w:jc w:val="left"/>
+            </w:pPr>
+            <w:r>
+              <w:t>-march=native</w:t>
+            </w:r>
+          </w:p>
+          <w:p>
+            <w:pPr>
+              <w:ind w:firstLine="0"/>
+              <w:jc w:val="left"/>
+            </w:pPr>
+            <w:r>
+              <w:t>-</w:t>
+            </w:r>
+            <w:proofErr w:type="spellStart"/>
+            <w:r>
+              <w:t>flto</w:t>
+            </w:r>
+            <w:proofErr w:type="spellEnd"/>
+          </w:p>
+          <w:p>
+            <w:pPr>
+              <w:ind w:firstLine="0"/>
+              <w:jc w:val="left"/>
+            </w:pPr>
+            <w:r>
+              <w:t>-</w:t>
+            </w:r>
+            <w:proofErr w:type="spellStart"/>
+            <w:r>
+              <w:t>floop</w:t>
+            </w:r>
+            <w:proofErr w:type="spellEnd"/>
+            <w:r>
+              <w:t>-interchange</w:t>
             </w:r>
           </w:p>
         </w:tc>
         <w:tc>
           <w:tcPr>
-            <w:tcW w:w="2440" w:type="dxa"/>
+            <w:tcW w:w="2976" w:type="dxa"/>
           </w:tcPr>
           <w:p>
             <w:pPr>
@@ -20766,13 +21740,13 @@
               <w:jc w:val="center"/>
             </w:pPr>
             <w:r>
-              <w:t>339.985</w:t>
+              <w:t>104</w:t>
             </w:r>
           </w:p>
         </w:tc>
         <w:tc>
           <w:tcPr>
-            <w:tcW w:w="2527" w:type="dxa"/>
+            <w:tcW w:w="2977" w:type="dxa"/>
           </w:tcPr>
           <w:p>
             <w:pPr>
@@ -20780,27 +21754,7 @@
               <w:jc w:val="center"/>
             </w:pPr>
             <w:r>
-              <w:t>306</w:t>
-            </w:r>
-          </w:p>
-        </w:tc>
-        <w:tc>
-          <w:tcPr>
-            <w:tcW w:w="1895" w:type="dxa"/>
-          </w:tcPr>
-          <w:p>
-            <w:pPr>
-              <w:ind w:firstLine="0"/>
-              <w:jc w:val="center"/>
-              <w:rPr>
-                <w:lang w:val="ru-RU"/>
-              </w:rPr>
-            </w:pPr>
-            <w:r>
-              <w:rPr>
-                <w:lang w:val="ru-RU"/>
-              </w:rPr>
-              <w:t>138 565</w:t>
+              <w:t>-</w:t>
             </w:r>
           </w:p>
         </w:tc>
@@ -20808,77 +21762,22 @@
       <w:tr>
         <w:tc>
           <w:tcPr>
-            <w:tcW w:w="2483" w:type="dxa"/>
+            <w:tcW w:w="8642" w:type="dxa"/>
+            <w:gridSpan w:val="3"/>
           </w:tcPr>
           <w:p>
             <w:pPr>
               <w:ind w:firstLine="0"/>
-              <w:jc w:val="left"/>
-              <w:rPr>
-                <w:lang w:val="ru-RU"/>
-              </w:rPr>
-            </w:pPr>
-            <w:r>
-              <w:t>-</w:t>
-            </w:r>
-            <w:proofErr w:type="spellStart"/>
-            <w:r>
-              <w:t>Os</w:t>
-            </w:r>
-            <w:proofErr w:type="spellEnd"/>
-            <w:r>
-              <w:t xml:space="preserve"> + inline</w:t>
-            </w:r>
-          </w:p>
-        </w:tc>
-        <w:tc>
-          <w:tcPr>
-            <w:tcW w:w="2440" w:type="dxa"/>
-          </w:tcPr>
-          <w:p>
-            <w:pPr>
-              <w:ind w:firstLine="0"/>
               <w:jc w:val="center"/>
-            </w:pPr>
-            <w:r>
-              <w:t>740.573</w:t>
-            </w:r>
-          </w:p>
-        </w:tc>
-        <w:tc>
-          <w:tcPr>
-            <w:tcW w:w="2527" w:type="dxa"/>
-          </w:tcPr>
-          <w:p>
-            <w:pPr>
-              <w:ind w:firstLine="0"/>
-              <w:jc w:val="center"/>
-            </w:pPr>
-            <w:r>
-              <w:t>211</w:t>
-            </w:r>
-          </w:p>
-        </w:tc>
-        <w:tc>
-          <w:tcPr>
-            <w:tcW w:w="1895" w:type="dxa"/>
-          </w:tcPr>
-          <w:p>
-            <w:pPr>
-              <w:ind w:firstLine="0"/>
-              <w:jc w:val="center"/>
-            </w:pPr>
-            <w:r>
-              <w:t>135</w:t>
-            </w:r>
-            <w:r>
-              <w:rPr>
-                <w:lang w:val="ru-RU"/>
-              </w:rPr>
-              <w:t xml:space="preserve"> </w:t>
-            </w:r>
-            <w:r>
-              <w:t>171</w:t>
+              <w:rPr>
+                <w:lang w:val="ru-RU"/>
+              </w:rPr>
+            </w:pPr>
+            <w:r>
+              <w:rPr>
+                <w:lang w:val="ru-RU"/>
+              </w:rPr>
+              <w:t>Нахождение самой «короткой» оптимизации</w:t>
             </w:r>
           </w:p>
         </w:tc>
@@ -20886,12 +21785,15 @@
       <w:tr>
         <w:tc>
           <w:tcPr>
-            <w:tcW w:w="2483" w:type="dxa"/>
+            <w:tcW w:w="2689" w:type="dxa"/>
           </w:tcPr>
           <w:p>
             <w:pPr>
               <w:ind w:firstLine="0"/>
               <w:jc w:val="left"/>
+              <w:rPr>
+                <w:lang w:val="ru-RU"/>
+              </w:rPr>
             </w:pPr>
             <w:r>
               <w:t>-</w:t>
@@ -20901,37 +21803,31 @@
               <w:t>Os</w:t>
             </w:r>
             <w:proofErr w:type="spellEnd"/>
-            <w:r>
-              <w:t xml:space="preserve"> -s +</w:t>
-            </w:r>
-            <w:r>
-              <w:rPr>
-                <w:lang w:val="ru-RU"/>
-              </w:rPr>
-              <w:t xml:space="preserve"> </w:t>
-            </w:r>
-            <w:r>
-              <w:t>inline</w:t>
-            </w:r>
           </w:p>
         </w:tc>
         <w:tc>
           <w:tcPr>
-            <w:tcW w:w="2440" w:type="dxa"/>
+            <w:tcW w:w="2976" w:type="dxa"/>
           </w:tcPr>
           <w:p>
             <w:pPr>
               <w:ind w:firstLine="0"/>
               <w:jc w:val="center"/>
-            </w:pPr>
-            <w:r>
-              <w:t>693.845</w:t>
+              <w:rPr>
+                <w:lang w:val="ru-RU"/>
+              </w:rPr>
+            </w:pPr>
+            <w:r>
+              <w:rPr>
+                <w:lang w:val="ru-RU"/>
+              </w:rPr>
+              <w:t>-</w:t>
             </w:r>
           </w:p>
         </w:tc>
         <w:tc>
           <w:tcPr>
-            <w:tcW w:w="2527" w:type="dxa"/>
+            <w:tcW w:w="2977" w:type="dxa"/>
           </w:tcPr>
           <w:p>
             <w:pPr>
@@ -20939,18 +21835,315 @@
               <w:jc w:val="center"/>
             </w:pPr>
             <w:r>
-              <w:t>211</w:t>
+              <w:t>13</w:t>
+            </w:r>
+            <w:r>
+              <w:t>6 970</w:t>
+            </w:r>
+          </w:p>
+        </w:tc>
+      </w:tr>
+      <w:tr>
+        <w:tc>
+          <w:tcPr>
+            <w:tcW w:w="2689" w:type="dxa"/>
+          </w:tcPr>
+          <w:p>
+            <w:pPr>
+              <w:ind w:firstLine="0"/>
+              <w:jc w:val="left"/>
+              <w:rPr>
+                <w:lang w:val="ru-RU"/>
+              </w:rPr>
+            </w:pPr>
+            <w:r>
+              <w:t>-O</w:t>
+            </w:r>
+            <w:r>
+              <w:t>z</w:t>
             </w:r>
           </w:p>
         </w:tc>
         <w:tc>
           <w:tcPr>
-            <w:tcW w:w="1895" w:type="dxa"/>
+            <w:tcW w:w="2976" w:type="dxa"/>
           </w:tcPr>
           <w:p>
             <w:pPr>
               <w:ind w:firstLine="0"/>
               <w:jc w:val="center"/>
+            </w:pPr>
+            <w:r>
+              <w:t>-</w:t>
+            </w:r>
+          </w:p>
+        </w:tc>
+        <w:tc>
+          <w:tcPr>
+            <w:tcW w:w="2977" w:type="dxa"/>
+          </w:tcPr>
+          <w:p>
+            <w:pPr>
+              <w:ind w:firstLine="0"/>
+              <w:jc w:val="center"/>
+            </w:pPr>
+            <w:r>
+              <w:t>136 970</w:t>
+            </w:r>
+          </w:p>
+        </w:tc>
+      </w:tr>
+      <w:tr>
+        <w:tc>
+          <w:tcPr>
+            <w:tcW w:w="2689" w:type="dxa"/>
+          </w:tcPr>
+          <w:p>
+            <w:pPr>
+              <w:ind w:firstLine="0"/>
+              <w:jc w:val="left"/>
+            </w:pPr>
+            <w:r>
+              <w:lastRenderedPageBreak/>
+              <w:t>-</w:t>
+            </w:r>
+            <w:proofErr w:type="spellStart"/>
+            <w:r>
+              <w:t>Os</w:t>
+            </w:r>
+            <w:proofErr w:type="spellEnd"/>
+            <w:r>
+              <w:t xml:space="preserve"> -</w:t>
+            </w:r>
+            <w:proofErr w:type="spellStart"/>
+            <w:r>
+              <w:t>flto</w:t>
+            </w:r>
+            <w:proofErr w:type="spellEnd"/>
+          </w:p>
+        </w:tc>
+        <w:tc>
+          <w:tcPr>
+            <w:tcW w:w="2976" w:type="dxa"/>
+          </w:tcPr>
+          <w:p>
+            <w:pPr>
+              <w:ind w:firstLine="0"/>
+              <w:jc w:val="center"/>
+            </w:pPr>
+            <w:r>
+              <w:t>-</w:t>
+            </w:r>
+          </w:p>
+        </w:tc>
+        <w:tc>
+          <w:tcPr>
+            <w:tcW w:w="2977" w:type="dxa"/>
+          </w:tcPr>
+          <w:p>
+            <w:pPr>
+              <w:ind w:firstLine="0"/>
+              <w:jc w:val="center"/>
+            </w:pPr>
+            <w:r>
+              <w:t>136 909</w:t>
+            </w:r>
+          </w:p>
+        </w:tc>
+      </w:tr>
+      <w:tr>
+        <w:tc>
+          <w:tcPr>
+            <w:tcW w:w="2689" w:type="dxa"/>
+          </w:tcPr>
+          <w:p>
+            <w:pPr>
+              <w:ind w:firstLine="0"/>
+              <w:jc w:val="left"/>
+            </w:pPr>
+            <w:r>
+              <w:t>-</w:t>
+            </w:r>
+            <w:proofErr w:type="spellStart"/>
+            <w:r>
+              <w:t>Os</w:t>
+            </w:r>
+            <w:proofErr w:type="spellEnd"/>
+            <w:r>
+              <w:t xml:space="preserve"> -</w:t>
+            </w:r>
+            <w:proofErr w:type="spellStart"/>
+            <w:r>
+              <w:t>flto</w:t>
+            </w:r>
+            <w:proofErr w:type="spellEnd"/>
+            <w:r>
+              <w:t xml:space="preserve"> +inline</w:t>
+            </w:r>
+          </w:p>
+        </w:tc>
+        <w:tc>
+          <w:tcPr>
+            <w:tcW w:w="2976" w:type="dxa"/>
+          </w:tcPr>
+          <w:p>
+            <w:pPr>
+              <w:ind w:firstLine="0"/>
+              <w:jc w:val="center"/>
+            </w:pPr>
+            <w:r>
+              <w:t>-</w:t>
+            </w:r>
+          </w:p>
+        </w:tc>
+        <w:tc>
+          <w:tcPr>
+            <w:tcW w:w="2977" w:type="dxa"/>
+          </w:tcPr>
+          <w:p>
+            <w:pPr>
+              <w:ind w:firstLine="0"/>
+              <w:jc w:val="center"/>
+            </w:pPr>
+            <w:r>
+              <w:t>136 871</w:t>
+            </w:r>
+          </w:p>
+        </w:tc>
+      </w:tr>
+      <w:tr>
+        <w:tc>
+          <w:tcPr>
+            <w:tcW w:w="2689" w:type="dxa"/>
+          </w:tcPr>
+          <w:p>
+            <w:pPr>
+              <w:ind w:firstLine="0"/>
+              <w:jc w:val="left"/>
+            </w:pPr>
+            <w:r>
+              <w:t>-</w:t>
+            </w:r>
+            <w:proofErr w:type="spellStart"/>
+            <w:r>
+              <w:t>Os</w:t>
+            </w:r>
+            <w:proofErr w:type="spellEnd"/>
+            <w:r>
+              <w:t xml:space="preserve"> -</w:t>
+            </w:r>
+            <w:proofErr w:type="spellStart"/>
+            <w:r>
+              <w:t>flto</w:t>
+            </w:r>
+            <w:proofErr w:type="spellEnd"/>
+            <w:r>
+              <w:t xml:space="preserve"> +inline</w:t>
+            </w:r>
+          </w:p>
+          <w:p>
+            <w:pPr>
+              <w:ind w:firstLine="0"/>
+              <w:jc w:val="left"/>
+            </w:pPr>
+            <w:r>
+              <w:t>-</w:t>
+            </w:r>
+            <w:proofErr w:type="spellStart"/>
+            <w:r>
+              <w:t>fomit</w:t>
+            </w:r>
+            <w:proofErr w:type="spellEnd"/>
+            <w:r>
+              <w:t>-frame-pointer</w:t>
+            </w:r>
+          </w:p>
+        </w:tc>
+        <w:tc>
+          <w:tcPr>
+            <w:tcW w:w="2976" w:type="dxa"/>
+          </w:tcPr>
+          <w:p>
+            <w:pPr>
+              <w:ind w:firstLine="0"/>
+              <w:jc w:val="center"/>
+            </w:pPr>
+            <w:r>
+              <w:t>-</w:t>
+            </w:r>
+          </w:p>
+        </w:tc>
+        <w:tc>
+          <w:tcPr>
+            <w:tcW w:w="2977" w:type="dxa"/>
+          </w:tcPr>
+          <w:p>
+            <w:pPr>
+              <w:ind w:firstLine="0"/>
+              <w:jc w:val="center"/>
+            </w:pPr>
+            <w:r>
+              <w:t>136 871</w:t>
+            </w:r>
+          </w:p>
+        </w:tc>
+      </w:tr>
+      <w:tr>
+        <w:tc>
+          <w:tcPr>
+            <w:tcW w:w="2689" w:type="dxa"/>
+          </w:tcPr>
+          <w:p>
+            <w:pPr>
+              <w:ind w:firstLine="0"/>
+              <w:jc w:val="left"/>
+            </w:pPr>
+            <w:r>
+              <w:t>-</w:t>
+            </w:r>
+            <w:proofErr w:type="spellStart"/>
+            <w:r>
+              <w:t>Os</w:t>
+            </w:r>
+            <w:proofErr w:type="spellEnd"/>
+            <w:r>
+              <w:t xml:space="preserve"> -</w:t>
+            </w:r>
+            <w:proofErr w:type="spellStart"/>
+            <w:r>
+              <w:t>flto</w:t>
+            </w:r>
+            <w:proofErr w:type="spellEnd"/>
+            <w:r>
+              <w:t xml:space="preserve"> +inline -s</w:t>
+            </w:r>
+          </w:p>
+        </w:tc>
+        <w:tc>
+          <w:tcPr>
+            <w:tcW w:w="2976" w:type="dxa"/>
+          </w:tcPr>
+          <w:p>
+            <w:pPr>
+              <w:ind w:firstLine="0"/>
+              <w:jc w:val="center"/>
+            </w:pPr>
+            <w:r>
+              <w:t>-</w:t>
+            </w:r>
+          </w:p>
+        </w:tc>
+        <w:tc>
+          <w:tcPr>
+            <w:tcW w:w="2977" w:type="dxa"/>
+          </w:tcPr>
+          <w:p>
+            <w:pPr>
+              <w:ind w:firstLine="0"/>
+              <w:jc w:val="center"/>
+              <w:rPr>
+                <w:lang w:val="ru-RU"/>
+              </w:rPr>
             </w:pPr>
             <w:r>
               <w:t>17 920</w:t>
@@ -20980,6 +22173,82 @@
         </w:rPr>
         <w:tab/>
       </w:r>
+      <w:r>
+        <w:rPr>
+          <w:lang w:val="ru-RU" w:eastAsia="ru-RU"/>
+        </w:rPr>
+        <w:t>Исходя из таблицы 3.</w:t>
+      </w:r>
+      <w:r>
+        <w:rPr>
+          <w:lang w:val="ru-RU" w:eastAsia="ru-RU"/>
+        </w:rPr>
+        <w:t>1</w:t>
+      </w:r>
+      <w:r>
+        <w:rPr>
+          <w:lang w:val="ru-RU" w:eastAsia="ru-RU"/>
+        </w:rPr>
+        <w:t xml:space="preserve">.1 можно сказать, что оптимизации компилятора </w:t>
+      </w:r>
+      <w:proofErr w:type="spellStart"/>
+      <w:r>
+        <w:rPr>
+          <w:lang w:eastAsia="ru-RU"/>
+        </w:rPr>
+        <w:t>gcc</w:t>
+      </w:r>
+      <w:proofErr w:type="spellEnd"/>
+      <w:r>
+        <w:rPr>
+          <w:lang w:val="ru-RU" w:eastAsia="ru-RU"/>
+        </w:rPr>
+        <w:t xml:space="preserve"> </w:t>
+      </w:r>
+      <w:r>
+        <w:rPr>
+          <w:lang w:val="ru-RU" w:eastAsia="ru-RU"/>
+        </w:rPr>
+        <w:t>в режиме –</w:t>
+      </w:r>
+      <w:r>
+        <w:rPr>
+          <w:lang w:eastAsia="ru-RU"/>
+        </w:rPr>
+        <w:t>O</w:t>
+      </w:r>
+      <w:r>
+        <w:rPr>
+          <w:lang w:val="ru-RU" w:eastAsia="ru-RU"/>
+        </w:rPr>
+        <w:t xml:space="preserve">2 </w:t>
+      </w:r>
+      <w:r>
+        <w:rPr>
+          <w:lang w:val="ru-RU" w:eastAsia="ru-RU"/>
+        </w:rPr>
+        <w:t>весьма продвинуты, так как все те оптимизации, которые подразумевались при проверке, были им исполнены, а в большинстве случаев компилятор делал гораздо больше. Даже в режиме –</w:t>
+      </w:r>
+      <w:r>
+        <w:rPr>
+          <w:lang w:eastAsia="ru-RU"/>
+        </w:rPr>
+        <w:t>O</w:t>
+      </w:r>
+      <w:r>
+        <w:rPr>
+          <w:lang w:val="ru-RU" w:eastAsia="ru-RU"/>
+        </w:rPr>
+        <w:t>0 компилятор выполнял некоторые подразумевающиеся оптимизации.</w:t>
+      </w:r>
+    </w:p>
+    <w:p>
+      <w:pPr>
+        <w:ind w:firstLine="708"/>
+        <w:rPr>
+          <w:lang w:val="ru-RU" w:eastAsia="ru-RU"/>
+        </w:rPr>
+      </w:pPr>
       <w:r>
         <w:rPr>
           <w:lang w:val="ru-RU" w:eastAsia="ru-RU"/>
@@ -21012,13 +22281,49 @@
         <w:rPr>
           <w:lang w:val="ru-RU" w:eastAsia="ru-RU"/>
         </w:rPr>
-        <w:t xml:space="preserve">, это может быть объяснено тем, что программа тестовая программа содержит много операций с плавающей точкой, а </w:t>
+        <w:t xml:space="preserve"> -</w:t>
+      </w:r>
+      <w:r>
+        <w:rPr>
+          <w:lang w:eastAsia="ru-RU"/>
+        </w:rPr>
+        <w:t>march</w:t>
       </w:r>
       <w:r>
         <w:rPr>
           <w:lang w:val="ru-RU" w:eastAsia="ru-RU"/>
         </w:rPr>
-        <w:t>–</w:t>
+        <w:t>=</w:t>
+      </w:r>
+      <w:r>
+        <w:rPr>
+          <w:lang w:eastAsia="ru-RU"/>
+        </w:rPr>
+        <w:t>native</w:t>
+      </w:r>
+      <w:r>
+        <w:rPr>
+          <w:lang w:val="ru-RU" w:eastAsia="ru-RU"/>
+        </w:rPr>
+        <w:t xml:space="preserve">, </w:t>
+      </w:r>
+      <w:r>
+        <w:rPr>
+          <w:lang w:val="ru-RU" w:eastAsia="ru-RU"/>
+        </w:rPr>
+        <w:t xml:space="preserve">добавление дополнительных флагов оптимизации </w:t>
+      </w:r>
+      <w:r>
+        <w:rPr>
+          <w:lang w:val="ru-RU" w:eastAsia="ru-RU"/>
+        </w:rPr>
+        <w:t xml:space="preserve">не влияет на скорость выполнения программы, так как они либо уже включены в </w:t>
+      </w:r>
+      <w:r>
+        <w:rPr>
+          <w:lang w:val="ru-RU" w:eastAsia="ru-RU"/>
+        </w:rPr>
+        <w:t>-</w:t>
       </w:r>
       <w:proofErr w:type="spellStart"/>
       <w:r>
@@ -21032,18 +22337,12 @@
         <w:rPr>
           <w:lang w:val="ru-RU" w:eastAsia="ru-RU"/>
         </w:rPr>
-        <w:t xml:space="preserve"> </w:t>
-      </w:r>
-      <w:r>
-        <w:rPr>
-          <w:lang w:val="ru-RU" w:eastAsia="ru-RU"/>
-        </w:rPr>
-        <w:t>включает небезопасную оптимизацию такой арифметики, тем не менее результат суммы бесконечного ряда остался прежним, а развертка всех циклов в этом случае ещё больше ускорила время выполнения программы.</w:t>
+        <w:t xml:space="preserve">. </w:t>
       </w:r>
     </w:p>
     <w:p>
       <w:pPr>
-        <w:ind w:firstLine="0"/>
+        <w:ind w:firstLine="708"/>
         <w:rPr>
           <w:lang w:val="ru-RU" w:eastAsia="ru-RU"/>
         </w:rPr>
@@ -21052,8 +22351,6 @@
         <w:rPr>
           <w:lang w:val="ru-RU" w:eastAsia="ru-RU"/>
         </w:rPr>
-        <w:lastRenderedPageBreak/>
-        <w:tab/>
         <w:t>Наименьш</w:t>
       </w:r>
       <w:r>
@@ -21134,197 +22431,19 @@
         <w:rPr>
           <w:lang w:val="ru-RU" w:eastAsia="ru-RU"/>
         </w:rPr>
-        <w:t>заставляющую компилятор удалить все данные, необходимые для отладки программы.</w:t>
-      </w:r>
-    </w:p>
-    <w:p>
-      <w:pPr>
-        <w:ind w:firstLine="0"/>
-        <w:rPr>
-          <w:lang w:val="ru-RU" w:eastAsia="ru-RU"/>
-        </w:rPr>
-      </w:pPr>
-      <w:r>
-        <w:rPr>
-          <w:lang w:val="ru-RU" w:eastAsia="ru-RU"/>
-        </w:rPr>
-        <w:tab/>
-      </w:r>
-      <w:r>
-        <w:rPr>
-          <w:lang w:val="ru-RU" w:eastAsia="ru-RU"/>
-        </w:rPr>
-        <w:t xml:space="preserve">Оптимизации компилятора </w:t>
-      </w:r>
-      <w:proofErr w:type="spellStart"/>
-      <w:r>
-        <w:rPr>
-          <w:lang w:eastAsia="ru-RU"/>
-        </w:rPr>
-        <w:t>gcc</w:t>
-      </w:r>
-      <w:proofErr w:type="spellEnd"/>
-      <w:r>
-        <w:rPr>
-          <w:lang w:val="ru-RU" w:eastAsia="ru-RU"/>
-        </w:rPr>
-        <w:t xml:space="preserve"> </w:t>
-      </w:r>
-      <w:r>
-        <w:rPr>
-          <w:lang w:val="ru-RU" w:eastAsia="ru-RU"/>
-        </w:rPr>
-        <w:t>в режиме –</w:t>
-      </w:r>
-      <w:r>
-        <w:rPr>
-          <w:lang w:eastAsia="ru-RU"/>
-        </w:rPr>
-        <w:t>O</w:t>
-      </w:r>
-      <w:r>
-        <w:rPr>
-          <w:lang w:val="ru-RU" w:eastAsia="ru-RU"/>
-        </w:rPr>
-        <w:t xml:space="preserve">2 </w:t>
-      </w:r>
-      <w:r>
-        <w:rPr>
-          <w:lang w:val="ru-RU" w:eastAsia="ru-RU"/>
-        </w:rPr>
-        <w:t>весьма продвинуты, так как все те оптимизации, которые подразумевались при проверке, были им исполнены, а в большинстве случаев компилятор делал гораздо больше. Даже в режиме –</w:t>
-      </w:r>
-      <w:r>
-        <w:rPr>
-          <w:lang w:eastAsia="ru-RU"/>
-        </w:rPr>
-        <w:t>O</w:t>
-      </w:r>
-      <w:r>
-        <w:rPr>
-          <w:lang w:val="ru-RU" w:eastAsia="ru-RU"/>
-        </w:rPr>
-        <w:t>0 компилятор выполнял некоторые подразумевающиеся оптимизации. Для выбранной тестовой программы на Си самой эффективной оптимизацией по времени исполнения кода является –</w:t>
-      </w:r>
-      <w:proofErr w:type="spellStart"/>
-      <w:r>
-        <w:rPr>
-          <w:lang w:eastAsia="ru-RU"/>
-        </w:rPr>
-        <w:t>Ofast</w:t>
-      </w:r>
-      <w:proofErr w:type="spellEnd"/>
-      <w:r>
-        <w:rPr>
-          <w:lang w:val="ru-RU" w:eastAsia="ru-RU"/>
-        </w:rPr>
-        <w:t xml:space="preserve"> –</w:t>
-      </w:r>
-      <w:proofErr w:type="spellStart"/>
-      <w:r>
-        <w:rPr>
-          <w:lang w:eastAsia="ru-RU"/>
-        </w:rPr>
-        <w:t>funroll</w:t>
-      </w:r>
-      <w:proofErr w:type="spellEnd"/>
-      <w:r>
-        <w:rPr>
-          <w:lang w:val="ru-RU" w:eastAsia="ru-RU"/>
-        </w:rPr>
-        <w:t>-</w:t>
-      </w:r>
-      <w:r>
-        <w:rPr>
-          <w:lang w:eastAsia="ru-RU"/>
-        </w:rPr>
-        <w:t>all</w:t>
-      </w:r>
-      <w:r>
-        <w:rPr>
-          <w:lang w:val="ru-RU" w:eastAsia="ru-RU"/>
-        </w:rPr>
-        <w:t>-</w:t>
-      </w:r>
-      <w:r>
-        <w:rPr>
-          <w:lang w:eastAsia="ru-RU"/>
-        </w:rPr>
-        <w:t>loops</w:t>
-      </w:r>
-      <w:r>
-        <w:rPr>
-          <w:lang w:val="ru-RU" w:eastAsia="ru-RU"/>
-        </w:rPr>
-        <w:t xml:space="preserve">, </w:t>
-      </w:r>
-      <w:r>
-        <w:rPr>
-          <w:lang w:val="ru-RU" w:eastAsia="ru-RU"/>
-        </w:rPr>
-        <w:t>самой эффективной по размеру ассемблерного файла и исполняемого файла</w:t>
-      </w:r>
-      <w:r>
-        <w:rPr>
-          <w:lang w:val="ru-RU" w:eastAsia="ru-RU"/>
-        </w:rPr>
-        <w:t>: -</w:t>
-      </w:r>
-      <w:proofErr w:type="spellStart"/>
-      <w:r>
-        <w:rPr>
-          <w:lang w:eastAsia="ru-RU"/>
-        </w:rPr>
-        <w:t>Os</w:t>
-      </w:r>
-      <w:proofErr w:type="spellEnd"/>
-      <w:r>
-        <w:rPr>
-          <w:lang w:val="ru-RU" w:eastAsia="ru-RU"/>
-        </w:rPr>
-        <w:t xml:space="preserve"> + </w:t>
-      </w:r>
-      <w:r>
-        <w:rPr>
-          <w:lang w:eastAsia="ru-RU"/>
-        </w:rPr>
-        <w:t>inline</w:t>
-      </w:r>
-      <w:r>
-        <w:rPr>
-          <w:lang w:val="ru-RU" w:eastAsia="ru-RU"/>
-        </w:rPr>
-        <w:t>-</w:t>
-      </w:r>
-      <w:r>
-        <w:rPr>
-          <w:lang w:val="ru-RU" w:eastAsia="ru-RU"/>
-        </w:rPr>
-        <w:t>оптимизация</w:t>
-      </w:r>
-      <w:r>
-        <w:rPr>
-          <w:lang w:val="ru-RU" w:eastAsia="ru-RU"/>
-        </w:rPr>
-        <w:t xml:space="preserve"> + </w:t>
-      </w:r>
-      <w:r>
-        <w:rPr>
-          <w:lang w:val="ru-RU" w:eastAsia="ru-RU"/>
-        </w:rPr>
-        <w:t>-</w:t>
-      </w:r>
-      <w:r>
-        <w:rPr>
-          <w:lang w:eastAsia="ru-RU"/>
-        </w:rPr>
-        <w:t>s</w:t>
+        <w:t>удаляющую большую часть исполняемого файла вместе с потерей возможности его отладки</w:t>
       </w:r>
       <w:r>
         <w:rPr>
           <w:lang w:val="ru-RU" w:eastAsia="ru-RU"/>
         </w:rPr>
         <w:t>.</w:t>
+      </w:r>
+      <w:r>
+        <w:rPr>
+          <w:lang w:val="ru-RU" w:eastAsia="ru-RU"/>
+        </w:rPr>
+        <w:t xml:space="preserve"> </w:t>
       </w:r>
     </w:p>
     <w:p>
@@ -21404,7 +22523,13 @@
         <w:rPr>
           <w:lang w:val="ru-RU" w:eastAsia="ru-RU"/>
         </w:rPr>
-        <w:t xml:space="preserve">блоков кода теоретически может возникнуть ошибка компиляции. В целом, я доволен результатом режимов оптимизации компилятора </w:t>
+        <w:t xml:space="preserve">блоков кода теоретически может возникнуть ошибка компиляции. В целом, я доволен </w:t>
+      </w:r>
+      <w:r>
+        <w:rPr>
+          <w:lang w:val="ru-RU" w:eastAsia="ru-RU"/>
+        </w:rPr>
+        <w:t xml:space="preserve">компилятором </w:t>
       </w:r>
       <w:proofErr w:type="spellStart"/>
       <w:r>
@@ -21416,9 +22541,15 @@
       <w:proofErr w:type="spellEnd"/>
       <w:r>
         <w:rPr>
-          <w:lang w:eastAsia="ru-RU"/>
+          <w:lang w:val="ru-RU" w:eastAsia="ru-RU"/>
         </w:rPr>
-        <w:t>.</w:t>
+        <w:t xml:space="preserve"> </w:t>
+      </w:r>
+      <w:r>
+        <w:rPr>
+          <w:lang w:val="ru-RU" w:eastAsia="ru-RU"/>
+        </w:rPr>
+        <w:t>и его режимами оптимизации.</w:t>
       </w:r>
     </w:p>
     <w:p>
